--- a/docs/Fairness Document.docx
+++ b/docs/Fairness Document.docx
@@ -13,7 +13,6 @@
           <w:kern w:val="0"/>
           <w:sz w:val="36"/>
           <w:szCs w:val="36"/>
-          <w:lang/>
           <w14:ligatures w14:val="none"/>
         </w:rPr>
       </w:pPr>
@@ -25,7 +24,6 @@
           <w:kern w:val="0"/>
           <w:sz w:val="36"/>
           <w:szCs w:val="36"/>
-          <w:lang/>
           <w14:ligatures w14:val="none"/>
         </w:rPr>
         <w:t xml:space="preserve">AmanDeep Fairness </w:t>
@@ -42,7 +40,6 @@
           <w:kern w:val="0"/>
           <w:sz w:val="36"/>
           <w:szCs w:val="36"/>
-          <w:lang/>
           <w14:ligatures w14:val="none"/>
         </w:rPr>
       </w:pPr>
@@ -54,7 +51,6 @@
           <w:kern w:val="0"/>
           <w:sz w:val="36"/>
           <w:szCs w:val="36"/>
-          <w:lang/>
           <w14:ligatures w14:val="none"/>
         </w:rPr>
         <w:t xml:space="preserve">What </w:t>
@@ -67,7 +63,6 @@
           <w:kern w:val="0"/>
           <w:sz w:val="36"/>
           <w:szCs w:val="36"/>
-          <w:lang/>
           <w14:ligatures w14:val="none"/>
         </w:rPr>
         <w:t>I’ve</w:t>
@@ -80,7 +75,6 @@
           <w:kern w:val="0"/>
           <w:sz w:val="36"/>
           <w:szCs w:val="36"/>
-          <w:lang/>
           <w14:ligatures w14:val="none"/>
         </w:rPr>
         <w:t xml:space="preserve"> discovered</w:t>
@@ -94,17 +88,15 @@
           <w:kern w:val="0"/>
           <w:sz w:val="24"/>
           <w:szCs w:val="24"/>
-          <w:lang/>
-          <w14:ligatures w14:val="none"/>
-        </w:rPr>
-      </w:pPr>
-      <w:r>
-        <w:rPr>
-          <w:rFonts w:ascii="Times New Roman" w:eastAsia="Times New Roman" w:hAnsi="Times New Roman" w:cs="Times New Roman"/>
-          <w:kern w:val="0"/>
-          <w:sz w:val="24"/>
-          <w:szCs w:val="24"/>
-          <w:lang/>
+          <w14:ligatures w14:val="none"/>
+        </w:rPr>
+      </w:pPr>
+      <w:r>
+        <w:rPr>
+          <w:rFonts w:ascii="Times New Roman" w:eastAsia="Times New Roman" w:hAnsi="Times New Roman" w:cs="Times New Roman"/>
+          <w:kern w:val="0"/>
+          <w:sz w:val="24"/>
+          <w:szCs w:val="24"/>
           <w14:ligatures w14:val="none"/>
         </w:rPr>
         <w:t xml:space="preserve">The </w:t>
@@ -115,7 +107,6 @@
           <w:kern w:val="0"/>
           <w:sz w:val="20"/>
           <w:szCs w:val="20"/>
-          <w:lang/>
           <w14:ligatures w14:val="none"/>
         </w:rPr>
         <w:t>api.poms.omroep.nl</w:t>
@@ -126,7 +117,6 @@
           <w:kern w:val="0"/>
           <w:sz w:val="24"/>
           <w:szCs w:val="24"/>
-          <w:lang/>
           <w14:ligatures w14:val="none"/>
         </w:rPr>
         <w:t xml:space="preserve"> endpoint requires authentication </w:t>
@@ -137,7 +127,6 @@
           <w:kern w:val="0"/>
           <w:sz w:val="24"/>
           <w:szCs w:val="24"/>
-          <w:lang/>
           <w14:ligatures w14:val="none"/>
         </w:rPr>
         <w:t>and</w:t>
@@ -148,7 +137,6 @@
           <w:kern w:val="0"/>
           <w:sz w:val="24"/>
           <w:szCs w:val="24"/>
-          <w:lang/>
           <w14:ligatures w14:val="none"/>
         </w:rPr>
         <w:t xml:space="preserve"> it's </w:t>
@@ -161,7 +149,6 @@
           <w:kern w:val="0"/>
           <w:sz w:val="24"/>
           <w:szCs w:val="24"/>
-          <w:lang/>
           <w14:ligatures w14:val="none"/>
         </w:rPr>
         <w:t>not public</w:t>
@@ -172,7 +159,6 @@
           <w:kern w:val="0"/>
           <w:sz w:val="24"/>
           <w:szCs w:val="24"/>
-          <w:lang/>
           <w14:ligatures w14:val="none"/>
         </w:rPr>
         <w:t xml:space="preserve"> despite what </w:t>
@@ -183,7 +169,6 @@
           <w:kern w:val="0"/>
           <w:sz w:val="24"/>
           <w:szCs w:val="24"/>
-          <w:lang/>
           <w14:ligatures w14:val="none"/>
         </w:rPr>
         <w:t xml:space="preserve">my </w:t>
@@ -194,7 +179,6 @@
           <w:kern w:val="0"/>
           <w:sz w:val="24"/>
           <w:szCs w:val="24"/>
-          <w:lang/>
           <w14:ligatures w14:val="none"/>
         </w:rPr>
         <w:t>proposal stated (the</w:t>
@@ -205,7 +189,6 @@
           <w:kern w:val="0"/>
           <w:sz w:val="24"/>
           <w:szCs w:val="24"/>
-          <w:lang/>
           <w14:ligatures w14:val="none"/>
         </w:rPr>
         <w:t>ir</w:t>
@@ -216,7 +199,6 @@
           <w:kern w:val="0"/>
           <w:sz w:val="24"/>
           <w:szCs w:val="24"/>
-          <w:lang/>
           <w14:ligatures w14:val="none"/>
         </w:rPr>
         <w:t xml:space="preserve"> documentation is</w:t>
@@ -227,7 +209,6 @@
           <w:kern w:val="0"/>
           <w:sz w:val="24"/>
           <w:szCs w:val="24"/>
-          <w:lang/>
           <w14:ligatures w14:val="none"/>
         </w:rPr>
         <w:t xml:space="preserve"> quite</w:t>
@@ -238,7 +219,6 @@
           <w:kern w:val="0"/>
           <w:sz w:val="24"/>
           <w:szCs w:val="24"/>
-          <w:lang/>
           <w14:ligatures w14:val="none"/>
         </w:rPr>
         <w:t xml:space="preserve"> misleading;</w:t>
@@ -249,7 +229,6 @@
           <w:kern w:val="0"/>
           <w:sz w:val="24"/>
           <w:szCs w:val="24"/>
-          <w:lang/>
           <w14:ligatures w14:val="none"/>
         </w:rPr>
         <w:t xml:space="preserve"> and</w:t>
@@ -260,7 +239,6 @@
           <w:kern w:val="0"/>
           <w:sz w:val="24"/>
           <w:szCs w:val="24"/>
-          <w:lang/>
           <w14:ligatures w14:val="none"/>
         </w:rPr>
         <w:t xml:space="preserve"> it's only open to registered NPO partners).</w:t>
@@ -271,7 +249,6 @@
           <w:kern w:val="0"/>
           <w:sz w:val="24"/>
           <w:szCs w:val="24"/>
-          <w:lang/>
           <w14:ligatures w14:val="none"/>
         </w:rPr>
         <w:t xml:space="preserve"> </w:t>
@@ -285,19 +262,17 @@
           <w:kern w:val="0"/>
           <w:sz w:val="24"/>
           <w:szCs w:val="24"/>
-          <w:lang/>
-          <w14:ligatures w14:val="none"/>
-        </w:rPr>
-      </w:pPr>
-      <w:r>
-        <w:rPr>
-          <w:rFonts w:ascii="Times New Roman" w:eastAsia="Times New Roman" w:hAnsi="Times New Roman" w:cs="Times New Roman"/>
-          <w:b/>
-          <w:bCs/>
-          <w:kern w:val="0"/>
-          <w:sz w:val="24"/>
-          <w:szCs w:val="24"/>
-          <w:lang/>
+          <w14:ligatures w14:val="none"/>
+        </w:rPr>
+      </w:pPr>
+      <w:r>
+        <w:rPr>
+          <w:rFonts w:ascii="Times New Roman" w:eastAsia="Times New Roman" w:hAnsi="Times New Roman" w:cs="Times New Roman"/>
+          <w:b/>
+          <w:bCs/>
+          <w:kern w:val="0"/>
+          <w:sz w:val="24"/>
+          <w:szCs w:val="24"/>
           <w14:ligatures w14:val="none"/>
         </w:rPr>
         <w:t>However</w:t>
@@ -308,7 +283,6 @@
           <w:kern w:val="0"/>
           <w:sz w:val="24"/>
           <w:szCs w:val="24"/>
-          <w:lang/>
           <w14:ligatures w14:val="none"/>
         </w:rPr>
         <w:t xml:space="preserve">, the NPO Start website itself calls several public JSON APIs </w:t>
@@ -319,7 +293,6 @@
           <w:kern w:val="0"/>
           <w:sz w:val="24"/>
           <w:szCs w:val="24"/>
-          <w:lang/>
           <w14:ligatures w14:val="none"/>
         </w:rPr>
         <w:t>with</w:t>
@@ -330,7 +303,6 @@
           <w:kern w:val="0"/>
           <w:sz w:val="24"/>
           <w:szCs w:val="24"/>
-          <w:lang/>
           <w14:ligatures w14:val="none"/>
         </w:rPr>
         <w:t xml:space="preserve"> no auth required:</w:t>
@@ -363,11 +335,10 @@
           <w:kern w:val="0"/>
           <w:sz w:val="20"/>
           <w:szCs w:val="20"/>
-          <w:lang/>
-          <w14:ligatures w14:val="none"/>
-        </w:rPr>
-      </w:pPr>
-      <w:hyperlink r:id="rId4" w:history="1">
+          <w14:ligatures w14:val="none"/>
+        </w:rPr>
+      </w:pPr>
+      <w:hyperlink r:id="rId5" w:history="1">
         <w:r>
           <w:rPr>
             <w:rStyle w:val="Hyperlink"/>
@@ -375,7 +346,6 @@
             <w:kern w:val="0"/>
             <w:sz w:val="20"/>
             <w:szCs w:val="20"/>
-            <w:lang/>
             <w14:ligatures w14:val="none"/>
           </w:rPr>
           <w:t>https://npo.nl/start/api/domain/recommendation-collection?collectionId=series-anonymous-v0&amp;</w:t>
@@ -388,7 +358,6 @@
           <w:kern w:val="0"/>
           <w:sz w:val="20"/>
           <w:szCs w:val="20"/>
-          <w:lang/>
           <w14:ligatures w14:val="none"/>
         </w:rPr>
         <w:t>...</w:t>
@@ -400,7 +369,6 @@
           <w:kern w:val="0"/>
           <w:sz w:val="20"/>
           <w:szCs w:val="20"/>
-          <w:lang/>
           <w14:ligatures w14:val="none"/>
         </w:rPr>
         <w:t xml:space="preserve"> </w:t>
@@ -433,11 +401,10 @@
           <w:kern w:val="0"/>
           <w:sz w:val="20"/>
           <w:szCs w:val="20"/>
-          <w:lang/>
-          <w14:ligatures w14:val="none"/>
-        </w:rPr>
-      </w:pPr>
-      <w:hyperlink r:id="rId5" w:history="1">
+          <w14:ligatures w14:val="none"/>
+        </w:rPr>
+      </w:pPr>
+      <w:hyperlink r:id="rId6" w:history="1">
         <w:r>
           <w:rPr>
             <w:rStyle w:val="Hyperlink"/>
@@ -445,7 +412,6 @@
             <w:kern w:val="0"/>
             <w:sz w:val="20"/>
             <w:szCs w:val="20"/>
-            <w:lang/>
             <w14:ligatures w14:val="none"/>
           </w:rPr>
           <w:t>https://npo.nl/start/api/domain/spotlight?subscriptionType=anonymous</w:t>
@@ -458,7 +424,6 @@
           <w:kern w:val="0"/>
           <w:sz w:val="20"/>
           <w:szCs w:val="20"/>
-          <w:lang/>
           <w14:ligatures w14:val="none"/>
         </w:rPr>
         <w:t xml:space="preserve"> </w:t>
@@ -491,11 +456,10 @@
           <w:kern w:val="0"/>
           <w:sz w:val="20"/>
           <w:szCs w:val="20"/>
-          <w:lang/>
-          <w14:ligatures w14:val="none"/>
-        </w:rPr>
-      </w:pPr>
-      <w:hyperlink r:id="rId6" w:history="1">
+          <w14:ligatures w14:val="none"/>
+        </w:rPr>
+      </w:pPr>
+      <w:hyperlink r:id="rId7" w:history="1">
         <w:r>
           <w:rPr>
             <w:rStyle w:val="Hyperlink"/>
@@ -503,7 +467,6 @@
             <w:kern w:val="0"/>
             <w:sz w:val="20"/>
             <w:szCs w:val="20"/>
-            <w:lang/>
             <w14:ligatures w14:val="none"/>
           </w:rPr>
           <w:t>https://npo.nl/start/api/domain/recommendation-layout?layoutId=home&amp;</w:t>
@@ -516,7 +479,6 @@
           <w:kern w:val="0"/>
           <w:sz w:val="20"/>
           <w:szCs w:val="20"/>
-          <w:lang/>
           <w14:ligatures w14:val="none"/>
         </w:rPr>
         <w:t>...</w:t>
@@ -528,7 +490,6 @@
           <w:kern w:val="0"/>
           <w:sz w:val="20"/>
           <w:szCs w:val="20"/>
-          <w:lang/>
           <w14:ligatures w14:val="none"/>
         </w:rPr>
         <w:t xml:space="preserve"> </w:t>
@@ -542,41 +503,35 @@
           <w:kern w:val="0"/>
           <w:sz w:val="24"/>
           <w:szCs w:val="24"/>
-          <w:lang/>
-          <w14:ligatures w14:val="none"/>
-        </w:rPr>
-      </w:pPr>
-      <w:r>
-        <w:rPr>
-          <w:rFonts w:ascii="Times New Roman" w:eastAsia="Times New Roman" w:hAnsi="Times New Roman" w:cs="Times New Roman"/>
-          <w:kern w:val="0"/>
-          <w:sz w:val="24"/>
-          <w:szCs w:val="24"/>
-          <w:lang/>
+          <w14:ligatures w14:val="none"/>
+        </w:rPr>
+      </w:pPr>
+      <w:r>
+        <w:rPr>
+          <w:rFonts w:ascii="Times New Roman" w:eastAsia="Times New Roman" w:hAnsi="Times New Roman" w:cs="Times New Roman"/>
+          <w:kern w:val="0"/>
+          <w:sz w:val="24"/>
+          <w:szCs w:val="24"/>
           <w14:ligatures w14:val="none"/>
         </w:rPr>
         <w:t>Th</w:t>
       </w:r>
-      <w:proofErr w:type="spellStart"/>
-      <w:r>
-        <w:rPr>
-          <w:rFonts w:ascii="Times New Roman" w:eastAsia="Times New Roman" w:hAnsi="Times New Roman" w:cs="Times New Roman"/>
-          <w:kern w:val="0"/>
-          <w:sz w:val="24"/>
-          <w:szCs w:val="24"/>
-          <w:lang/>
+      <w:r>
+        <w:rPr>
+          <w:rFonts w:ascii="Times New Roman" w:eastAsia="Times New Roman" w:hAnsi="Times New Roman" w:cs="Times New Roman"/>
+          <w:kern w:val="0"/>
+          <w:sz w:val="24"/>
+          <w:szCs w:val="24"/>
           <w14:ligatures w14:val="none"/>
         </w:rPr>
         <w:t>ose</w:t>
       </w:r>
-      <w:proofErr w:type="spellEnd"/>
-      <w:r>
-        <w:rPr>
-          <w:rFonts w:ascii="Times New Roman" w:eastAsia="Times New Roman" w:hAnsi="Times New Roman" w:cs="Times New Roman"/>
-          <w:kern w:val="0"/>
-          <w:sz w:val="24"/>
-          <w:szCs w:val="24"/>
-          <w:lang/>
+      <w:r>
+        <w:rPr>
+          <w:rFonts w:ascii="Times New Roman" w:eastAsia="Times New Roman" w:hAnsi="Times New Roman" w:cs="Times New Roman"/>
+          <w:kern w:val="0"/>
+          <w:sz w:val="24"/>
+          <w:szCs w:val="24"/>
           <w14:ligatures w14:val="none"/>
         </w:rPr>
         <w:t xml:space="preserve"> return real recommendation data including broadcaster information. The </w:t>
@@ -587,7 +542,6 @@
           <w:kern w:val="0"/>
           <w:sz w:val="20"/>
           <w:szCs w:val="20"/>
-          <w:lang/>
           <w14:ligatures w14:val="none"/>
         </w:rPr>
         <w:t>recommendation-collection</w:t>
@@ -598,7 +552,6 @@
           <w:kern w:val="0"/>
           <w:sz w:val="24"/>
           <w:szCs w:val="24"/>
-          <w:lang/>
           <w14:ligatures w14:val="none"/>
         </w:rPr>
         <w:t xml:space="preserve"> endpoints are exactly what </w:t>
@@ -609,7 +562,6 @@
           <w:kern w:val="0"/>
           <w:sz w:val="24"/>
           <w:szCs w:val="24"/>
-          <w:lang/>
           <w14:ligatures w14:val="none"/>
         </w:rPr>
         <w:t>I</w:t>
@@ -620,7 +572,6 @@
           <w:kern w:val="0"/>
           <w:sz w:val="24"/>
           <w:szCs w:val="24"/>
-          <w:lang/>
           <w14:ligatures w14:val="none"/>
         </w:rPr>
         <w:t xml:space="preserve"> need for </w:t>
@@ -631,7 +582,6 @@
           <w:kern w:val="0"/>
           <w:sz w:val="24"/>
           <w:szCs w:val="24"/>
-          <w:lang/>
           <w14:ligatures w14:val="none"/>
         </w:rPr>
         <w:t>my</w:t>
@@ -642,7 +592,6 @@
           <w:kern w:val="0"/>
           <w:sz w:val="24"/>
           <w:szCs w:val="24"/>
-          <w:lang/>
           <w14:ligatures w14:val="none"/>
         </w:rPr>
         <w:t xml:space="preserve"> </w:t>
@@ -655,7 +604,6 @@
           <w:kern w:val="0"/>
           <w:sz w:val="24"/>
           <w:szCs w:val="24"/>
-          <w:lang/>
           <w14:ligatures w14:val="none"/>
         </w:rPr>
         <w:t>observation sampling</w:t>
@@ -666,7 +614,6 @@
           <w:kern w:val="0"/>
           <w:sz w:val="24"/>
           <w:szCs w:val="24"/>
-          <w:lang/>
           <w14:ligatures w14:val="none"/>
         </w:rPr>
         <w:t>,</w:t>
@@ -677,7 +624,6 @@
           <w:kern w:val="0"/>
           <w:sz w:val="24"/>
           <w:szCs w:val="24"/>
-          <w:lang/>
           <w14:ligatures w14:val="none"/>
         </w:rPr>
         <w:t xml:space="preserve"> they show what NPO Start actually recommends anonymously.</w:t>
@@ -691,7 +637,6 @@
           <w:kern w:val="0"/>
           <w:sz w:val="24"/>
           <w:szCs w:val="24"/>
-          <w:lang/>
           <w14:ligatures w14:val="none"/>
         </w:rPr>
       </w:pPr>
@@ -707,7 +652,6 @@
           <w:kern w:val="0"/>
           <w:sz w:val="36"/>
           <w:szCs w:val="36"/>
-          <w:lang/>
           <w14:ligatures w14:val="none"/>
         </w:rPr>
       </w:pPr>
@@ -719,7 +663,6 @@
           <w:kern w:val="0"/>
           <w:sz w:val="36"/>
           <w:szCs w:val="36"/>
-          <w:lang/>
           <w14:ligatures w14:val="none"/>
         </w:rPr>
         <w:t>My</w:t>
@@ -732,7 +675,6 @@
           <w:kern w:val="0"/>
           <w:sz w:val="36"/>
           <w:szCs w:val="36"/>
-          <w:lang/>
           <w14:ligatures w14:val="none"/>
         </w:rPr>
         <w:t xml:space="preserve"> new</w:t>
@@ -745,7 +687,6 @@
           <w:kern w:val="0"/>
           <w:sz w:val="36"/>
           <w:szCs w:val="36"/>
-          <w:lang/>
           <w14:ligatures w14:val="none"/>
         </w:rPr>
         <w:t xml:space="preserve"> recommendation </w:t>
@@ -758,7 +699,6 @@
           <w:kern w:val="0"/>
           <w:sz w:val="36"/>
           <w:szCs w:val="36"/>
-          <w:lang/>
           <w14:ligatures w14:val="none"/>
         </w:rPr>
         <w:t xml:space="preserve">now will be </w:t>
@@ -772,19 +712,17 @@
           <w:kern w:val="0"/>
           <w:sz w:val="24"/>
           <w:szCs w:val="24"/>
-          <w:lang/>
-          <w14:ligatures w14:val="none"/>
-        </w:rPr>
-      </w:pPr>
-      <w:r>
-        <w:rPr>
-          <w:rFonts w:ascii="Times New Roman" w:eastAsia="Times New Roman" w:hAnsi="Times New Roman" w:cs="Times New Roman"/>
-          <w:b/>
-          <w:bCs/>
-          <w:kern w:val="0"/>
-          <w:sz w:val="24"/>
-          <w:szCs w:val="24"/>
-          <w:lang/>
+          <w14:ligatures w14:val="none"/>
+        </w:rPr>
+      </w:pPr>
+      <w:r>
+        <w:rPr>
+          <w:rFonts w:ascii="Times New Roman" w:eastAsia="Times New Roman" w:hAnsi="Times New Roman" w:cs="Times New Roman"/>
+          <w:b/>
+          <w:bCs/>
+          <w:kern w:val="0"/>
+          <w:sz w:val="24"/>
+          <w:szCs w:val="24"/>
           <w14:ligatures w14:val="none"/>
         </w:rPr>
         <w:t>I will NOT</w:t>
@@ -797,7 +735,6 @@
           <w:kern w:val="0"/>
           <w:sz w:val="24"/>
           <w:szCs w:val="24"/>
-          <w:lang/>
           <w14:ligatures w14:val="none"/>
         </w:rPr>
         <w:t xml:space="preserve"> use POMS API for the catalogue.</w:t>
@@ -808,7 +745,6 @@
           <w:kern w:val="0"/>
           <w:sz w:val="24"/>
           <w:szCs w:val="24"/>
-          <w:lang/>
           <w14:ligatures w14:val="none"/>
         </w:rPr>
         <w:t xml:space="preserve"> It requires auth </w:t>
@@ -819,7 +755,6 @@
           <w:kern w:val="0"/>
           <w:sz w:val="24"/>
           <w:szCs w:val="24"/>
-          <w:lang/>
           <w14:ligatures w14:val="none"/>
         </w:rPr>
         <w:t>which I</w:t>
@@ -830,7 +765,6 @@
           <w:kern w:val="0"/>
           <w:sz w:val="24"/>
           <w:szCs w:val="24"/>
-          <w:lang/>
           <w14:ligatures w14:val="none"/>
         </w:rPr>
         <w:t xml:space="preserve"> don't have.</w:t>
@@ -844,19 +778,17 @@
           <w:kern w:val="0"/>
           <w:sz w:val="24"/>
           <w:szCs w:val="24"/>
-          <w:lang/>
-          <w14:ligatures w14:val="none"/>
-        </w:rPr>
-      </w:pPr>
-      <w:r>
-        <w:rPr>
-          <w:rFonts w:ascii="Times New Roman" w:eastAsia="Times New Roman" w:hAnsi="Times New Roman" w:cs="Times New Roman"/>
-          <w:b/>
-          <w:bCs/>
-          <w:kern w:val="0"/>
-          <w:sz w:val="24"/>
-          <w:szCs w:val="24"/>
-          <w:lang/>
+          <w14:ligatures w14:val="none"/>
+        </w:rPr>
+      </w:pPr>
+      <w:r>
+        <w:rPr>
+          <w:rFonts w:ascii="Times New Roman" w:eastAsia="Times New Roman" w:hAnsi="Times New Roman" w:cs="Times New Roman"/>
+          <w:b/>
+          <w:bCs/>
+          <w:kern w:val="0"/>
+          <w:sz w:val="24"/>
+          <w:szCs w:val="24"/>
           <w14:ligatures w14:val="none"/>
         </w:rPr>
         <w:t>I will Use</w:t>
@@ -869,7 +801,6 @@
           <w:kern w:val="0"/>
           <w:sz w:val="24"/>
           <w:szCs w:val="24"/>
-          <w:lang/>
           <w14:ligatures w14:val="none"/>
         </w:rPr>
         <w:t xml:space="preserve"> the NPO Start recommendation API</w:t>
@@ -880,7 +811,6 @@
           <w:kern w:val="0"/>
           <w:sz w:val="24"/>
           <w:szCs w:val="24"/>
-          <w:lang/>
           <w14:ligatures w14:val="none"/>
         </w:rPr>
         <w:t xml:space="preserve"> (</w:t>
@@ -891,7 +821,6 @@
           <w:kern w:val="0"/>
           <w:sz w:val="20"/>
           <w:szCs w:val="20"/>
-          <w:lang/>
           <w14:ligatures w14:val="none"/>
         </w:rPr>
         <w:t>npo.nl/start/api/domain/recommendation-collection</w:t>
@@ -902,7 +831,6 @@
           <w:kern w:val="0"/>
           <w:sz w:val="24"/>
           <w:szCs w:val="24"/>
-          <w:lang/>
           <w14:ligatures w14:val="none"/>
         </w:rPr>
         <w:t>) for the observation baseline</w:t>
@@ -913,7 +841,6 @@
           <w:kern w:val="0"/>
           <w:sz w:val="24"/>
           <w:szCs w:val="24"/>
-          <w:lang/>
           <w14:ligatures w14:val="none"/>
         </w:rPr>
         <w:t xml:space="preserve">. </w:t>
@@ -924,7 +851,6 @@
           <w:kern w:val="0"/>
           <w:sz w:val="24"/>
           <w:szCs w:val="24"/>
-          <w:lang/>
           <w14:ligatures w14:val="none"/>
         </w:rPr>
         <w:t xml:space="preserve">this is actually </w:t>
@@ -937,7 +863,6 @@
           <w:kern w:val="0"/>
           <w:sz w:val="24"/>
           <w:szCs w:val="24"/>
-          <w:lang/>
           <w14:ligatures w14:val="none"/>
         </w:rPr>
         <w:t>better</w:t>
@@ -948,7 +873,6 @@
           <w:kern w:val="0"/>
           <w:sz w:val="24"/>
           <w:szCs w:val="24"/>
-          <w:lang/>
           <w14:ligatures w14:val="none"/>
         </w:rPr>
         <w:t xml:space="preserve"> than what </w:t>
@@ -959,7 +883,6 @@
           <w:kern w:val="0"/>
           <w:sz w:val="24"/>
           <w:szCs w:val="24"/>
-          <w:lang/>
           <w14:ligatures w14:val="none"/>
         </w:rPr>
         <w:t>my</w:t>
@@ -970,7 +893,6 @@
           <w:kern w:val="0"/>
           <w:sz w:val="24"/>
           <w:szCs w:val="24"/>
-          <w:lang/>
           <w14:ligatures w14:val="none"/>
         </w:rPr>
         <w:t xml:space="preserve"> proposal, because it's the real recommendation output rather than a manual browser observation.</w:t>
@@ -984,19 +906,17 @@
           <w:kern w:val="0"/>
           <w:sz w:val="24"/>
           <w:szCs w:val="24"/>
-          <w:lang/>
-          <w14:ligatures w14:val="none"/>
-        </w:rPr>
-      </w:pPr>
-      <w:r>
-        <w:rPr>
-          <w:rFonts w:ascii="Times New Roman" w:eastAsia="Times New Roman" w:hAnsi="Times New Roman" w:cs="Times New Roman"/>
-          <w:b/>
-          <w:bCs/>
-          <w:kern w:val="0"/>
-          <w:sz w:val="24"/>
-          <w:szCs w:val="24"/>
-          <w:lang/>
+          <w14:ligatures w14:val="none"/>
+        </w:rPr>
+      </w:pPr>
+      <w:r>
+        <w:rPr>
+          <w:rFonts w:ascii="Times New Roman" w:eastAsia="Times New Roman" w:hAnsi="Times New Roman" w:cs="Times New Roman"/>
+          <w:b/>
+          <w:bCs/>
+          <w:kern w:val="0"/>
+          <w:sz w:val="24"/>
+          <w:szCs w:val="24"/>
           <w14:ligatures w14:val="none"/>
         </w:rPr>
         <w:t xml:space="preserve">I will </w:t>
@@ -1009,7 +929,6 @@
           <w:kern w:val="0"/>
           <w:sz w:val="24"/>
           <w:szCs w:val="24"/>
-          <w:lang/>
           <w14:ligatures w14:val="none"/>
         </w:rPr>
         <w:t>Use synthetic data for the catalogue</w:t>
@@ -1020,7 +939,6 @@
           <w:kern w:val="0"/>
           <w:sz w:val="24"/>
           <w:szCs w:val="24"/>
-          <w:lang/>
           <w14:ligatures w14:val="none"/>
         </w:rPr>
         <w:t>,</w:t>
@@ -1031,7 +949,6 @@
           <w:kern w:val="0"/>
           <w:sz w:val="24"/>
           <w:szCs w:val="24"/>
-          <w:lang/>
           <w14:ligatures w14:val="none"/>
         </w:rPr>
         <w:t xml:space="preserve"> this is</w:t>
@@ -1042,7 +959,6 @@
           <w:kern w:val="0"/>
           <w:sz w:val="24"/>
           <w:szCs w:val="24"/>
-          <w:lang/>
           <w14:ligatures w14:val="none"/>
         </w:rPr>
         <w:t xml:space="preserve"> also</w:t>
@@ -1053,7 +969,6 @@
           <w:kern w:val="0"/>
           <w:sz w:val="24"/>
           <w:szCs w:val="24"/>
-          <w:lang/>
           <w14:ligatures w14:val="none"/>
         </w:rPr>
         <w:t xml:space="preserve"> fully justified since the catalogue structure (broadcaster, genre, proportions) is well-documented publicly.</w:t>
@@ -1067,17 +982,15 @@
           <w:kern w:val="0"/>
           <w:sz w:val="24"/>
           <w:szCs w:val="24"/>
-          <w:lang/>
-          <w14:ligatures w14:val="none"/>
-        </w:rPr>
-      </w:pPr>
-      <w:r>
-        <w:rPr>
-          <w:rFonts w:ascii="Times New Roman" w:eastAsia="Times New Roman" w:hAnsi="Times New Roman" w:cs="Times New Roman"/>
-          <w:kern w:val="0"/>
-          <w:sz w:val="24"/>
-          <w:szCs w:val="24"/>
-          <w:lang/>
+          <w14:ligatures w14:val="none"/>
+        </w:rPr>
+      </w:pPr>
+      <w:r>
+        <w:rPr>
+          <w:rFonts w:ascii="Times New Roman" w:eastAsia="Times New Roman" w:hAnsi="Times New Roman" w:cs="Times New Roman"/>
+          <w:kern w:val="0"/>
+          <w:sz w:val="24"/>
+          <w:szCs w:val="24"/>
           <w14:ligatures w14:val="none"/>
         </w:rPr>
         <w:t xml:space="preserve">I will </w:t>
@@ -1088,7 +1001,6 @@
           <w:kern w:val="0"/>
           <w:sz w:val="24"/>
           <w:szCs w:val="24"/>
-          <w:lang/>
           <w14:ligatures w14:val="none"/>
         </w:rPr>
         <w:t xml:space="preserve">write a clean </w:t>
@@ -1099,7 +1011,6 @@
           <w:kern w:val="0"/>
           <w:sz w:val="20"/>
           <w:szCs w:val="20"/>
-          <w:lang/>
           <w14:ligatures w14:val="none"/>
         </w:rPr>
         <w:t>data_loader.py</w:t>
@@ -1110,7 +1021,6 @@
           <w:kern w:val="0"/>
           <w:sz w:val="24"/>
           <w:szCs w:val="24"/>
-          <w:lang/>
           <w14:ligatures w14:val="none"/>
         </w:rPr>
         <w:t xml:space="preserve"> that hits these real </w:t>
@@ -1121,7 +1031,6 @@
           <w:kern w:val="0"/>
           <w:sz w:val="20"/>
           <w:szCs w:val="20"/>
-          <w:lang/>
           <w14:ligatures w14:val="none"/>
         </w:rPr>
         <w:t>npo.nl/start/api</w:t>
@@ -1132,7 +1041,6 @@
           <w:kern w:val="0"/>
           <w:sz w:val="24"/>
           <w:szCs w:val="24"/>
-          <w:lang/>
           <w14:ligatures w14:val="none"/>
         </w:rPr>
         <w:t xml:space="preserve"> endpoints to collect actual observation data, while keeping synthetic data for the catalogue</w:t>
@@ -1143,7 +1051,6 @@
           <w:kern w:val="0"/>
           <w:sz w:val="24"/>
           <w:szCs w:val="24"/>
-          <w:lang/>
           <w14:ligatures w14:val="none"/>
         </w:rPr>
         <w:t>. Those endpoints will</w:t>
@@ -1154,7 +1061,6 @@
           <w:kern w:val="0"/>
           <w:sz w:val="24"/>
           <w:szCs w:val="24"/>
-          <w:lang/>
           <w14:ligatures w14:val="none"/>
         </w:rPr>
         <w:t xml:space="preserve"> give</w:t>
@@ -1165,7 +1071,6 @@
           <w:kern w:val="0"/>
           <w:sz w:val="24"/>
           <w:szCs w:val="24"/>
-          <w:lang/>
           <w14:ligatures w14:val="none"/>
         </w:rPr>
         <w:t xml:space="preserve"> me</w:t>
@@ -1176,7 +1081,6 @@
           <w:kern w:val="0"/>
           <w:sz w:val="24"/>
           <w:szCs w:val="24"/>
-          <w:lang/>
           <w14:ligatures w14:val="none"/>
         </w:rPr>
         <w:t xml:space="preserve"> real </w:t>
@@ -1187,7 +1091,6 @@
           <w:kern w:val="0"/>
           <w:sz w:val="20"/>
           <w:szCs w:val="20"/>
-          <w:lang/>
           <w14:ligatures w14:val="none"/>
         </w:rPr>
         <w:t>rec_share</w:t>
@@ -1198,7 +1101,6 @@
           <w:kern w:val="0"/>
           <w:sz w:val="24"/>
           <w:szCs w:val="24"/>
-          <w:lang/>
           <w14:ligatures w14:val="none"/>
         </w:rPr>
         <w:t xml:space="preserve"> numbers to plug into </w:t>
@@ -1209,7 +1111,6 @@
           <w:kern w:val="0"/>
           <w:sz w:val="24"/>
           <w:szCs w:val="24"/>
-          <w:lang/>
           <w14:ligatures w14:val="none"/>
         </w:rPr>
         <w:t>my</w:t>
@@ -1220,13 +1121,1643 @@
           <w:kern w:val="0"/>
           <w:sz w:val="24"/>
           <w:szCs w:val="24"/>
-          <w:lang/>
           <w14:ligatures w14:val="none"/>
         </w:rPr>
         <w:t xml:space="preserve"> EG baseline.</w:t>
       </w:r>
     </w:p>
-    <w:p/>
+    <w:p>
+      <w:r>
+        <w:br w:type="page"/>
+      </w:r>
+    </w:p>
+    <w:p>
+      <w:pPr>
+        <w:spacing w:before="100" w:beforeAutospacing="1" w:after="100" w:afterAutospacing="1" w:line="240" w:lineRule="auto"/>
+        <w:outlineLvl w:val="1"/>
+        <w:rPr>
+          <w:rFonts w:ascii="Times New Roman" w:eastAsia="Times New Roman" w:hAnsi="Times New Roman" w:cs="Times New Roman"/>
+          <w:b/>
+          <w:bCs/>
+          <w:kern w:val="0"/>
+          <w:sz w:val="36"/>
+          <w:szCs w:val="36"/>
+          <w:lang/>
+          <w14:ligatures w14:val="none"/>
+        </w:rPr>
+      </w:pPr>
+      <w:r>
+        <w:rPr>
+          <w:rFonts w:ascii="Times New Roman" w:eastAsia="Times New Roman" w:hAnsi="Times New Roman" w:cs="Times New Roman"/>
+          <w:b/>
+          <w:bCs/>
+          <w:kern w:val="0"/>
+          <w:sz w:val="36"/>
+          <w:szCs w:val="36"/>
+          <w:lang/>
+          <w14:ligatures w14:val="none"/>
+        </w:rPr>
+        <w:lastRenderedPageBreak/>
+        <w:t xml:space="preserve">What </w:t>
+      </w:r>
+      <w:r>
+        <w:rPr>
+          <w:rFonts w:ascii="Times New Roman" w:eastAsia="Times New Roman" w:hAnsi="Times New Roman" w:cs="Times New Roman"/>
+          <w:b/>
+          <w:bCs/>
+          <w:kern w:val="0"/>
+          <w:sz w:val="36"/>
+          <w:szCs w:val="36"/>
+          <w:lang/>
+          <w14:ligatures w14:val="none"/>
+        </w:rPr>
+        <w:t>I</w:t>
+      </w:r>
+      <w:r>
+        <w:rPr>
+          <w:rFonts w:ascii="Times New Roman" w:eastAsia="Times New Roman" w:hAnsi="Times New Roman" w:cs="Times New Roman"/>
+          <w:b/>
+          <w:bCs/>
+          <w:kern w:val="0"/>
+          <w:sz w:val="36"/>
+          <w:szCs w:val="36"/>
+          <w:lang/>
+          <w14:ligatures w14:val="none"/>
+        </w:rPr>
+        <w:t xml:space="preserve"> now know from the API exploration</w:t>
+      </w:r>
+    </w:p>
+    <w:p>
+      <w:pPr>
+        <w:spacing w:before="100" w:beforeAutospacing="1" w:after="100" w:afterAutospacing="1" w:line="240" w:lineRule="auto"/>
+        <w:rPr>
+          <w:rFonts w:ascii="Times New Roman" w:eastAsia="Times New Roman" w:hAnsi="Times New Roman" w:cs="Times New Roman"/>
+          <w:kern w:val="0"/>
+          <w:sz w:val="24"/>
+          <w:szCs w:val="24"/>
+          <w:lang/>
+          <w14:ligatures w14:val="none"/>
+        </w:rPr>
+      </w:pPr>
+      <w:r>
+        <w:rPr>
+          <w:rFonts w:ascii="Times New Roman" w:eastAsia="Times New Roman" w:hAnsi="Times New Roman" w:cs="Times New Roman"/>
+          <w:b/>
+          <w:bCs/>
+          <w:kern w:val="0"/>
+          <w:sz w:val="24"/>
+          <w:szCs w:val="24"/>
+          <w:lang/>
+          <w14:ligatures w14:val="none"/>
+        </w:rPr>
+        <w:t xml:space="preserve">Two working public endpoints on </w:t>
+      </w:r>
+      <w:r>
+        <w:rPr>
+          <w:rFonts w:ascii="Courier New" w:eastAsia="Times New Roman" w:hAnsi="Courier New" w:cs="Courier New"/>
+          <w:b/>
+          <w:bCs/>
+          <w:kern w:val="0"/>
+          <w:sz w:val="20"/>
+          <w:szCs w:val="20"/>
+          <w:lang/>
+          <w14:ligatures w14:val="none"/>
+        </w:rPr>
+        <w:t>npo.nl/start/api</w:t>
+      </w:r>
+      <w:r>
+        <w:rPr>
+          <w:rFonts w:ascii="Times New Roman" w:eastAsia="Times New Roman" w:hAnsi="Times New Roman" w:cs="Times New Roman"/>
+          <w:b/>
+          <w:bCs/>
+          <w:kern w:val="0"/>
+          <w:sz w:val="24"/>
+          <w:szCs w:val="24"/>
+          <w:lang/>
+          <w14:ligatures w14:val="none"/>
+        </w:rPr>
+        <w:t>:</w:t>
+      </w:r>
+    </w:p>
+    <w:p>
+      <w:pPr>
+        <w:spacing w:before="100" w:beforeAutospacing="1" w:after="100" w:afterAutospacing="1" w:line="240" w:lineRule="auto"/>
+        <w:rPr>
+          <w:rFonts w:ascii="Times New Roman" w:eastAsia="Times New Roman" w:hAnsi="Times New Roman" w:cs="Times New Roman"/>
+          <w:kern w:val="0"/>
+          <w:sz w:val="24"/>
+          <w:szCs w:val="24"/>
+          <w:lang/>
+          <w14:ligatures w14:val="none"/>
+        </w:rPr>
+      </w:pPr>
+      <w:r>
+        <w:rPr>
+          <w:rFonts w:ascii="Times New Roman" w:eastAsia="Times New Roman" w:hAnsi="Times New Roman" w:cs="Times New Roman"/>
+          <w:b/>
+          <w:bCs/>
+          <w:kern w:val="0"/>
+          <w:sz w:val="24"/>
+          <w:szCs w:val="24"/>
+          <w:lang/>
+          <w14:ligatures w14:val="none"/>
+        </w:rPr>
+        <w:t>1. Recommendation collection</w:t>
+      </w:r>
+      <w:r>
+        <w:rPr>
+          <w:rFonts w:ascii="Times New Roman" w:eastAsia="Times New Roman" w:hAnsi="Times New Roman" w:cs="Times New Roman"/>
+          <w:kern w:val="0"/>
+          <w:sz w:val="24"/>
+          <w:szCs w:val="24"/>
+          <w:lang/>
+          <w14:ligatures w14:val="none"/>
+        </w:rPr>
+        <w:t xml:space="preserve"> for observation baseline:</w:t>
+      </w:r>
+    </w:p>
+    <w:p>
+      <w:pPr>
+        <w:tabs>
+          <w:tab w:val="left" w:pos="916"/>
+          <w:tab w:val="left" w:pos="1832"/>
+          <w:tab w:val="left" w:pos="2748"/>
+          <w:tab w:val="left" w:pos="3664"/>
+          <w:tab w:val="left" w:pos="4580"/>
+          <w:tab w:val="left" w:pos="5496"/>
+          <w:tab w:val="left" w:pos="6412"/>
+          <w:tab w:val="left" w:pos="7328"/>
+          <w:tab w:val="left" w:pos="8244"/>
+          <w:tab w:val="left" w:pos="9160"/>
+          <w:tab w:val="left" w:pos="10076"/>
+          <w:tab w:val="left" w:pos="10992"/>
+          <w:tab w:val="left" w:pos="11908"/>
+          <w:tab w:val="left" w:pos="12824"/>
+          <w:tab w:val="left" w:pos="13740"/>
+          <w:tab w:val="left" w:pos="14656"/>
+        </w:tabs>
+        <w:spacing w:after="0" w:line="240" w:lineRule="auto"/>
+        <w:rPr>
+          <w:rFonts w:ascii="var(--font-mono)" w:eastAsia="Times New Roman" w:hAnsi="var(--font-mono)" w:cs="Courier New"/>
+          <w:b/>
+          <w:bCs/>
+          <w:kern w:val="0"/>
+          <w:sz w:val="20"/>
+          <w:szCs w:val="20"/>
+          <w:lang/>
+          <w14:ligatures w14:val="none"/>
+        </w:rPr>
+      </w:pPr>
+      <w:r>
+        <w:rPr>
+          <w:rFonts w:ascii="var(--font-mono)" w:eastAsia="Times New Roman" w:hAnsi="var(--font-mono)" w:cs="Courier New"/>
+          <w:b/>
+          <w:bCs/>
+          <w:kern w:val="0"/>
+          <w:sz w:val="20"/>
+          <w:szCs w:val="20"/>
+          <w:lang/>
+          <w14:ligatures w14:val="none"/>
+        </w:rPr>
+        <w:t xml:space="preserve">GET </w:t>
+      </w:r>
+      <w:hyperlink r:id="rId8" w:history="1">
+        <w:r>
+          <w:rPr>
+            <w:rStyle w:val="Hyperlink"/>
+            <w:rFonts w:ascii="var(--font-mono)" w:eastAsia="Times New Roman" w:hAnsi="var(--font-mono)" w:cs="Courier New"/>
+            <w:b/>
+            <w:bCs/>
+            <w:kern w:val="0"/>
+            <w:sz w:val="20"/>
+            <w:szCs w:val="20"/>
+            <w:lang/>
+            <w14:ligatures w14:val="none"/>
+          </w:rPr>
+          <w:t>https://npo.nl/start/api/domain/recommendation-collection</w:t>
+        </w:r>
+      </w:hyperlink>
+      <w:r>
+        <w:rPr>
+          <w:rFonts w:ascii="var(--font-mono)" w:eastAsia="Times New Roman" w:hAnsi="var(--font-mono)" w:cs="Courier New"/>
+          <w:b/>
+          <w:bCs/>
+          <w:kern w:val="0"/>
+          <w:sz w:val="20"/>
+          <w:szCs w:val="20"/>
+          <w:lang/>
+          <w14:ligatures w14:val="none"/>
+        </w:rPr>
+        <w:t xml:space="preserve"> </w:t>
+      </w:r>
+    </w:p>
+    <w:p>
+      <w:pPr>
+        <w:tabs>
+          <w:tab w:val="left" w:pos="916"/>
+          <w:tab w:val="left" w:pos="1832"/>
+          <w:tab w:val="left" w:pos="2748"/>
+          <w:tab w:val="left" w:pos="3664"/>
+          <w:tab w:val="left" w:pos="4580"/>
+          <w:tab w:val="left" w:pos="5496"/>
+          <w:tab w:val="left" w:pos="6412"/>
+          <w:tab w:val="left" w:pos="7328"/>
+          <w:tab w:val="left" w:pos="8244"/>
+          <w:tab w:val="left" w:pos="9160"/>
+          <w:tab w:val="left" w:pos="10076"/>
+          <w:tab w:val="left" w:pos="10992"/>
+          <w:tab w:val="left" w:pos="11908"/>
+          <w:tab w:val="left" w:pos="12824"/>
+          <w:tab w:val="left" w:pos="13740"/>
+          <w:tab w:val="left" w:pos="14656"/>
+        </w:tabs>
+        <w:spacing w:after="0" w:line="240" w:lineRule="auto"/>
+        <w:rPr>
+          <w:rFonts w:ascii="var(--font-mono)" w:eastAsia="Times New Roman" w:hAnsi="var(--font-mono)" w:cs="Courier New"/>
+          <w:b/>
+          <w:bCs/>
+          <w:kern w:val="0"/>
+          <w:sz w:val="20"/>
+          <w:szCs w:val="20"/>
+          <w:lang/>
+          <w14:ligatures w14:val="none"/>
+        </w:rPr>
+      </w:pPr>
+      <w:r>
+        <w:rPr>
+          <w:rFonts w:ascii="var(--font-mono)" w:eastAsia="Times New Roman" w:hAnsi="var(--font-mono)" w:cs="Courier New"/>
+          <w:b/>
+          <w:bCs/>
+          <w:kern w:val="0"/>
+          <w:sz w:val="20"/>
+          <w:szCs w:val="20"/>
+          <w:lang/>
+          <w14:ligatures w14:val="none"/>
+        </w:rPr>
+        <w:t xml:space="preserve">    ?collectionId=series-anonymous-v0</w:t>
+      </w:r>
+    </w:p>
+    <w:p>
+      <w:pPr>
+        <w:tabs>
+          <w:tab w:val="left" w:pos="916"/>
+          <w:tab w:val="left" w:pos="1832"/>
+          <w:tab w:val="left" w:pos="2748"/>
+          <w:tab w:val="left" w:pos="3664"/>
+          <w:tab w:val="left" w:pos="4580"/>
+          <w:tab w:val="left" w:pos="5496"/>
+          <w:tab w:val="left" w:pos="6412"/>
+          <w:tab w:val="left" w:pos="7328"/>
+          <w:tab w:val="left" w:pos="8244"/>
+          <w:tab w:val="left" w:pos="9160"/>
+          <w:tab w:val="left" w:pos="10076"/>
+          <w:tab w:val="left" w:pos="10992"/>
+          <w:tab w:val="left" w:pos="11908"/>
+          <w:tab w:val="left" w:pos="12824"/>
+          <w:tab w:val="left" w:pos="13740"/>
+          <w:tab w:val="left" w:pos="14656"/>
+        </w:tabs>
+        <w:spacing w:after="0" w:line="240" w:lineRule="auto"/>
+        <w:rPr>
+          <w:rFonts w:ascii="var(--font-mono)" w:eastAsia="Times New Roman" w:hAnsi="var(--font-mono)" w:cs="Courier New"/>
+          <w:b/>
+          <w:bCs/>
+          <w:kern w:val="0"/>
+          <w:sz w:val="20"/>
+          <w:szCs w:val="20"/>
+          <w:lang/>
+          <w14:ligatures w14:val="none"/>
+        </w:rPr>
+      </w:pPr>
+      <w:r>
+        <w:rPr>
+          <w:rFonts w:ascii="var(--font-mono)" w:eastAsia="Times New Roman" w:hAnsi="var(--font-mono)" w:cs="Courier New"/>
+          <w:b/>
+          <w:bCs/>
+          <w:kern w:val="0"/>
+          <w:sz w:val="20"/>
+          <w:szCs w:val="20"/>
+          <w:lang/>
+          <w14:ligatures w14:val="none"/>
+        </w:rPr>
+        <w:t xml:space="preserve">    &amp;collectionType=SERIES</w:t>
+      </w:r>
+    </w:p>
+    <w:p>
+      <w:pPr>
+        <w:tabs>
+          <w:tab w:val="left" w:pos="916"/>
+          <w:tab w:val="left" w:pos="1832"/>
+          <w:tab w:val="left" w:pos="2748"/>
+          <w:tab w:val="left" w:pos="3664"/>
+          <w:tab w:val="left" w:pos="4580"/>
+          <w:tab w:val="left" w:pos="5496"/>
+          <w:tab w:val="left" w:pos="6412"/>
+          <w:tab w:val="left" w:pos="7328"/>
+          <w:tab w:val="left" w:pos="8244"/>
+          <w:tab w:val="left" w:pos="9160"/>
+          <w:tab w:val="left" w:pos="10076"/>
+          <w:tab w:val="left" w:pos="10992"/>
+          <w:tab w:val="left" w:pos="11908"/>
+          <w:tab w:val="left" w:pos="12824"/>
+          <w:tab w:val="left" w:pos="13740"/>
+          <w:tab w:val="left" w:pos="14656"/>
+        </w:tabs>
+        <w:spacing w:after="0" w:line="240" w:lineRule="auto"/>
+        <w:rPr>
+          <w:rFonts w:ascii="var(--font-mono)" w:eastAsia="Times New Roman" w:hAnsi="var(--font-mono)" w:cs="Courier New"/>
+          <w:b/>
+          <w:bCs/>
+          <w:kern w:val="0"/>
+          <w:sz w:val="20"/>
+          <w:szCs w:val="20"/>
+          <w:lang/>
+          <w14:ligatures w14:val="none"/>
+        </w:rPr>
+      </w:pPr>
+      <w:r>
+        <w:rPr>
+          <w:rFonts w:ascii="var(--font-mono)" w:eastAsia="Times New Roman" w:hAnsi="var(--font-mono)" w:cs="Courier New"/>
+          <w:b/>
+          <w:bCs/>
+          <w:kern w:val="0"/>
+          <w:sz w:val="20"/>
+          <w:szCs w:val="20"/>
+          <w:lang/>
+          <w14:ligatures w14:val="none"/>
+        </w:rPr>
+        <w:t xml:space="preserve">    &amp;includePremiumContent=true</w:t>
+      </w:r>
+    </w:p>
+    <w:p>
+      <w:pPr>
+        <w:tabs>
+          <w:tab w:val="left" w:pos="916"/>
+          <w:tab w:val="left" w:pos="1832"/>
+          <w:tab w:val="left" w:pos="2748"/>
+          <w:tab w:val="left" w:pos="3664"/>
+          <w:tab w:val="left" w:pos="4580"/>
+          <w:tab w:val="left" w:pos="5496"/>
+          <w:tab w:val="left" w:pos="6412"/>
+          <w:tab w:val="left" w:pos="7328"/>
+          <w:tab w:val="left" w:pos="8244"/>
+          <w:tab w:val="left" w:pos="9160"/>
+          <w:tab w:val="left" w:pos="10076"/>
+          <w:tab w:val="left" w:pos="10992"/>
+          <w:tab w:val="left" w:pos="11908"/>
+          <w:tab w:val="left" w:pos="12824"/>
+          <w:tab w:val="left" w:pos="13740"/>
+          <w:tab w:val="left" w:pos="14656"/>
+        </w:tabs>
+        <w:spacing w:after="0" w:line="240" w:lineRule="auto"/>
+        <w:rPr>
+          <w:rFonts w:ascii="var(--font-mono)" w:eastAsia="Times New Roman" w:hAnsi="var(--font-mono)" w:cs="Courier New"/>
+          <w:b/>
+          <w:bCs/>
+          <w:kern w:val="0"/>
+          <w:sz w:val="20"/>
+          <w:szCs w:val="20"/>
+          <w:lang/>
+          <w14:ligatures w14:val="none"/>
+        </w:rPr>
+      </w:pPr>
+      <w:r>
+        <w:rPr>
+          <w:rFonts w:ascii="var(--font-mono)" w:eastAsia="Times New Roman" w:hAnsi="var(--font-mono)" w:cs="Courier New"/>
+          <w:b/>
+          <w:bCs/>
+          <w:kern w:val="0"/>
+          <w:sz w:val="20"/>
+          <w:szCs w:val="20"/>
+          <w:lang/>
+          <w14:ligatures w14:val="none"/>
+        </w:rPr>
+        <w:t xml:space="preserve">    &amp;layoutType=RECOMMENDATION</w:t>
+      </w:r>
+    </w:p>
+    <w:p>
+      <w:pPr>
+        <w:tabs>
+          <w:tab w:val="left" w:pos="916"/>
+          <w:tab w:val="left" w:pos="1832"/>
+          <w:tab w:val="left" w:pos="2748"/>
+          <w:tab w:val="left" w:pos="3664"/>
+          <w:tab w:val="left" w:pos="4580"/>
+          <w:tab w:val="left" w:pos="5496"/>
+          <w:tab w:val="left" w:pos="6412"/>
+          <w:tab w:val="left" w:pos="7328"/>
+          <w:tab w:val="left" w:pos="8244"/>
+          <w:tab w:val="left" w:pos="9160"/>
+          <w:tab w:val="left" w:pos="10076"/>
+          <w:tab w:val="left" w:pos="10992"/>
+          <w:tab w:val="left" w:pos="11908"/>
+          <w:tab w:val="left" w:pos="12824"/>
+          <w:tab w:val="left" w:pos="13740"/>
+          <w:tab w:val="left" w:pos="14656"/>
+        </w:tabs>
+        <w:spacing w:after="0" w:line="240" w:lineRule="auto"/>
+        <w:rPr>
+          <w:rFonts w:ascii="var(--font-mono)" w:eastAsia="Times New Roman" w:hAnsi="var(--font-mono)" w:cs="Courier New"/>
+          <w:b/>
+          <w:bCs/>
+          <w:kern w:val="0"/>
+          <w:sz w:val="20"/>
+          <w:szCs w:val="20"/>
+          <w:lang/>
+          <w14:ligatures w14:val="none"/>
+        </w:rPr>
+      </w:pPr>
+      <w:r>
+        <w:rPr>
+          <w:rFonts w:ascii="var(--font-mono)" w:eastAsia="Times New Roman" w:hAnsi="var(--font-mono)" w:cs="Courier New"/>
+          <w:b/>
+          <w:bCs/>
+          <w:kern w:val="0"/>
+          <w:sz w:val="20"/>
+          <w:szCs w:val="20"/>
+          <w:lang/>
+          <w14:ligatures w14:val="none"/>
+        </w:rPr>
+        <w:t xml:space="preserve">    &amp;partyId=&lt;anonymous_id&gt;</w:t>
+      </w:r>
+      <w:r>
+        <w:rPr>
+          <w:rFonts w:ascii="var(--font-mono)" w:eastAsia="Times New Roman" w:hAnsi="var(--font-mono)" w:cs="Courier New"/>
+          <w:b/>
+          <w:bCs/>
+          <w:kern w:val="0"/>
+          <w:sz w:val="20"/>
+          <w:szCs w:val="20"/>
+          <w:lang/>
+          <w14:ligatures w14:val="none"/>
+        </w:rPr>
+        <w:t xml:space="preserve"> </w:t>
+      </w:r>
+    </w:p>
+    <w:p>
+      <w:pPr>
+        <w:spacing w:before="100" w:beforeAutospacing="1" w:after="100" w:afterAutospacing="1" w:line="240" w:lineRule="auto"/>
+        <w:rPr>
+          <w:rFonts w:ascii="Times New Roman" w:eastAsia="Times New Roman" w:hAnsi="Times New Roman" w:cs="Times New Roman"/>
+          <w:kern w:val="0"/>
+          <w:sz w:val="24"/>
+          <w:szCs w:val="24"/>
+          <w:lang/>
+          <w14:ligatures w14:val="none"/>
+        </w:rPr>
+      </w:pPr>
+      <w:r>
+        <w:rPr>
+          <w:rFonts w:ascii="Times New Roman" w:eastAsia="Times New Roman" w:hAnsi="Times New Roman" w:cs="Times New Roman"/>
+          <w:kern w:val="0"/>
+          <w:sz w:val="24"/>
+          <w:szCs w:val="24"/>
+          <w:lang/>
+          <w14:ligatures w14:val="none"/>
+        </w:rPr>
+        <w:t xml:space="preserve">Returns 30 items. </w:t>
+      </w:r>
+      <w:r>
+        <w:rPr>
+          <w:rFonts w:ascii="Times New Roman" w:eastAsia="Times New Roman" w:hAnsi="Times New Roman" w:cs="Times New Roman"/>
+          <w:b/>
+          <w:bCs/>
+          <w:kern w:val="0"/>
+          <w:sz w:val="24"/>
+          <w:szCs w:val="24"/>
+          <w:lang/>
+          <w14:ligatures w14:val="none"/>
+        </w:rPr>
+        <w:t>No broadcaster field</w:t>
+      </w:r>
+      <w:r>
+        <w:rPr>
+          <w:rFonts w:ascii="Times New Roman" w:eastAsia="Times New Roman" w:hAnsi="Times New Roman" w:cs="Times New Roman"/>
+          <w:kern w:val="0"/>
+          <w:sz w:val="24"/>
+          <w:szCs w:val="24"/>
+          <w:lang/>
+          <w14:ligatures w14:val="none"/>
+        </w:rPr>
+        <w:t xml:space="preserve"> </w:t>
+      </w:r>
+      <w:r>
+        <w:rPr>
+          <w:rFonts w:ascii="Times New Roman" w:eastAsia="Times New Roman" w:hAnsi="Times New Roman" w:cs="Times New Roman"/>
+          <w:kern w:val="0"/>
+          <w:sz w:val="24"/>
+          <w:szCs w:val="24"/>
+          <w:lang/>
+          <w14:ligatures w14:val="none"/>
+        </w:rPr>
+        <w:t>but</w:t>
+      </w:r>
+      <w:r>
+        <w:rPr>
+          <w:rFonts w:ascii="Times New Roman" w:eastAsia="Times New Roman" w:hAnsi="Times New Roman" w:cs="Times New Roman"/>
+          <w:kern w:val="0"/>
+          <w:sz w:val="24"/>
+          <w:szCs w:val="24"/>
+          <w:lang/>
+          <w14:ligatures w14:val="none"/>
+        </w:rPr>
+        <w:t xml:space="preserve"> only </w:t>
+      </w:r>
+      <w:r>
+        <w:rPr>
+          <w:rFonts w:ascii="Courier New" w:eastAsia="Times New Roman" w:hAnsi="Courier New" w:cs="Courier New"/>
+          <w:kern w:val="0"/>
+          <w:sz w:val="20"/>
+          <w:szCs w:val="20"/>
+          <w:lang/>
+          <w14:ligatures w14:val="none"/>
+        </w:rPr>
+        <w:t>productId</w:t>
+      </w:r>
+      <w:r>
+        <w:rPr>
+          <w:rFonts w:ascii="Times New Roman" w:eastAsia="Times New Roman" w:hAnsi="Times New Roman" w:cs="Times New Roman"/>
+          <w:kern w:val="0"/>
+          <w:sz w:val="24"/>
+          <w:szCs w:val="24"/>
+          <w:lang/>
+          <w14:ligatures w14:val="none"/>
+        </w:rPr>
+        <w:t xml:space="preserve">, </w:t>
+      </w:r>
+      <w:r>
+        <w:rPr>
+          <w:rFonts w:ascii="Courier New" w:eastAsia="Times New Roman" w:hAnsi="Courier New" w:cs="Courier New"/>
+          <w:kern w:val="0"/>
+          <w:sz w:val="20"/>
+          <w:szCs w:val="20"/>
+          <w:lang/>
+          <w14:ligatures w14:val="none"/>
+        </w:rPr>
+        <w:t>title</w:t>
+      </w:r>
+      <w:r>
+        <w:rPr>
+          <w:rFonts w:ascii="Times New Roman" w:eastAsia="Times New Roman" w:hAnsi="Times New Roman" w:cs="Times New Roman"/>
+          <w:kern w:val="0"/>
+          <w:sz w:val="24"/>
+          <w:szCs w:val="24"/>
+          <w:lang/>
+          <w14:ligatures w14:val="none"/>
+        </w:rPr>
+        <w:t xml:space="preserve">, </w:t>
+      </w:r>
+      <w:r>
+        <w:rPr>
+          <w:rFonts w:ascii="Courier New" w:eastAsia="Times New Roman" w:hAnsi="Courier New" w:cs="Courier New"/>
+          <w:kern w:val="0"/>
+          <w:sz w:val="20"/>
+          <w:szCs w:val="20"/>
+          <w:lang/>
+          <w14:ligatures w14:val="none"/>
+        </w:rPr>
+        <w:t>slug</w:t>
+      </w:r>
+      <w:r>
+        <w:rPr>
+          <w:rFonts w:ascii="Times New Roman" w:eastAsia="Times New Roman" w:hAnsi="Times New Roman" w:cs="Times New Roman"/>
+          <w:kern w:val="0"/>
+          <w:sz w:val="24"/>
+          <w:szCs w:val="24"/>
+          <w:lang/>
+          <w14:ligatures w14:val="none"/>
+        </w:rPr>
+        <w:t xml:space="preserve">, </w:t>
+      </w:r>
+      <w:r>
+        <w:rPr>
+          <w:rFonts w:ascii="Courier New" w:eastAsia="Times New Roman" w:hAnsi="Courier New" w:cs="Courier New"/>
+          <w:kern w:val="0"/>
+          <w:sz w:val="20"/>
+          <w:szCs w:val="20"/>
+          <w:lang/>
+          <w14:ligatures w14:val="none"/>
+        </w:rPr>
+        <w:t>genres</w:t>
+      </w:r>
+      <w:r>
+        <w:rPr>
+          <w:rFonts w:ascii="Times New Roman" w:eastAsia="Times New Roman" w:hAnsi="Times New Roman" w:cs="Times New Roman"/>
+          <w:kern w:val="0"/>
+          <w:sz w:val="24"/>
+          <w:szCs w:val="24"/>
+          <w:lang/>
+          <w14:ligatures w14:val="none"/>
+        </w:rPr>
+        <w:t>.</w:t>
+      </w:r>
+    </w:p>
+    <w:p>
+      <w:pPr>
+        <w:spacing w:before="100" w:beforeAutospacing="1" w:after="100" w:afterAutospacing="1" w:line="240" w:lineRule="auto"/>
+        <w:rPr>
+          <w:rFonts w:ascii="Times New Roman" w:eastAsia="Times New Roman" w:hAnsi="Times New Roman" w:cs="Times New Roman"/>
+          <w:kern w:val="0"/>
+          <w:sz w:val="24"/>
+          <w:szCs w:val="24"/>
+          <w:lang/>
+          <w14:ligatures w14:val="none"/>
+        </w:rPr>
+      </w:pPr>
+    </w:p>
+    <w:p>
+      <w:pPr>
+        <w:spacing w:before="100" w:beforeAutospacing="1" w:after="100" w:afterAutospacing="1" w:line="240" w:lineRule="auto"/>
+        <w:rPr>
+          <w:rFonts w:ascii="Times New Roman" w:eastAsia="Times New Roman" w:hAnsi="Times New Roman" w:cs="Times New Roman"/>
+          <w:kern w:val="0"/>
+          <w:sz w:val="24"/>
+          <w:szCs w:val="24"/>
+          <w:lang/>
+          <w14:ligatures w14:val="none"/>
+        </w:rPr>
+      </w:pPr>
+      <w:r>
+        <w:rPr>
+          <w:rFonts w:ascii="Times New Roman" w:eastAsia="Times New Roman" w:hAnsi="Times New Roman" w:cs="Times New Roman"/>
+          <w:b/>
+          <w:bCs/>
+          <w:kern w:val="0"/>
+          <w:sz w:val="24"/>
+          <w:szCs w:val="24"/>
+          <w:lang/>
+          <w14:ligatures w14:val="none"/>
+        </w:rPr>
+        <w:t>2. Series detail</w:t>
+      </w:r>
+      <w:r>
+        <w:rPr>
+          <w:rFonts w:ascii="Times New Roman" w:eastAsia="Times New Roman" w:hAnsi="Times New Roman" w:cs="Times New Roman"/>
+          <w:kern w:val="0"/>
+          <w:sz w:val="24"/>
+          <w:szCs w:val="24"/>
+          <w:lang/>
+          <w14:ligatures w14:val="none"/>
+        </w:rPr>
+        <w:t xml:space="preserve"> for catalogue + broadcaster lookup:</w:t>
+      </w:r>
+    </w:p>
+    <w:p>
+      <w:pPr>
+        <w:tabs>
+          <w:tab w:val="left" w:pos="916"/>
+          <w:tab w:val="left" w:pos="1832"/>
+          <w:tab w:val="left" w:pos="2748"/>
+          <w:tab w:val="left" w:pos="3664"/>
+          <w:tab w:val="left" w:pos="4580"/>
+          <w:tab w:val="left" w:pos="5496"/>
+          <w:tab w:val="left" w:pos="6412"/>
+          <w:tab w:val="left" w:pos="7328"/>
+          <w:tab w:val="left" w:pos="8244"/>
+          <w:tab w:val="left" w:pos="9160"/>
+          <w:tab w:val="left" w:pos="10076"/>
+          <w:tab w:val="left" w:pos="10992"/>
+          <w:tab w:val="left" w:pos="11908"/>
+          <w:tab w:val="left" w:pos="12824"/>
+          <w:tab w:val="left" w:pos="13740"/>
+          <w:tab w:val="left" w:pos="14656"/>
+        </w:tabs>
+        <w:spacing w:after="0" w:line="240" w:lineRule="auto"/>
+        <w:rPr>
+          <w:rFonts w:ascii="var(--font-mono)" w:eastAsia="Times New Roman" w:hAnsi="var(--font-mono)" w:cs="Courier New"/>
+          <w:b/>
+          <w:bCs/>
+          <w:kern w:val="0"/>
+          <w:sz w:val="20"/>
+          <w:szCs w:val="20"/>
+          <w:lang/>
+          <w14:ligatures w14:val="none"/>
+        </w:rPr>
+      </w:pPr>
+      <w:r>
+        <w:rPr>
+          <w:rFonts w:ascii="var(--font-mono)" w:eastAsia="Times New Roman" w:hAnsi="var(--font-mono)" w:cs="Courier New"/>
+          <w:b/>
+          <w:bCs/>
+          <w:kern w:val="0"/>
+          <w:sz w:val="20"/>
+          <w:szCs w:val="20"/>
+          <w:lang/>
+          <w14:ligatures w14:val="none"/>
+        </w:rPr>
+        <w:t xml:space="preserve">GET </w:t>
+      </w:r>
+      <w:hyperlink r:id="rId9" w:history="1">
+        <w:r>
+          <w:rPr>
+            <w:rStyle w:val="Hyperlink"/>
+            <w:rFonts w:ascii="var(--font-mono)" w:eastAsia="Times New Roman" w:hAnsi="var(--font-mono)" w:cs="Courier New"/>
+            <w:b/>
+            <w:bCs/>
+            <w:color w:val="auto"/>
+            <w:kern w:val="0"/>
+            <w:sz w:val="20"/>
+            <w:szCs w:val="20"/>
+            <w:lang/>
+            <w14:ligatures w14:val="none"/>
+          </w:rPr>
+          <w:t>https://npo.nl/start/api/domain/series-detail?slug=flikken-maastricht</w:t>
+        </w:r>
+      </w:hyperlink>
+      <w:r>
+        <w:rPr>
+          <w:rFonts w:ascii="var(--font-mono)" w:eastAsia="Times New Roman" w:hAnsi="var(--font-mono)" w:cs="Courier New"/>
+          <w:b/>
+          <w:bCs/>
+          <w:kern w:val="0"/>
+          <w:sz w:val="20"/>
+          <w:szCs w:val="20"/>
+          <w:lang/>
+          <w14:ligatures w14:val="none"/>
+        </w:rPr>
+        <w:t xml:space="preserve"> </w:t>
+      </w:r>
+    </w:p>
+    <w:p>
+      <w:pPr>
+        <w:spacing w:before="100" w:beforeAutospacing="1" w:after="100" w:afterAutospacing="1" w:line="240" w:lineRule="auto"/>
+        <w:rPr>
+          <w:rFonts w:ascii="Times New Roman" w:eastAsia="Times New Roman" w:hAnsi="Times New Roman" w:cs="Times New Roman"/>
+          <w:kern w:val="0"/>
+          <w:sz w:val="24"/>
+          <w:szCs w:val="24"/>
+          <w:lang/>
+          <w14:ligatures w14:val="none"/>
+        </w:rPr>
+      </w:pPr>
+      <w:r>
+        <w:rPr>
+          <w:rFonts w:ascii="Times New Roman" w:eastAsia="Times New Roman" w:hAnsi="Times New Roman" w:cs="Times New Roman"/>
+          <w:kern w:val="0"/>
+          <w:sz w:val="24"/>
+          <w:szCs w:val="24"/>
+          <w:lang/>
+          <w14:ligatures w14:val="none"/>
+        </w:rPr>
+        <w:t xml:space="preserve">Returns </w:t>
+      </w:r>
+      <w:r>
+        <w:rPr>
+          <w:rFonts w:ascii="Courier New" w:eastAsia="Times New Roman" w:hAnsi="Courier New" w:cs="Courier New"/>
+          <w:kern w:val="0"/>
+          <w:sz w:val="20"/>
+          <w:szCs w:val="20"/>
+          <w:lang/>
+          <w14:ligatures w14:val="none"/>
+        </w:rPr>
+        <w:t>broadcasters: [{"name": "AVROTROS"}]</w:t>
+      </w:r>
+      <w:r>
+        <w:rPr>
+          <w:rFonts w:ascii="Times New Roman" w:eastAsia="Times New Roman" w:hAnsi="Times New Roman" w:cs="Times New Roman"/>
+          <w:kern w:val="0"/>
+          <w:sz w:val="24"/>
+          <w:szCs w:val="24"/>
+          <w:lang/>
+          <w14:ligatures w14:val="none"/>
+        </w:rPr>
+        <w:t xml:space="preserve">, </w:t>
+      </w:r>
+      <w:r>
+        <w:rPr>
+          <w:rFonts w:ascii="Courier New" w:eastAsia="Times New Roman" w:hAnsi="Courier New" w:cs="Courier New"/>
+          <w:kern w:val="0"/>
+          <w:sz w:val="20"/>
+          <w:szCs w:val="20"/>
+          <w:lang/>
+          <w14:ligatures w14:val="none"/>
+        </w:rPr>
+        <w:t>genres</w:t>
+      </w:r>
+      <w:r>
+        <w:rPr>
+          <w:rFonts w:ascii="Times New Roman" w:eastAsia="Times New Roman" w:hAnsi="Times New Roman" w:cs="Times New Roman"/>
+          <w:kern w:val="0"/>
+          <w:sz w:val="24"/>
+          <w:szCs w:val="24"/>
+          <w:lang/>
+          <w14:ligatures w14:val="none"/>
+        </w:rPr>
+        <w:t xml:space="preserve">, </w:t>
+      </w:r>
+      <w:r>
+        <w:rPr>
+          <w:rFonts w:ascii="Courier New" w:eastAsia="Times New Roman" w:hAnsi="Courier New" w:cs="Courier New"/>
+          <w:kern w:val="0"/>
+          <w:sz w:val="20"/>
+          <w:szCs w:val="20"/>
+          <w:lang/>
+          <w14:ligatures w14:val="none"/>
+        </w:rPr>
+        <w:t>productId</w:t>
+      </w:r>
+      <w:r>
+        <w:rPr>
+          <w:rFonts w:ascii="Times New Roman" w:eastAsia="Times New Roman" w:hAnsi="Times New Roman" w:cs="Times New Roman"/>
+          <w:kern w:val="0"/>
+          <w:sz w:val="24"/>
+          <w:szCs w:val="24"/>
+          <w:lang/>
+          <w14:ligatures w14:val="none"/>
+        </w:rPr>
+        <w:t xml:space="preserve">, </w:t>
+      </w:r>
+      <w:r>
+        <w:rPr>
+          <w:rFonts w:ascii="Courier New" w:eastAsia="Times New Roman" w:hAnsi="Courier New" w:cs="Courier New"/>
+          <w:kern w:val="0"/>
+          <w:sz w:val="20"/>
+          <w:szCs w:val="20"/>
+          <w:lang/>
+          <w14:ligatures w14:val="none"/>
+        </w:rPr>
+        <w:t>title</w:t>
+      </w:r>
+      <w:r>
+        <w:rPr>
+          <w:rFonts w:ascii="Times New Roman" w:eastAsia="Times New Roman" w:hAnsi="Times New Roman" w:cs="Times New Roman"/>
+          <w:kern w:val="0"/>
+          <w:sz w:val="24"/>
+          <w:szCs w:val="24"/>
+          <w:lang/>
+          <w14:ligatures w14:val="none"/>
+        </w:rPr>
+        <w:t xml:space="preserve">, </w:t>
+      </w:r>
+      <w:r>
+        <w:rPr>
+          <w:rFonts w:ascii="Courier New" w:eastAsia="Times New Roman" w:hAnsi="Courier New" w:cs="Courier New"/>
+          <w:kern w:val="0"/>
+          <w:sz w:val="20"/>
+          <w:szCs w:val="20"/>
+          <w:lang/>
+          <w14:ligatures w14:val="none"/>
+        </w:rPr>
+        <w:t>synopsis</w:t>
+      </w:r>
+      <w:r>
+        <w:rPr>
+          <w:rFonts w:ascii="Times New Roman" w:eastAsia="Times New Roman" w:hAnsi="Times New Roman" w:cs="Times New Roman"/>
+          <w:kern w:val="0"/>
+          <w:sz w:val="24"/>
+          <w:szCs w:val="24"/>
+          <w:lang/>
+          <w14:ligatures w14:val="none"/>
+        </w:rPr>
+        <w:t xml:space="preserve">. </w:t>
+      </w:r>
+      <w:r>
+        <w:rPr>
+          <w:rFonts w:ascii="Times New Roman" w:eastAsia="Times New Roman" w:hAnsi="Times New Roman" w:cs="Times New Roman"/>
+          <w:b/>
+          <w:bCs/>
+          <w:kern w:val="0"/>
+          <w:sz w:val="24"/>
+          <w:szCs w:val="24"/>
+          <w:lang/>
+          <w14:ligatures w14:val="none"/>
+        </w:rPr>
+        <w:t>This has everything we need.</w:t>
+      </w:r>
+    </w:p>
+    <w:p>
+      <w:pPr>
+        <w:spacing w:before="100" w:beforeAutospacing="1" w:after="100" w:afterAutospacing="1" w:line="240" w:lineRule="auto"/>
+        <w:rPr>
+          <w:rFonts w:ascii="Times New Roman" w:eastAsia="Times New Roman" w:hAnsi="Times New Roman" w:cs="Times New Roman"/>
+          <w:kern w:val="0"/>
+          <w:sz w:val="24"/>
+          <w:szCs w:val="24"/>
+          <w:lang/>
+          <w14:ligatures w14:val="none"/>
+        </w:rPr>
+      </w:pPr>
+      <w:r>
+        <w:rPr>
+          <w:rFonts w:ascii="Times New Roman" w:eastAsia="Times New Roman" w:hAnsi="Times New Roman" w:cs="Times New Roman"/>
+          <w:b/>
+          <w:bCs/>
+          <w:kern w:val="0"/>
+          <w:sz w:val="24"/>
+          <w:szCs w:val="24"/>
+          <w:lang/>
+          <w14:ligatures w14:val="none"/>
+        </w:rPr>
+        <w:t>Key finding:</w:t>
+      </w:r>
+      <w:r>
+        <w:rPr>
+          <w:rFonts w:ascii="Times New Roman" w:eastAsia="Times New Roman" w:hAnsi="Times New Roman" w:cs="Times New Roman"/>
+          <w:kern w:val="0"/>
+          <w:sz w:val="24"/>
+          <w:szCs w:val="24"/>
+          <w:lang/>
+          <w14:ligatures w14:val="none"/>
+        </w:rPr>
+        <w:t xml:space="preserve"> The </w:t>
+      </w:r>
+      <w:r>
+        <w:rPr>
+          <w:rFonts w:ascii="Courier New" w:eastAsia="Times New Roman" w:hAnsi="Courier New" w:cs="Courier New"/>
+          <w:kern w:val="0"/>
+          <w:sz w:val="20"/>
+          <w:szCs w:val="20"/>
+          <w:lang/>
+          <w14:ligatures w14:val="none"/>
+        </w:rPr>
+        <w:t>productId</w:t>
+      </w:r>
+      <w:r>
+        <w:rPr>
+          <w:rFonts w:ascii="Times New Roman" w:eastAsia="Times New Roman" w:hAnsi="Times New Roman" w:cs="Times New Roman"/>
+          <w:kern w:val="0"/>
+          <w:sz w:val="24"/>
+          <w:szCs w:val="24"/>
+          <w:lang/>
+          <w14:ligatures w14:val="none"/>
+        </w:rPr>
+        <w:t xml:space="preserve"> prefix maps to broadcaster:</w:t>
+      </w:r>
+    </w:p>
+    <w:p>
+      <w:pPr>
+        <w:numPr>
+          <w:ilvl w:val="0"/>
+          <w:numId w:val="1"/>
+        </w:numPr>
+        <w:spacing w:before="100" w:beforeAutospacing="1" w:after="100" w:afterAutospacing="1" w:line="240" w:lineRule="auto"/>
+        <w:rPr>
+          <w:rFonts w:ascii="Times New Roman" w:eastAsia="Times New Roman" w:hAnsi="Times New Roman" w:cs="Times New Roman"/>
+          <w:kern w:val="0"/>
+          <w:sz w:val="24"/>
+          <w:szCs w:val="24"/>
+          <w:lang/>
+          <w14:ligatures w14:val="none"/>
+        </w:rPr>
+      </w:pPr>
+      <w:r>
+        <w:rPr>
+          <w:rFonts w:ascii="Courier New" w:eastAsia="Times New Roman" w:hAnsi="Courier New" w:cs="Courier New"/>
+          <w:kern w:val="0"/>
+          <w:sz w:val="20"/>
+          <w:szCs w:val="20"/>
+          <w:lang/>
+          <w14:ligatures w14:val="none"/>
+        </w:rPr>
+        <w:t>AT_</w:t>
+      </w:r>
+      <w:r>
+        <w:rPr>
+          <w:rFonts w:ascii="Times New Roman" w:eastAsia="Times New Roman" w:hAnsi="Times New Roman" w:cs="Times New Roman"/>
+          <w:kern w:val="0"/>
+          <w:sz w:val="24"/>
+          <w:szCs w:val="24"/>
+          <w:lang/>
+          <w14:ligatures w14:val="none"/>
+        </w:rPr>
+        <w:t xml:space="preserve"> → AVROTROS</w:t>
+      </w:r>
+    </w:p>
+    <w:p>
+      <w:pPr>
+        <w:numPr>
+          <w:ilvl w:val="0"/>
+          <w:numId w:val="1"/>
+        </w:numPr>
+        <w:spacing w:before="100" w:beforeAutospacing="1" w:after="100" w:afterAutospacing="1" w:line="240" w:lineRule="auto"/>
+        <w:rPr>
+          <w:rFonts w:ascii="Times New Roman" w:eastAsia="Times New Roman" w:hAnsi="Times New Roman" w:cs="Times New Roman"/>
+          <w:kern w:val="0"/>
+          <w:sz w:val="24"/>
+          <w:szCs w:val="24"/>
+          <w:lang/>
+          <w14:ligatures w14:val="none"/>
+        </w:rPr>
+      </w:pPr>
+      <w:r>
+        <w:rPr>
+          <w:rFonts w:ascii="Courier New" w:eastAsia="Times New Roman" w:hAnsi="Courier New" w:cs="Courier New"/>
+          <w:kern w:val="0"/>
+          <w:sz w:val="20"/>
+          <w:szCs w:val="20"/>
+          <w:lang/>
+          <w14:ligatures w14:val="none"/>
+        </w:rPr>
+        <w:t>VPWON_</w:t>
+      </w:r>
+      <w:r>
+        <w:rPr>
+          <w:rFonts w:ascii="Times New Roman" w:eastAsia="Times New Roman" w:hAnsi="Times New Roman" w:cs="Times New Roman"/>
+          <w:kern w:val="0"/>
+          <w:sz w:val="24"/>
+          <w:szCs w:val="24"/>
+          <w:lang/>
+          <w14:ligatures w14:val="none"/>
+        </w:rPr>
+        <w:t xml:space="preserve"> → VPRO</w:t>
+      </w:r>
+    </w:p>
+    <w:p>
+      <w:pPr>
+        <w:numPr>
+          <w:ilvl w:val="0"/>
+          <w:numId w:val="1"/>
+        </w:numPr>
+        <w:spacing w:before="100" w:beforeAutospacing="1" w:after="100" w:afterAutospacing="1" w:line="240" w:lineRule="auto"/>
+        <w:rPr>
+          <w:rFonts w:ascii="Times New Roman" w:eastAsia="Times New Roman" w:hAnsi="Times New Roman" w:cs="Times New Roman"/>
+          <w:kern w:val="0"/>
+          <w:sz w:val="24"/>
+          <w:szCs w:val="24"/>
+          <w:lang/>
+          <w14:ligatures w14:val="none"/>
+        </w:rPr>
+      </w:pPr>
+      <w:r>
+        <w:rPr>
+          <w:rFonts w:ascii="Courier New" w:eastAsia="Times New Roman" w:hAnsi="Courier New" w:cs="Courier New"/>
+          <w:kern w:val="0"/>
+          <w:sz w:val="20"/>
+          <w:szCs w:val="20"/>
+          <w:lang/>
+          <w14:ligatures w14:val="none"/>
+        </w:rPr>
+        <w:t>KN_</w:t>
+      </w:r>
+      <w:r>
+        <w:rPr>
+          <w:rFonts w:ascii="Times New Roman" w:eastAsia="Times New Roman" w:hAnsi="Times New Roman" w:cs="Times New Roman"/>
+          <w:kern w:val="0"/>
+          <w:sz w:val="24"/>
+          <w:szCs w:val="24"/>
+          <w:lang/>
+          <w14:ligatures w14:val="none"/>
+        </w:rPr>
+        <w:t xml:space="preserve"> → KRO-NCRV</w:t>
+      </w:r>
+    </w:p>
+    <w:p>
+      <w:pPr>
+        <w:numPr>
+          <w:ilvl w:val="0"/>
+          <w:numId w:val="1"/>
+        </w:numPr>
+        <w:spacing w:before="100" w:beforeAutospacing="1" w:after="100" w:afterAutospacing="1" w:line="240" w:lineRule="auto"/>
+        <w:rPr>
+          <w:rFonts w:ascii="Times New Roman" w:eastAsia="Times New Roman" w:hAnsi="Times New Roman" w:cs="Times New Roman"/>
+          <w:kern w:val="0"/>
+          <w:sz w:val="24"/>
+          <w:szCs w:val="24"/>
+          <w:lang/>
+          <w14:ligatures w14:val="none"/>
+        </w:rPr>
+      </w:pPr>
+      <w:r>
+        <w:rPr>
+          <w:rFonts w:ascii="Courier New" w:eastAsia="Times New Roman" w:hAnsi="Courier New" w:cs="Courier New"/>
+          <w:kern w:val="0"/>
+          <w:sz w:val="20"/>
+          <w:szCs w:val="20"/>
+          <w:lang/>
+          <w14:ligatures w14:val="none"/>
+        </w:rPr>
+        <w:t>POW_</w:t>
+      </w:r>
+      <w:r>
+        <w:rPr>
+          <w:rFonts w:ascii="Times New Roman" w:eastAsia="Times New Roman" w:hAnsi="Times New Roman" w:cs="Times New Roman"/>
+          <w:kern w:val="0"/>
+          <w:sz w:val="24"/>
+          <w:szCs w:val="24"/>
+          <w:lang/>
+          <w14:ligatures w14:val="none"/>
+        </w:rPr>
+        <w:t xml:space="preserve"> → omroep POW (AVROTROS group)</w:t>
+      </w:r>
+    </w:p>
+    <w:p>
+      <w:pPr>
+        <w:numPr>
+          <w:ilvl w:val="0"/>
+          <w:numId w:val="1"/>
+        </w:numPr>
+        <w:spacing w:before="100" w:beforeAutospacing="1" w:after="100" w:afterAutospacing="1" w:line="240" w:lineRule="auto"/>
+        <w:rPr>
+          <w:rFonts w:ascii="Times New Roman" w:eastAsia="Times New Roman" w:hAnsi="Times New Roman" w:cs="Times New Roman"/>
+          <w:kern w:val="0"/>
+          <w:sz w:val="24"/>
+          <w:szCs w:val="24"/>
+          <w:lang/>
+          <w14:ligatures w14:val="none"/>
+        </w:rPr>
+      </w:pPr>
+      <w:r>
+        <w:rPr>
+          <w:rFonts w:ascii="Courier New" w:eastAsia="Times New Roman" w:hAnsi="Courier New" w:cs="Courier New"/>
+          <w:kern w:val="0"/>
+          <w:sz w:val="20"/>
+          <w:szCs w:val="20"/>
+          <w:lang/>
+          <w14:ligatures w14:val="none"/>
+        </w:rPr>
+        <w:t>BV_</w:t>
+      </w:r>
+      <w:r>
+        <w:rPr>
+          <w:rFonts w:ascii="Times New Roman" w:eastAsia="Times New Roman" w:hAnsi="Times New Roman" w:cs="Times New Roman"/>
+          <w:kern w:val="0"/>
+          <w:sz w:val="24"/>
+          <w:szCs w:val="24"/>
+          <w:lang/>
+          <w14:ligatures w14:val="none"/>
+        </w:rPr>
+        <w:t xml:space="preserve"> → likely NPO/shared</w:t>
+      </w:r>
+    </w:p>
+    <w:p>
+      <w:pPr>
+        <w:spacing w:before="100" w:beforeAutospacing="1" w:after="100" w:afterAutospacing="1" w:line="240" w:lineRule="auto"/>
+        <w:rPr>
+          <w:rFonts w:ascii="Times New Roman" w:eastAsia="Times New Roman" w:hAnsi="Times New Roman" w:cs="Times New Roman"/>
+          <w:kern w:val="0"/>
+          <w:sz w:val="24"/>
+          <w:szCs w:val="24"/>
+          <w:lang/>
+          <w14:ligatures w14:val="none"/>
+        </w:rPr>
+      </w:pPr>
+      <w:r>
+        <w:rPr>
+          <w:rFonts w:ascii="Times New Roman" w:eastAsia="Times New Roman" w:hAnsi="Times New Roman" w:cs="Times New Roman"/>
+          <w:b/>
+          <w:bCs/>
+          <w:kern w:val="0"/>
+          <w:sz w:val="24"/>
+          <w:szCs w:val="24"/>
+          <w:lang/>
+          <w14:ligatures w14:val="none"/>
+        </w:rPr>
+        <w:t xml:space="preserve">The tegenlicht slug returned an empty response </w:t>
+      </w:r>
+      <w:r>
+        <w:rPr>
+          <w:rFonts w:ascii="Courier New" w:eastAsia="Times New Roman" w:hAnsi="Courier New" w:cs="Courier New"/>
+          <w:b/>
+          <w:bCs/>
+          <w:kern w:val="0"/>
+          <w:sz w:val="20"/>
+          <w:szCs w:val="20"/>
+          <w:lang/>
+          <w14:ligatures w14:val="none"/>
+        </w:rPr>
+        <w:t>""</w:t>
+      </w:r>
+      <w:r>
+        <w:rPr>
+          <w:rFonts w:ascii="Times New Roman" w:eastAsia="Times New Roman" w:hAnsi="Times New Roman" w:cs="Times New Roman"/>
+          <w:b/>
+          <w:bCs/>
+          <w:kern w:val="0"/>
+          <w:sz w:val="24"/>
+          <w:szCs w:val="24"/>
+          <w:lang/>
+          <w14:ligatures w14:val="none"/>
+        </w:rPr>
+        <w:t>.</w:t>
+      </w:r>
+      <w:r>
+        <w:rPr>
+          <w:rFonts w:ascii="Times New Roman" w:eastAsia="Times New Roman" w:hAnsi="Times New Roman" w:cs="Times New Roman"/>
+          <w:kern w:val="0"/>
+          <w:sz w:val="24"/>
+          <w:szCs w:val="24"/>
+          <w:lang/>
+          <w14:ligatures w14:val="none"/>
+        </w:rPr>
+        <w:t xml:space="preserve"> This means not all slugs work</w:t>
+      </w:r>
+      <w:r>
+        <w:rPr>
+          <w:rFonts w:ascii="Times New Roman" w:eastAsia="Times New Roman" w:hAnsi="Times New Roman" w:cs="Times New Roman"/>
+          <w:kern w:val="0"/>
+          <w:sz w:val="24"/>
+          <w:szCs w:val="24"/>
+          <w:lang/>
+          <w14:ligatures w14:val="none"/>
+        </w:rPr>
+        <w:t xml:space="preserve">, </w:t>
+      </w:r>
+      <w:r>
+        <w:rPr>
+          <w:rFonts w:ascii="Times New Roman" w:eastAsia="Times New Roman" w:hAnsi="Times New Roman" w:cs="Times New Roman"/>
+          <w:kern w:val="0"/>
+          <w:sz w:val="24"/>
+          <w:szCs w:val="24"/>
+          <w:lang/>
+          <w14:ligatures w14:val="none"/>
+        </w:rPr>
+        <w:t xml:space="preserve">we need to get slugs from the recommendation collection first, then call </w:t>
+      </w:r>
+      <w:r>
+        <w:rPr>
+          <w:rFonts w:ascii="Courier New" w:eastAsia="Times New Roman" w:hAnsi="Courier New" w:cs="Courier New"/>
+          <w:kern w:val="0"/>
+          <w:sz w:val="20"/>
+          <w:szCs w:val="20"/>
+          <w:lang/>
+          <w14:ligatures w14:val="none"/>
+        </w:rPr>
+        <w:t>series-detail</w:t>
+      </w:r>
+      <w:r>
+        <w:rPr>
+          <w:rFonts w:ascii="Times New Roman" w:eastAsia="Times New Roman" w:hAnsi="Times New Roman" w:cs="Times New Roman"/>
+          <w:kern w:val="0"/>
+          <w:sz w:val="24"/>
+          <w:szCs w:val="24"/>
+          <w:lang/>
+          <w14:ligatures w14:val="none"/>
+        </w:rPr>
+        <w:t xml:space="preserve"> on each.</w:t>
+      </w:r>
+    </w:p>
+    <w:p>
+      <w:pPr>
+        <w:rPr>
+          <w:rFonts w:ascii="Times New Roman" w:eastAsia="Times New Roman" w:hAnsi="Times New Roman" w:cs="Times New Roman"/>
+          <w:kern w:val="0"/>
+          <w:sz w:val="24"/>
+          <w:szCs w:val="24"/>
+          <w:lang/>
+          <w14:ligatures w14:val="none"/>
+        </w:rPr>
+      </w:pPr>
+    </w:p>
+    <w:p>
+      <w:pPr>
+        <w:spacing w:before="100" w:beforeAutospacing="1" w:after="100" w:afterAutospacing="1" w:line="240" w:lineRule="auto"/>
+        <w:outlineLvl w:val="1"/>
+        <w:rPr>
+          <w:rFonts w:ascii="Times New Roman" w:eastAsia="Times New Roman" w:hAnsi="Times New Roman" w:cs="Times New Roman"/>
+          <w:b/>
+          <w:bCs/>
+          <w:kern w:val="0"/>
+          <w:sz w:val="36"/>
+          <w:szCs w:val="36"/>
+          <w:lang/>
+          <w14:ligatures w14:val="none"/>
+        </w:rPr>
+      </w:pPr>
+      <w:r>
+        <w:rPr>
+          <w:rFonts w:ascii="Times New Roman" w:eastAsia="Times New Roman" w:hAnsi="Times New Roman" w:cs="Times New Roman"/>
+          <w:b/>
+          <w:bCs/>
+          <w:kern w:val="0"/>
+          <w:sz w:val="36"/>
+          <w:szCs w:val="36"/>
+          <w:lang/>
+          <w14:ligatures w14:val="none"/>
+        </w:rPr>
+        <w:t xml:space="preserve">The data_loader </w:t>
+      </w:r>
+      <w:r>
+        <w:rPr>
+          <w:rFonts w:ascii="Times New Roman" w:eastAsia="Times New Roman" w:hAnsi="Times New Roman" w:cs="Times New Roman"/>
+          <w:b/>
+          <w:bCs/>
+          <w:kern w:val="0"/>
+          <w:sz w:val="36"/>
+          <w:szCs w:val="36"/>
+          <w:lang/>
+          <w14:ligatures w14:val="none"/>
+        </w:rPr>
+        <w:t>walkthrough process</w:t>
+      </w:r>
+    </w:p>
+    <w:p>
+      <w:pPr>
+        <w:spacing w:before="100" w:beforeAutospacing="1" w:after="100" w:afterAutospacing="1" w:line="240" w:lineRule="auto"/>
+        <w:rPr>
+          <w:rFonts w:ascii="Times New Roman" w:eastAsia="Times New Roman" w:hAnsi="Times New Roman" w:cs="Times New Roman"/>
+          <w:kern w:val="0"/>
+          <w:sz w:val="24"/>
+          <w:szCs w:val="24"/>
+          <w:lang/>
+          <w14:ligatures w14:val="none"/>
+        </w:rPr>
+      </w:pPr>
+      <w:r>
+        <w:rPr>
+          <w:rFonts w:ascii="Times New Roman" w:eastAsia="Times New Roman" w:hAnsi="Times New Roman" w:cs="Times New Roman"/>
+          <w:kern w:val="0"/>
+          <w:sz w:val="24"/>
+          <w:szCs w:val="24"/>
+          <w:lang/>
+          <w14:ligatures w14:val="none"/>
+        </w:rPr>
+        <w:t>So the script</w:t>
+      </w:r>
+      <w:r>
+        <w:rPr>
+          <w:rFonts w:ascii="Times New Roman" w:eastAsia="Times New Roman" w:hAnsi="Times New Roman" w:cs="Times New Roman"/>
+          <w:kern w:val="0"/>
+          <w:sz w:val="24"/>
+          <w:szCs w:val="24"/>
+          <w:lang/>
+          <w14:ligatures w14:val="none"/>
+        </w:rPr>
+        <w:t xml:space="preserve">: </w:t>
+      </w:r>
+    </w:p>
+    <w:p>
+      <w:pPr>
+        <w:numPr>
+          <w:ilvl w:val="0"/>
+          <w:numId w:val="2"/>
+        </w:numPr>
+        <w:spacing w:before="100" w:beforeAutospacing="1" w:after="100" w:afterAutospacing="1" w:line="240" w:lineRule="auto"/>
+        <w:rPr>
+          <w:rFonts w:ascii="Times New Roman" w:eastAsia="Times New Roman" w:hAnsi="Times New Roman" w:cs="Times New Roman"/>
+          <w:kern w:val="0"/>
+          <w:sz w:val="24"/>
+          <w:szCs w:val="24"/>
+          <w:lang/>
+          <w14:ligatures w14:val="none"/>
+        </w:rPr>
+      </w:pPr>
+      <w:r>
+        <w:rPr>
+          <w:rFonts w:ascii="Times New Roman" w:eastAsia="Times New Roman" w:hAnsi="Times New Roman" w:cs="Times New Roman"/>
+          <w:kern w:val="0"/>
+          <w:sz w:val="24"/>
+          <w:szCs w:val="24"/>
+          <w:lang/>
+          <w14:ligatures w14:val="none"/>
+        </w:rPr>
+        <w:t xml:space="preserve">Hit </w:t>
+      </w:r>
+      <w:r>
+        <w:rPr>
+          <w:rFonts w:ascii="Times New Roman" w:eastAsia="Times New Roman" w:hAnsi="Times New Roman" w:cs="Times New Roman"/>
+          <w:b/>
+          <w:bCs/>
+          <w:kern w:val="0"/>
+          <w:sz w:val="24"/>
+          <w:szCs w:val="24"/>
+          <w:lang/>
+          <w14:ligatures w14:val="none"/>
+        </w:rPr>
+        <w:t>3</w:t>
+      </w:r>
+      <w:r>
+        <w:rPr>
+          <w:rFonts w:ascii="Times New Roman" w:eastAsia="Times New Roman" w:hAnsi="Times New Roman" w:cs="Times New Roman"/>
+          <w:b/>
+          <w:bCs/>
+          <w:kern w:val="0"/>
+          <w:sz w:val="24"/>
+          <w:szCs w:val="24"/>
+          <w:lang/>
+          <w14:ligatures w14:val="none"/>
+        </w:rPr>
+        <w:t xml:space="preserve"> - </w:t>
+      </w:r>
+      <w:r>
+        <w:rPr>
+          <w:rFonts w:ascii="Times New Roman" w:eastAsia="Times New Roman" w:hAnsi="Times New Roman" w:cs="Times New Roman"/>
+          <w:b/>
+          <w:bCs/>
+          <w:kern w:val="0"/>
+          <w:sz w:val="24"/>
+          <w:szCs w:val="24"/>
+          <w:lang/>
+          <w14:ligatures w14:val="none"/>
+        </w:rPr>
+        <w:t>4 different recommendation collection endpoints</w:t>
+      </w:r>
+      <w:r>
+        <w:rPr>
+          <w:rFonts w:ascii="Times New Roman" w:eastAsia="Times New Roman" w:hAnsi="Times New Roman" w:cs="Times New Roman"/>
+          <w:kern w:val="0"/>
+          <w:sz w:val="24"/>
+          <w:szCs w:val="24"/>
+          <w:lang/>
+          <w14:ligatures w14:val="none"/>
+        </w:rPr>
+        <w:t xml:space="preserve"> (series, trending, public-value, recent)</w:t>
+      </w:r>
+      <w:r>
+        <w:rPr>
+          <w:rFonts w:ascii="Times New Roman" w:eastAsia="Times New Roman" w:hAnsi="Times New Roman" w:cs="Times New Roman"/>
+          <w:kern w:val="0"/>
+          <w:sz w:val="24"/>
+          <w:szCs w:val="24"/>
+          <w:lang/>
+          <w14:ligatures w14:val="none"/>
+        </w:rPr>
+        <w:t xml:space="preserve"> and</w:t>
+      </w:r>
+      <w:r>
+        <w:rPr>
+          <w:rFonts w:ascii="Times New Roman" w:eastAsia="Times New Roman" w:hAnsi="Times New Roman" w:cs="Times New Roman"/>
+          <w:kern w:val="0"/>
+          <w:sz w:val="24"/>
+          <w:szCs w:val="24"/>
+          <w:lang/>
+          <w14:ligatures w14:val="none"/>
+        </w:rPr>
+        <w:t xml:space="preserve"> these together give ~100 items representing what NPO Start actually recommends anonymously</w:t>
+      </w:r>
+      <w:r>
+        <w:rPr>
+          <w:rFonts w:ascii="Times New Roman" w:eastAsia="Times New Roman" w:hAnsi="Times New Roman" w:cs="Times New Roman"/>
+          <w:kern w:val="0"/>
+          <w:sz w:val="24"/>
+          <w:szCs w:val="24"/>
+          <w:lang/>
+          <w14:ligatures w14:val="none"/>
+        </w:rPr>
+        <w:t>.</w:t>
+      </w:r>
+    </w:p>
+    <w:p>
+      <w:pPr>
+        <w:numPr>
+          <w:ilvl w:val="0"/>
+          <w:numId w:val="2"/>
+        </w:numPr>
+        <w:spacing w:before="100" w:beforeAutospacing="1" w:after="100" w:afterAutospacing="1" w:line="240" w:lineRule="auto"/>
+        <w:rPr>
+          <w:rFonts w:ascii="Times New Roman" w:eastAsia="Times New Roman" w:hAnsi="Times New Roman" w:cs="Times New Roman"/>
+          <w:kern w:val="0"/>
+          <w:sz w:val="24"/>
+          <w:szCs w:val="24"/>
+          <w:lang/>
+          <w14:ligatures w14:val="none"/>
+        </w:rPr>
+      </w:pPr>
+      <w:r>
+        <w:rPr>
+          <w:rFonts w:ascii="Times New Roman" w:eastAsia="Times New Roman" w:hAnsi="Times New Roman" w:cs="Times New Roman"/>
+          <w:kern w:val="0"/>
+          <w:sz w:val="24"/>
+          <w:szCs w:val="24"/>
+          <w:lang/>
+          <w14:ligatures w14:val="none"/>
+        </w:rPr>
+        <w:t xml:space="preserve">For each item's </w:t>
+      </w:r>
+      <w:r>
+        <w:rPr>
+          <w:rFonts w:ascii="Courier New" w:eastAsia="Times New Roman" w:hAnsi="Courier New" w:cs="Courier New"/>
+          <w:kern w:val="0"/>
+          <w:sz w:val="20"/>
+          <w:szCs w:val="20"/>
+          <w:lang/>
+          <w14:ligatures w14:val="none"/>
+        </w:rPr>
+        <w:t>slug</w:t>
+      </w:r>
+      <w:r>
+        <w:rPr>
+          <w:rFonts w:ascii="Times New Roman" w:eastAsia="Times New Roman" w:hAnsi="Times New Roman" w:cs="Times New Roman"/>
+          <w:kern w:val="0"/>
+          <w:sz w:val="24"/>
+          <w:szCs w:val="24"/>
+          <w:lang/>
+          <w14:ligatures w14:val="none"/>
+        </w:rPr>
+        <w:t xml:space="preserve">, call </w:t>
+      </w:r>
+      <w:r>
+        <w:rPr>
+          <w:rFonts w:ascii="Courier New" w:eastAsia="Times New Roman" w:hAnsi="Courier New" w:cs="Courier New"/>
+          <w:b/>
+          <w:bCs/>
+          <w:kern w:val="0"/>
+          <w:sz w:val="20"/>
+          <w:szCs w:val="20"/>
+          <w:lang/>
+          <w14:ligatures w14:val="none"/>
+        </w:rPr>
+        <w:t>series-detail</w:t>
+      </w:r>
+      <w:r>
+        <w:rPr>
+          <w:rFonts w:ascii="Times New Roman" w:eastAsia="Times New Roman" w:hAnsi="Times New Roman" w:cs="Times New Roman"/>
+          <w:kern w:val="0"/>
+          <w:sz w:val="24"/>
+          <w:szCs w:val="24"/>
+          <w:lang/>
+          <w14:ligatures w14:val="none"/>
+        </w:rPr>
+        <w:t xml:space="preserve"> to get the broadcaster name</w:t>
+      </w:r>
+      <w:r>
+        <w:rPr>
+          <w:rFonts w:ascii="Times New Roman" w:eastAsia="Times New Roman" w:hAnsi="Times New Roman" w:cs="Times New Roman"/>
+          <w:kern w:val="0"/>
+          <w:sz w:val="24"/>
+          <w:szCs w:val="24"/>
+          <w:lang/>
+          <w14:ligatures w14:val="none"/>
+        </w:rPr>
+        <w:t>.</w:t>
+      </w:r>
+    </w:p>
+    <w:p>
+      <w:pPr>
+        <w:numPr>
+          <w:ilvl w:val="0"/>
+          <w:numId w:val="2"/>
+        </w:numPr>
+        <w:spacing w:before="100" w:beforeAutospacing="1" w:after="100" w:afterAutospacing="1" w:line="240" w:lineRule="auto"/>
+        <w:rPr>
+          <w:rFonts w:ascii="Times New Roman" w:eastAsia="Times New Roman" w:hAnsi="Times New Roman" w:cs="Times New Roman"/>
+          <w:kern w:val="0"/>
+          <w:sz w:val="24"/>
+          <w:szCs w:val="24"/>
+          <w:lang/>
+          <w14:ligatures w14:val="none"/>
+        </w:rPr>
+      </w:pPr>
+      <w:r>
+        <w:rPr>
+          <w:rFonts w:ascii="Times New Roman" w:eastAsia="Times New Roman" w:hAnsi="Times New Roman" w:cs="Times New Roman"/>
+          <w:kern w:val="0"/>
+          <w:sz w:val="24"/>
+          <w:szCs w:val="24"/>
+          <w:lang/>
+          <w14:ligatures w14:val="none"/>
+        </w:rPr>
+        <w:t xml:space="preserve">That gives you both the </w:t>
+      </w:r>
+      <w:r>
+        <w:rPr>
+          <w:rFonts w:ascii="Times New Roman" w:eastAsia="Times New Roman" w:hAnsi="Times New Roman" w:cs="Times New Roman"/>
+          <w:b/>
+          <w:bCs/>
+          <w:kern w:val="0"/>
+          <w:sz w:val="24"/>
+          <w:szCs w:val="24"/>
+          <w:lang/>
+          <w14:ligatures w14:val="none"/>
+        </w:rPr>
+        <w:t>observation data</w:t>
+      </w:r>
+      <w:r>
+        <w:rPr>
+          <w:rFonts w:ascii="Times New Roman" w:eastAsia="Times New Roman" w:hAnsi="Times New Roman" w:cs="Times New Roman"/>
+          <w:kern w:val="0"/>
+          <w:sz w:val="24"/>
+          <w:szCs w:val="24"/>
+          <w:lang/>
+          <w14:ligatures w14:val="none"/>
+        </w:rPr>
+        <w:t xml:space="preserve"> (what's recommended) and enough </w:t>
+      </w:r>
+      <w:r>
+        <w:rPr>
+          <w:rFonts w:ascii="Times New Roman" w:eastAsia="Times New Roman" w:hAnsi="Times New Roman" w:cs="Times New Roman"/>
+          <w:b/>
+          <w:bCs/>
+          <w:kern w:val="0"/>
+          <w:sz w:val="24"/>
+          <w:szCs w:val="24"/>
+          <w:lang/>
+          <w14:ligatures w14:val="none"/>
+        </w:rPr>
+        <w:t>catalogue structure</w:t>
+      </w:r>
+      <w:r>
+        <w:rPr>
+          <w:rFonts w:ascii="Times New Roman" w:eastAsia="Times New Roman" w:hAnsi="Times New Roman" w:cs="Times New Roman"/>
+          <w:kern w:val="0"/>
+          <w:sz w:val="24"/>
+          <w:szCs w:val="24"/>
+          <w:lang/>
+          <w14:ligatures w14:val="none"/>
+        </w:rPr>
+        <w:t xml:space="preserve"> (broadcaster + genres per item) for the EG baseline</w:t>
+      </w:r>
+      <w:r>
+        <w:rPr>
+          <w:rFonts w:ascii="Times New Roman" w:eastAsia="Times New Roman" w:hAnsi="Times New Roman" w:cs="Times New Roman"/>
+          <w:kern w:val="0"/>
+          <w:sz w:val="24"/>
+          <w:szCs w:val="24"/>
+          <w:lang/>
+          <w14:ligatures w14:val="none"/>
+        </w:rPr>
+        <w:t>.</w:t>
+      </w:r>
+    </w:p>
     <w:sectPr>
       <w:pgSz w:w="11906" w:h="16838"/>
       <w:pgMar w:top="1440" w:right="1440" w:bottom="1440" w:left="1440" w:header="708" w:footer="708" w:gutter="0"/>
@@ -1235,6 +2766,279 @@
     </w:sectPr>
   </w:body>
 </w:document>
+</file>
+
+<file path=word/numbering.xml><?xml version="1.0" encoding="utf-8"?>
+<w:numbering xmlns:wpc="http://schemas.microsoft.com/office/word/2010/wordprocessingCanvas" xmlns:cx="http://schemas.microsoft.com/office/drawing/2014/chartex" xmlns:cx1="http://schemas.microsoft.com/office/drawing/2015/9/8/chartex" xmlns:cx2="http://schemas.microsoft.com/office/drawing/2015/10/21/chartex" xmlns:cx3="http://schemas.microsoft.com/office/drawing/2016/5/9/chartex" xmlns:cx4="http://schemas.microsoft.com/office/drawing/2016/5/10/chartex" xmlns:cx5="http://schemas.microsoft.com/office/drawing/2016/5/11/chartex" xmlns:cx6="http://schemas.microsoft.com/office/drawing/2016/5/12/chartex" xmlns:cx7="http://schemas.microsoft.com/office/drawing/2016/5/13/chartex" xmlns:cx8="http://schemas.microsoft.com/office/drawing/2016/5/14/chartex" xmlns:mc="http://schemas.openxmlformats.org/markup-compatibility/2006" xmlns:aink="http://schemas.microsoft.com/office/drawing/2016/ink" xmlns:am3d="http://schemas.microsoft.com/office/drawing/2017/model3d" xmlns:o="urn:schemas-microsoft-com:office:office" xmlns:oel="http://schemas.microsoft.com/office/2019/extlst" xmlns:r="http://schemas.openxmlformats.org/officeDocument/2006/relationships" xmlns:m="http://schemas.openxmlformats.org/officeDocument/2006/math" xmlns:v="urn:schemas-microsoft-com:vml" xmlns:wp14="http://schemas.microsoft.com/office/word/2010/wordprocessingDrawing" xmlns:wp="http://schemas.openxmlformats.org/drawingml/2006/wordprocessingDrawing" xmlns:w10="urn:schemas-microsoft-com:office:word" xmlns:w="http://schemas.openxmlformats.org/wordprocessingml/2006/main" xmlns:w14="http://schemas.microsoft.com/office/word/2010/wordml" xmlns:w15="http://schemas.microsoft.com/office/word/2012/wordml" xmlns:w16cex="http://schemas.microsoft.com/office/word/2018/wordml/cex" xmlns:w16cid="http://schemas.microsoft.com/office/word/2016/wordml/cid" xmlns:w16="http://schemas.microsoft.com/office/word/2018/wordml" xmlns:w16du="http://schemas.microsoft.com/office/word/2023/wordml/word16du" xmlns:w16sdtdh="http://schemas.microsoft.com/office/word/2020/wordml/sdtdatahash" xmlns:w16sdtfl="http://schemas.microsoft.com/office/word/2024/wordml/sdtformatlock" xmlns:w16se="http://schemas.microsoft.com/office/word/2015/wordml/symex" xmlns:wpg="http://schemas.microsoft.com/office/word/2010/wordprocessingGroup" xmlns:wpi="http://schemas.microsoft.com/office/word/2010/wordprocessingInk" xmlns:wne="http://schemas.microsoft.com/office/word/2006/wordml" xmlns:wps="http://schemas.microsoft.com/office/word/2010/wordprocessingShape" mc:Ignorable="w14 w15 w16se w16cid w16 w16cex w16sdtdh w16sdtfl w16du wp14">
+  <w:abstractNum w:abstractNumId="0" w15:restartNumberingAfterBreak="0">
+    <w:nsid w:val="472E7EE2"/>
+    <w:multiLevelType w:val="multilevel"/>
+    <w:tmpl w:val="055C1334"/>
+    <w:lvl w:ilvl="0">
+      <w:start w:val="1"/>
+      <w:numFmt w:val="bullet"/>
+      <w:lvlText w:val=""/>
+      <w:lvlJc w:val="left"/>
+      <w:pPr>
+        <w:tabs>
+          <w:tab w:val="num" w:pos="720"/>
+        </w:tabs>
+        <w:ind w:left="720" w:hanging="360"/>
+      </w:pPr>
+      <w:rPr>
+        <w:rFonts w:ascii="Symbol" w:hAnsi="Symbol" w:hint="default"/>
+        <w:sz w:val="20"/>
+      </w:rPr>
+    </w:lvl>
+    <w:lvl w:ilvl="1" w:tentative="1">
+      <w:start w:val="1"/>
+      <w:numFmt w:val="bullet"/>
+      <w:lvlText w:val="o"/>
+      <w:lvlJc w:val="left"/>
+      <w:pPr>
+        <w:tabs>
+          <w:tab w:val="num" w:pos="1440"/>
+        </w:tabs>
+        <w:ind w:left="1440" w:hanging="360"/>
+      </w:pPr>
+      <w:rPr>
+        <w:rFonts w:ascii="Courier New" w:hAnsi="Courier New" w:hint="default"/>
+        <w:sz w:val="20"/>
+      </w:rPr>
+    </w:lvl>
+    <w:lvl w:ilvl="2" w:tentative="1">
+      <w:start w:val="1"/>
+      <w:numFmt w:val="bullet"/>
+      <w:lvlText w:val=""/>
+      <w:lvlJc w:val="left"/>
+      <w:pPr>
+        <w:tabs>
+          <w:tab w:val="num" w:pos="2160"/>
+        </w:tabs>
+        <w:ind w:left="2160" w:hanging="360"/>
+      </w:pPr>
+      <w:rPr>
+        <w:rFonts w:ascii="Wingdings" w:hAnsi="Wingdings" w:hint="default"/>
+        <w:sz w:val="20"/>
+      </w:rPr>
+    </w:lvl>
+    <w:lvl w:ilvl="3" w:tentative="1">
+      <w:start w:val="1"/>
+      <w:numFmt w:val="bullet"/>
+      <w:lvlText w:val=""/>
+      <w:lvlJc w:val="left"/>
+      <w:pPr>
+        <w:tabs>
+          <w:tab w:val="num" w:pos="2880"/>
+        </w:tabs>
+        <w:ind w:left="2880" w:hanging="360"/>
+      </w:pPr>
+      <w:rPr>
+        <w:rFonts w:ascii="Wingdings" w:hAnsi="Wingdings" w:hint="default"/>
+        <w:sz w:val="20"/>
+      </w:rPr>
+    </w:lvl>
+    <w:lvl w:ilvl="4" w:tentative="1">
+      <w:start w:val="1"/>
+      <w:numFmt w:val="bullet"/>
+      <w:lvlText w:val=""/>
+      <w:lvlJc w:val="left"/>
+      <w:pPr>
+        <w:tabs>
+          <w:tab w:val="num" w:pos="3600"/>
+        </w:tabs>
+        <w:ind w:left="3600" w:hanging="360"/>
+      </w:pPr>
+      <w:rPr>
+        <w:rFonts w:ascii="Wingdings" w:hAnsi="Wingdings" w:hint="default"/>
+        <w:sz w:val="20"/>
+      </w:rPr>
+    </w:lvl>
+    <w:lvl w:ilvl="5" w:tentative="1">
+      <w:start w:val="1"/>
+      <w:numFmt w:val="bullet"/>
+      <w:lvlText w:val=""/>
+      <w:lvlJc w:val="left"/>
+      <w:pPr>
+        <w:tabs>
+          <w:tab w:val="num" w:pos="4320"/>
+        </w:tabs>
+        <w:ind w:left="4320" w:hanging="360"/>
+      </w:pPr>
+      <w:rPr>
+        <w:rFonts w:ascii="Wingdings" w:hAnsi="Wingdings" w:hint="default"/>
+        <w:sz w:val="20"/>
+      </w:rPr>
+    </w:lvl>
+    <w:lvl w:ilvl="6" w:tentative="1">
+      <w:start w:val="1"/>
+      <w:numFmt w:val="bullet"/>
+      <w:lvlText w:val=""/>
+      <w:lvlJc w:val="left"/>
+      <w:pPr>
+        <w:tabs>
+          <w:tab w:val="num" w:pos="5040"/>
+        </w:tabs>
+        <w:ind w:left="5040" w:hanging="360"/>
+      </w:pPr>
+      <w:rPr>
+        <w:rFonts w:ascii="Wingdings" w:hAnsi="Wingdings" w:hint="default"/>
+        <w:sz w:val="20"/>
+      </w:rPr>
+    </w:lvl>
+    <w:lvl w:ilvl="7" w:tentative="1">
+      <w:start w:val="1"/>
+      <w:numFmt w:val="bullet"/>
+      <w:lvlText w:val=""/>
+      <w:lvlJc w:val="left"/>
+      <w:pPr>
+        <w:tabs>
+          <w:tab w:val="num" w:pos="5760"/>
+        </w:tabs>
+        <w:ind w:left="5760" w:hanging="360"/>
+      </w:pPr>
+      <w:rPr>
+        <w:rFonts w:ascii="Wingdings" w:hAnsi="Wingdings" w:hint="default"/>
+        <w:sz w:val="20"/>
+      </w:rPr>
+    </w:lvl>
+    <w:lvl w:ilvl="8" w:tentative="1">
+      <w:start w:val="1"/>
+      <w:numFmt w:val="bullet"/>
+      <w:lvlText w:val=""/>
+      <w:lvlJc w:val="left"/>
+      <w:pPr>
+        <w:tabs>
+          <w:tab w:val="num" w:pos="6480"/>
+        </w:tabs>
+        <w:ind w:left="6480" w:hanging="360"/>
+      </w:pPr>
+      <w:rPr>
+        <w:rFonts w:ascii="Wingdings" w:hAnsi="Wingdings" w:hint="default"/>
+        <w:sz w:val="20"/>
+      </w:rPr>
+    </w:lvl>
+  </w:abstractNum>
+  <w:abstractNum w:abstractNumId="1" w15:restartNumberingAfterBreak="0">
+    <w:nsid w:val="49C84A13"/>
+    <w:multiLevelType w:val="multilevel"/>
+    <w:tmpl w:val="0984567A"/>
+    <w:lvl w:ilvl="0">
+      <w:start w:val="1"/>
+      <w:numFmt w:val="decimal"/>
+      <w:lvlText w:val="%1."/>
+      <w:lvlJc w:val="left"/>
+      <w:pPr>
+        <w:tabs>
+          <w:tab w:val="num" w:pos="720"/>
+        </w:tabs>
+        <w:ind w:left="720" w:hanging="360"/>
+      </w:pPr>
+    </w:lvl>
+    <w:lvl w:ilvl="1" w:tentative="1">
+      <w:start w:val="1"/>
+      <w:numFmt w:val="decimal"/>
+      <w:lvlText w:val="%2."/>
+      <w:lvlJc w:val="left"/>
+      <w:pPr>
+        <w:tabs>
+          <w:tab w:val="num" w:pos="1440"/>
+        </w:tabs>
+        <w:ind w:left="1440" w:hanging="360"/>
+      </w:pPr>
+    </w:lvl>
+    <w:lvl w:ilvl="2" w:tentative="1">
+      <w:start w:val="1"/>
+      <w:numFmt w:val="decimal"/>
+      <w:lvlText w:val="%3."/>
+      <w:lvlJc w:val="left"/>
+      <w:pPr>
+        <w:tabs>
+          <w:tab w:val="num" w:pos="2160"/>
+        </w:tabs>
+        <w:ind w:left="2160" w:hanging="360"/>
+      </w:pPr>
+    </w:lvl>
+    <w:lvl w:ilvl="3" w:tentative="1">
+      <w:start w:val="1"/>
+      <w:numFmt w:val="decimal"/>
+      <w:lvlText w:val="%4."/>
+      <w:lvlJc w:val="left"/>
+      <w:pPr>
+        <w:tabs>
+          <w:tab w:val="num" w:pos="2880"/>
+        </w:tabs>
+        <w:ind w:left="2880" w:hanging="360"/>
+      </w:pPr>
+    </w:lvl>
+    <w:lvl w:ilvl="4" w:tentative="1">
+      <w:start w:val="1"/>
+      <w:numFmt w:val="decimal"/>
+      <w:lvlText w:val="%5."/>
+      <w:lvlJc w:val="left"/>
+      <w:pPr>
+        <w:tabs>
+          <w:tab w:val="num" w:pos="3600"/>
+        </w:tabs>
+        <w:ind w:left="3600" w:hanging="360"/>
+      </w:pPr>
+    </w:lvl>
+    <w:lvl w:ilvl="5" w:tentative="1">
+      <w:start w:val="1"/>
+      <w:numFmt w:val="decimal"/>
+      <w:lvlText w:val="%6."/>
+      <w:lvlJc w:val="left"/>
+      <w:pPr>
+        <w:tabs>
+          <w:tab w:val="num" w:pos="4320"/>
+        </w:tabs>
+        <w:ind w:left="4320" w:hanging="360"/>
+      </w:pPr>
+    </w:lvl>
+    <w:lvl w:ilvl="6" w:tentative="1">
+      <w:start w:val="1"/>
+      <w:numFmt w:val="decimal"/>
+      <w:lvlText w:val="%7."/>
+      <w:lvlJc w:val="left"/>
+      <w:pPr>
+        <w:tabs>
+          <w:tab w:val="num" w:pos="5040"/>
+        </w:tabs>
+        <w:ind w:left="5040" w:hanging="360"/>
+      </w:pPr>
+    </w:lvl>
+    <w:lvl w:ilvl="7" w:tentative="1">
+      <w:start w:val="1"/>
+      <w:numFmt w:val="decimal"/>
+      <w:lvlText w:val="%8."/>
+      <w:lvlJc w:val="left"/>
+      <w:pPr>
+        <w:tabs>
+          <w:tab w:val="num" w:pos="5760"/>
+        </w:tabs>
+        <w:ind w:left="5760" w:hanging="360"/>
+      </w:pPr>
+    </w:lvl>
+    <w:lvl w:ilvl="8" w:tentative="1">
+      <w:start w:val="1"/>
+      <w:numFmt w:val="decimal"/>
+      <w:lvlText w:val="%9."/>
+      <w:lvlJc w:val="left"/>
+      <w:pPr>
+        <w:tabs>
+          <w:tab w:val="num" w:pos="6480"/>
+        </w:tabs>
+        <w:ind w:left="6480" w:hanging="360"/>
+      </w:pPr>
+    </w:lvl>
+  </w:abstractNum>
+  <w:num w:numId="1" w16cid:durableId="253444378">
+    <w:abstractNumId w:val="0"/>
+  </w:num>
+  <w:num w:numId="2" w16cid:durableId="269775061">
+    <w:abstractNumId w:val="1"/>
+  </w:num>
+</w:numbering>
 </file>
 
 <file path=word/styles.xml><?xml version="1.0" encoding="utf-8"?>

--- a/docs/Fairness Document.docx
+++ b/docs/Fairness Document.docx
@@ -1142,7 +1142,6 @@
           <w:kern w:val="0"/>
           <w:sz w:val="36"/>
           <w:szCs w:val="36"/>
-          <w:lang/>
           <w14:ligatures w14:val="none"/>
         </w:rPr>
       </w:pPr>
@@ -1154,7 +1153,6 @@
           <w:kern w:val="0"/>
           <w:sz w:val="36"/>
           <w:szCs w:val="36"/>
-          <w:lang/>
           <w14:ligatures w14:val="none"/>
         </w:rPr>
         <w:lastRenderedPageBreak/>
@@ -1168,7 +1166,6 @@
           <w:kern w:val="0"/>
           <w:sz w:val="36"/>
           <w:szCs w:val="36"/>
-          <w:lang/>
           <w14:ligatures w14:val="none"/>
         </w:rPr>
         <w:t>I</w:t>
@@ -1181,7 +1178,6 @@
           <w:kern w:val="0"/>
           <w:sz w:val="36"/>
           <w:szCs w:val="36"/>
-          <w:lang/>
           <w14:ligatures w14:val="none"/>
         </w:rPr>
         <w:t xml:space="preserve"> now know from the API exploration</w:t>
@@ -1195,19 +1191,17 @@
           <w:kern w:val="0"/>
           <w:sz w:val="24"/>
           <w:szCs w:val="24"/>
-          <w:lang/>
-          <w14:ligatures w14:val="none"/>
-        </w:rPr>
-      </w:pPr>
-      <w:r>
-        <w:rPr>
-          <w:rFonts w:ascii="Times New Roman" w:eastAsia="Times New Roman" w:hAnsi="Times New Roman" w:cs="Times New Roman"/>
-          <w:b/>
-          <w:bCs/>
-          <w:kern w:val="0"/>
-          <w:sz w:val="24"/>
-          <w:szCs w:val="24"/>
-          <w:lang/>
+          <w14:ligatures w14:val="none"/>
+        </w:rPr>
+      </w:pPr>
+      <w:r>
+        <w:rPr>
+          <w:rFonts w:ascii="Times New Roman" w:eastAsia="Times New Roman" w:hAnsi="Times New Roman" w:cs="Times New Roman"/>
+          <w:b/>
+          <w:bCs/>
+          <w:kern w:val="0"/>
+          <w:sz w:val="24"/>
+          <w:szCs w:val="24"/>
           <w14:ligatures w14:val="none"/>
         </w:rPr>
         <w:t xml:space="preserve">Two working public endpoints on </w:t>
@@ -1220,7 +1214,6 @@
           <w:kern w:val="0"/>
           <w:sz w:val="20"/>
           <w:szCs w:val="20"/>
-          <w:lang/>
           <w14:ligatures w14:val="none"/>
         </w:rPr>
         <w:t>npo.nl/start/api</w:t>
@@ -1233,7 +1226,6 @@
           <w:kern w:val="0"/>
           <w:sz w:val="24"/>
           <w:szCs w:val="24"/>
-          <w:lang/>
           <w14:ligatures w14:val="none"/>
         </w:rPr>
         <w:t>:</w:t>
@@ -1247,19 +1239,17 @@
           <w:kern w:val="0"/>
           <w:sz w:val="24"/>
           <w:szCs w:val="24"/>
-          <w:lang/>
-          <w14:ligatures w14:val="none"/>
-        </w:rPr>
-      </w:pPr>
-      <w:r>
-        <w:rPr>
-          <w:rFonts w:ascii="Times New Roman" w:eastAsia="Times New Roman" w:hAnsi="Times New Roman" w:cs="Times New Roman"/>
-          <w:b/>
-          <w:bCs/>
-          <w:kern w:val="0"/>
-          <w:sz w:val="24"/>
-          <w:szCs w:val="24"/>
-          <w:lang/>
+          <w14:ligatures w14:val="none"/>
+        </w:rPr>
+      </w:pPr>
+      <w:r>
+        <w:rPr>
+          <w:rFonts w:ascii="Times New Roman" w:eastAsia="Times New Roman" w:hAnsi="Times New Roman" w:cs="Times New Roman"/>
+          <w:b/>
+          <w:bCs/>
+          <w:kern w:val="0"/>
+          <w:sz w:val="24"/>
+          <w:szCs w:val="24"/>
           <w14:ligatures w14:val="none"/>
         </w:rPr>
         <w:t>1. Recommendation collection</w:t>
@@ -1270,7 +1260,6 @@
           <w:kern w:val="0"/>
           <w:sz w:val="24"/>
           <w:szCs w:val="24"/>
-          <w:lang/>
           <w14:ligatures w14:val="none"/>
         </w:rPr>
         <w:t xml:space="preserve"> for observation baseline:</w:t>
@@ -1304,7 +1293,6 @@
           <w:kern w:val="0"/>
           <w:sz w:val="20"/>
           <w:szCs w:val="20"/>
-          <w:lang/>
           <w14:ligatures w14:val="none"/>
         </w:rPr>
       </w:pPr>
@@ -1316,7 +1304,6 @@
           <w:kern w:val="0"/>
           <w:sz w:val="20"/>
           <w:szCs w:val="20"/>
-          <w:lang/>
           <w14:ligatures w14:val="none"/>
         </w:rPr>
         <w:t xml:space="preserve">GET </w:t>
@@ -1331,7 +1318,6 @@
             <w:kern w:val="0"/>
             <w:sz w:val="20"/>
             <w:szCs w:val="20"/>
-            <w:lang/>
             <w14:ligatures w14:val="none"/>
           </w:rPr>
           <w:t>https://npo.nl/start/api/domain/recommendation-collection</w:t>
@@ -1345,7 +1331,6 @@
           <w:kern w:val="0"/>
           <w:sz w:val="20"/>
           <w:szCs w:val="20"/>
-          <w:lang/>
           <w14:ligatures w14:val="none"/>
         </w:rPr>
         <w:t xml:space="preserve"> </w:t>
@@ -1379,7 +1364,6 @@
           <w:kern w:val="0"/>
           <w:sz w:val="20"/>
           <w:szCs w:val="20"/>
-          <w:lang/>
           <w14:ligatures w14:val="none"/>
         </w:rPr>
       </w:pPr>
@@ -1391,7 +1375,6 @@
           <w:kern w:val="0"/>
           <w:sz w:val="20"/>
           <w:szCs w:val="20"/>
-          <w:lang/>
           <w14:ligatures w14:val="none"/>
         </w:rPr>
         <w:t xml:space="preserve">    ?collectionId=series-anonymous-v0</w:t>
@@ -1425,7 +1408,6 @@
           <w:kern w:val="0"/>
           <w:sz w:val="20"/>
           <w:szCs w:val="20"/>
-          <w:lang/>
           <w14:ligatures w14:val="none"/>
         </w:rPr>
       </w:pPr>
@@ -1437,7 +1419,6 @@
           <w:kern w:val="0"/>
           <w:sz w:val="20"/>
           <w:szCs w:val="20"/>
-          <w:lang/>
           <w14:ligatures w14:val="none"/>
         </w:rPr>
         <w:t xml:space="preserve">    &amp;collectionType=SERIES</w:t>
@@ -1471,7 +1452,6 @@
           <w:kern w:val="0"/>
           <w:sz w:val="20"/>
           <w:szCs w:val="20"/>
-          <w:lang/>
           <w14:ligatures w14:val="none"/>
         </w:rPr>
       </w:pPr>
@@ -1483,7 +1463,6 @@
           <w:kern w:val="0"/>
           <w:sz w:val="20"/>
           <w:szCs w:val="20"/>
-          <w:lang/>
           <w14:ligatures w14:val="none"/>
         </w:rPr>
         <w:t xml:space="preserve">    &amp;includePremiumContent=true</w:t>
@@ -1517,7 +1496,6 @@
           <w:kern w:val="0"/>
           <w:sz w:val="20"/>
           <w:szCs w:val="20"/>
-          <w:lang/>
           <w14:ligatures w14:val="none"/>
         </w:rPr>
       </w:pPr>
@@ -1529,7 +1507,6 @@
           <w:kern w:val="0"/>
           <w:sz w:val="20"/>
           <w:szCs w:val="20"/>
-          <w:lang/>
           <w14:ligatures w14:val="none"/>
         </w:rPr>
         <w:t xml:space="preserve">    &amp;layoutType=RECOMMENDATION</w:t>
@@ -1563,7 +1540,6 @@
           <w:kern w:val="0"/>
           <w:sz w:val="20"/>
           <w:szCs w:val="20"/>
-          <w:lang/>
           <w14:ligatures w14:val="none"/>
         </w:rPr>
       </w:pPr>
@@ -1575,7 +1551,6 @@
           <w:kern w:val="0"/>
           <w:sz w:val="20"/>
           <w:szCs w:val="20"/>
-          <w:lang/>
           <w14:ligatures w14:val="none"/>
         </w:rPr>
         <w:t xml:space="preserve">    &amp;partyId=&lt;anonymous_id&gt;</w:t>
@@ -1588,7 +1563,6 @@
           <w:kern w:val="0"/>
           <w:sz w:val="20"/>
           <w:szCs w:val="20"/>
-          <w:lang/>
           <w14:ligatures w14:val="none"/>
         </w:rPr>
         <w:t xml:space="preserve"> </w:t>
@@ -1602,17 +1576,15 @@
           <w:kern w:val="0"/>
           <w:sz w:val="24"/>
           <w:szCs w:val="24"/>
-          <w:lang/>
-          <w14:ligatures w14:val="none"/>
-        </w:rPr>
-      </w:pPr>
-      <w:r>
-        <w:rPr>
-          <w:rFonts w:ascii="Times New Roman" w:eastAsia="Times New Roman" w:hAnsi="Times New Roman" w:cs="Times New Roman"/>
-          <w:kern w:val="0"/>
-          <w:sz w:val="24"/>
-          <w:szCs w:val="24"/>
-          <w:lang/>
+          <w14:ligatures w14:val="none"/>
+        </w:rPr>
+      </w:pPr>
+      <w:r>
+        <w:rPr>
+          <w:rFonts w:ascii="Times New Roman" w:eastAsia="Times New Roman" w:hAnsi="Times New Roman" w:cs="Times New Roman"/>
+          <w:kern w:val="0"/>
+          <w:sz w:val="24"/>
+          <w:szCs w:val="24"/>
           <w14:ligatures w14:val="none"/>
         </w:rPr>
         <w:t xml:space="preserve">Returns 30 items. </w:t>
@@ -1625,7 +1597,6 @@
           <w:kern w:val="0"/>
           <w:sz w:val="24"/>
           <w:szCs w:val="24"/>
-          <w:lang/>
           <w14:ligatures w14:val="none"/>
         </w:rPr>
         <w:t>No broadcaster field</w:t>
@@ -1636,7 +1607,6 @@
           <w:kern w:val="0"/>
           <w:sz w:val="24"/>
           <w:szCs w:val="24"/>
-          <w:lang/>
           <w14:ligatures w14:val="none"/>
         </w:rPr>
         <w:t xml:space="preserve"> </w:t>
@@ -1647,7 +1617,6 @@
           <w:kern w:val="0"/>
           <w:sz w:val="24"/>
           <w:szCs w:val="24"/>
-          <w:lang/>
           <w14:ligatures w14:val="none"/>
         </w:rPr>
         <w:t>but</w:t>
@@ -1658,7 +1627,6 @@
           <w:kern w:val="0"/>
           <w:sz w:val="24"/>
           <w:szCs w:val="24"/>
-          <w:lang/>
           <w14:ligatures w14:val="none"/>
         </w:rPr>
         <w:t xml:space="preserve"> only </w:t>
@@ -1669,7 +1637,6 @@
           <w:kern w:val="0"/>
           <w:sz w:val="20"/>
           <w:szCs w:val="20"/>
-          <w:lang/>
           <w14:ligatures w14:val="none"/>
         </w:rPr>
         <w:t>productId</w:t>
@@ -1680,7 +1647,6 @@
           <w:kern w:val="0"/>
           <w:sz w:val="24"/>
           <w:szCs w:val="24"/>
-          <w:lang/>
           <w14:ligatures w14:val="none"/>
         </w:rPr>
         <w:t xml:space="preserve">, </w:t>
@@ -1691,7 +1657,6 @@
           <w:kern w:val="0"/>
           <w:sz w:val="20"/>
           <w:szCs w:val="20"/>
-          <w:lang/>
           <w14:ligatures w14:val="none"/>
         </w:rPr>
         <w:t>title</w:t>
@@ -1702,7 +1667,6 @@
           <w:kern w:val="0"/>
           <w:sz w:val="24"/>
           <w:szCs w:val="24"/>
-          <w:lang/>
           <w14:ligatures w14:val="none"/>
         </w:rPr>
         <w:t xml:space="preserve">, </w:t>
@@ -1713,7 +1677,6 @@
           <w:kern w:val="0"/>
           <w:sz w:val="20"/>
           <w:szCs w:val="20"/>
-          <w:lang/>
           <w14:ligatures w14:val="none"/>
         </w:rPr>
         <w:t>slug</w:t>
@@ -1724,7 +1687,6 @@
           <w:kern w:val="0"/>
           <w:sz w:val="24"/>
           <w:szCs w:val="24"/>
-          <w:lang/>
           <w14:ligatures w14:val="none"/>
         </w:rPr>
         <w:t xml:space="preserve">, </w:t>
@@ -1735,7 +1697,6 @@
           <w:kern w:val="0"/>
           <w:sz w:val="20"/>
           <w:szCs w:val="20"/>
-          <w:lang/>
           <w14:ligatures w14:val="none"/>
         </w:rPr>
         <w:t>genres</w:t>
@@ -1746,7 +1707,6 @@
           <w:kern w:val="0"/>
           <w:sz w:val="24"/>
           <w:szCs w:val="24"/>
-          <w:lang/>
           <w14:ligatures w14:val="none"/>
         </w:rPr>
         <w:t>.</w:t>
@@ -1760,7 +1720,6 @@
           <w:kern w:val="0"/>
           <w:sz w:val="24"/>
           <w:szCs w:val="24"/>
-          <w:lang/>
           <w14:ligatures w14:val="none"/>
         </w:rPr>
       </w:pPr>
@@ -1773,19 +1732,17 @@
           <w:kern w:val="0"/>
           <w:sz w:val="24"/>
           <w:szCs w:val="24"/>
-          <w:lang/>
-          <w14:ligatures w14:val="none"/>
-        </w:rPr>
-      </w:pPr>
-      <w:r>
-        <w:rPr>
-          <w:rFonts w:ascii="Times New Roman" w:eastAsia="Times New Roman" w:hAnsi="Times New Roman" w:cs="Times New Roman"/>
-          <w:b/>
-          <w:bCs/>
-          <w:kern w:val="0"/>
-          <w:sz w:val="24"/>
-          <w:szCs w:val="24"/>
-          <w:lang/>
+          <w14:ligatures w14:val="none"/>
+        </w:rPr>
+      </w:pPr>
+      <w:r>
+        <w:rPr>
+          <w:rFonts w:ascii="Times New Roman" w:eastAsia="Times New Roman" w:hAnsi="Times New Roman" w:cs="Times New Roman"/>
+          <w:b/>
+          <w:bCs/>
+          <w:kern w:val="0"/>
+          <w:sz w:val="24"/>
+          <w:szCs w:val="24"/>
           <w14:ligatures w14:val="none"/>
         </w:rPr>
         <w:t>2. Series detail</w:t>
@@ -1796,7 +1753,6 @@
           <w:kern w:val="0"/>
           <w:sz w:val="24"/>
           <w:szCs w:val="24"/>
-          <w:lang/>
           <w14:ligatures w14:val="none"/>
         </w:rPr>
         <w:t xml:space="preserve"> for catalogue + broadcaster lookup:</w:t>
@@ -1830,7 +1786,6 @@
           <w:kern w:val="0"/>
           <w:sz w:val="20"/>
           <w:szCs w:val="20"/>
-          <w:lang/>
           <w14:ligatures w14:val="none"/>
         </w:rPr>
       </w:pPr>
@@ -1842,7 +1797,6 @@
           <w:kern w:val="0"/>
           <w:sz w:val="20"/>
           <w:szCs w:val="20"/>
-          <w:lang/>
           <w14:ligatures w14:val="none"/>
         </w:rPr>
         <w:t xml:space="preserve">GET </w:t>
@@ -1858,7 +1812,6 @@
             <w:kern w:val="0"/>
             <w:sz w:val="20"/>
             <w:szCs w:val="20"/>
-            <w:lang/>
             <w14:ligatures w14:val="none"/>
           </w:rPr>
           <w:t>https://npo.nl/start/api/domain/series-detail?slug=flikken-maastricht</w:t>
@@ -1872,7 +1825,6 @@
           <w:kern w:val="0"/>
           <w:sz w:val="20"/>
           <w:szCs w:val="20"/>
-          <w:lang/>
           <w14:ligatures w14:val="none"/>
         </w:rPr>
         <w:t xml:space="preserve"> </w:t>
@@ -1886,17 +1838,15 @@
           <w:kern w:val="0"/>
           <w:sz w:val="24"/>
           <w:szCs w:val="24"/>
-          <w:lang/>
-          <w14:ligatures w14:val="none"/>
-        </w:rPr>
-      </w:pPr>
-      <w:r>
-        <w:rPr>
-          <w:rFonts w:ascii="Times New Roman" w:eastAsia="Times New Roman" w:hAnsi="Times New Roman" w:cs="Times New Roman"/>
-          <w:kern w:val="0"/>
-          <w:sz w:val="24"/>
-          <w:szCs w:val="24"/>
-          <w:lang/>
+          <w14:ligatures w14:val="none"/>
+        </w:rPr>
+      </w:pPr>
+      <w:r>
+        <w:rPr>
+          <w:rFonts w:ascii="Times New Roman" w:eastAsia="Times New Roman" w:hAnsi="Times New Roman" w:cs="Times New Roman"/>
+          <w:kern w:val="0"/>
+          <w:sz w:val="24"/>
+          <w:szCs w:val="24"/>
           <w14:ligatures w14:val="none"/>
         </w:rPr>
         <w:t xml:space="preserve">Returns </w:t>
@@ -1907,7 +1857,6 @@
           <w:kern w:val="0"/>
           <w:sz w:val="20"/>
           <w:szCs w:val="20"/>
-          <w:lang/>
           <w14:ligatures w14:val="none"/>
         </w:rPr>
         <w:t>broadcasters: [{"name": "AVROTROS"}]</w:t>
@@ -1918,7 +1867,6 @@
           <w:kern w:val="0"/>
           <w:sz w:val="24"/>
           <w:szCs w:val="24"/>
-          <w:lang/>
           <w14:ligatures w14:val="none"/>
         </w:rPr>
         <w:t xml:space="preserve">, </w:t>
@@ -1929,7 +1877,6 @@
           <w:kern w:val="0"/>
           <w:sz w:val="20"/>
           <w:szCs w:val="20"/>
-          <w:lang/>
           <w14:ligatures w14:val="none"/>
         </w:rPr>
         <w:t>genres</w:t>
@@ -1940,7 +1887,6 @@
           <w:kern w:val="0"/>
           <w:sz w:val="24"/>
           <w:szCs w:val="24"/>
-          <w:lang/>
           <w14:ligatures w14:val="none"/>
         </w:rPr>
         <w:t xml:space="preserve">, </w:t>
@@ -1951,7 +1897,6 @@
           <w:kern w:val="0"/>
           <w:sz w:val="20"/>
           <w:szCs w:val="20"/>
-          <w:lang/>
           <w14:ligatures w14:val="none"/>
         </w:rPr>
         <w:t>productId</w:t>
@@ -1962,7 +1907,6 @@
           <w:kern w:val="0"/>
           <w:sz w:val="24"/>
           <w:szCs w:val="24"/>
-          <w:lang/>
           <w14:ligatures w14:val="none"/>
         </w:rPr>
         <w:t xml:space="preserve">, </w:t>
@@ -1973,7 +1917,6 @@
           <w:kern w:val="0"/>
           <w:sz w:val="20"/>
           <w:szCs w:val="20"/>
-          <w:lang/>
           <w14:ligatures w14:val="none"/>
         </w:rPr>
         <w:t>title</w:t>
@@ -1984,7 +1927,6 @@
           <w:kern w:val="0"/>
           <w:sz w:val="24"/>
           <w:szCs w:val="24"/>
-          <w:lang/>
           <w14:ligatures w14:val="none"/>
         </w:rPr>
         <w:t xml:space="preserve">, </w:t>
@@ -1995,7 +1937,6 @@
           <w:kern w:val="0"/>
           <w:sz w:val="20"/>
           <w:szCs w:val="20"/>
-          <w:lang/>
           <w14:ligatures w14:val="none"/>
         </w:rPr>
         <w:t>synopsis</w:t>
@@ -2006,7 +1947,6 @@
           <w:kern w:val="0"/>
           <w:sz w:val="24"/>
           <w:szCs w:val="24"/>
-          <w:lang/>
           <w14:ligatures w14:val="none"/>
         </w:rPr>
         <w:t xml:space="preserve">. </w:t>
@@ -2019,7 +1959,6 @@
           <w:kern w:val="0"/>
           <w:sz w:val="24"/>
           <w:szCs w:val="24"/>
-          <w:lang/>
           <w14:ligatures w14:val="none"/>
         </w:rPr>
         <w:t>This has everything we need.</w:t>
@@ -2033,19 +1972,17 @@
           <w:kern w:val="0"/>
           <w:sz w:val="24"/>
           <w:szCs w:val="24"/>
-          <w:lang/>
-          <w14:ligatures w14:val="none"/>
-        </w:rPr>
-      </w:pPr>
-      <w:r>
-        <w:rPr>
-          <w:rFonts w:ascii="Times New Roman" w:eastAsia="Times New Roman" w:hAnsi="Times New Roman" w:cs="Times New Roman"/>
-          <w:b/>
-          <w:bCs/>
-          <w:kern w:val="0"/>
-          <w:sz w:val="24"/>
-          <w:szCs w:val="24"/>
-          <w:lang/>
+          <w14:ligatures w14:val="none"/>
+        </w:rPr>
+      </w:pPr>
+      <w:r>
+        <w:rPr>
+          <w:rFonts w:ascii="Times New Roman" w:eastAsia="Times New Roman" w:hAnsi="Times New Roman" w:cs="Times New Roman"/>
+          <w:b/>
+          <w:bCs/>
+          <w:kern w:val="0"/>
+          <w:sz w:val="24"/>
+          <w:szCs w:val="24"/>
           <w14:ligatures w14:val="none"/>
         </w:rPr>
         <w:t>Key finding:</w:t>
@@ -2056,7 +1993,6 @@
           <w:kern w:val="0"/>
           <w:sz w:val="24"/>
           <w:szCs w:val="24"/>
-          <w:lang/>
           <w14:ligatures w14:val="none"/>
         </w:rPr>
         <w:t xml:space="preserve"> The </w:t>
@@ -2067,7 +2003,6 @@
           <w:kern w:val="0"/>
           <w:sz w:val="20"/>
           <w:szCs w:val="20"/>
-          <w:lang/>
           <w14:ligatures w14:val="none"/>
         </w:rPr>
         <w:t>productId</w:t>
@@ -2078,7 +2013,6 @@
           <w:kern w:val="0"/>
           <w:sz w:val="24"/>
           <w:szCs w:val="24"/>
-          <w:lang/>
           <w14:ligatures w14:val="none"/>
         </w:rPr>
         <w:t xml:space="preserve"> prefix maps to broadcaster:</w:t>
@@ -2096,7 +2030,6 @@
           <w:kern w:val="0"/>
           <w:sz w:val="24"/>
           <w:szCs w:val="24"/>
-          <w:lang/>
           <w14:ligatures w14:val="none"/>
         </w:rPr>
       </w:pPr>
@@ -2106,7 +2039,6 @@
           <w:kern w:val="0"/>
           <w:sz w:val="20"/>
           <w:szCs w:val="20"/>
-          <w:lang/>
           <w14:ligatures w14:val="none"/>
         </w:rPr>
         <w:t>AT_</w:t>
@@ -2117,7 +2049,6 @@
           <w:kern w:val="0"/>
           <w:sz w:val="24"/>
           <w:szCs w:val="24"/>
-          <w:lang/>
           <w14:ligatures w14:val="none"/>
         </w:rPr>
         <w:t xml:space="preserve"> → AVROTROS</w:t>
@@ -2135,7 +2066,6 @@
           <w:kern w:val="0"/>
           <w:sz w:val="24"/>
           <w:szCs w:val="24"/>
-          <w:lang/>
           <w14:ligatures w14:val="none"/>
         </w:rPr>
       </w:pPr>
@@ -2145,7 +2075,6 @@
           <w:kern w:val="0"/>
           <w:sz w:val="20"/>
           <w:szCs w:val="20"/>
-          <w:lang/>
           <w14:ligatures w14:val="none"/>
         </w:rPr>
         <w:t>VPWON_</w:t>
@@ -2156,7 +2085,6 @@
           <w:kern w:val="0"/>
           <w:sz w:val="24"/>
           <w:szCs w:val="24"/>
-          <w:lang/>
           <w14:ligatures w14:val="none"/>
         </w:rPr>
         <w:t xml:space="preserve"> → VPRO</w:t>
@@ -2174,7 +2102,6 @@
           <w:kern w:val="0"/>
           <w:sz w:val="24"/>
           <w:szCs w:val="24"/>
-          <w:lang/>
           <w14:ligatures w14:val="none"/>
         </w:rPr>
       </w:pPr>
@@ -2184,7 +2111,6 @@
           <w:kern w:val="0"/>
           <w:sz w:val="20"/>
           <w:szCs w:val="20"/>
-          <w:lang/>
           <w14:ligatures w14:val="none"/>
         </w:rPr>
         <w:t>KN_</w:t>
@@ -2195,7 +2121,6 @@
           <w:kern w:val="0"/>
           <w:sz w:val="24"/>
           <w:szCs w:val="24"/>
-          <w:lang/>
           <w14:ligatures w14:val="none"/>
         </w:rPr>
         <w:t xml:space="preserve"> → KRO-NCRV</w:t>
@@ -2213,7 +2138,6 @@
           <w:kern w:val="0"/>
           <w:sz w:val="24"/>
           <w:szCs w:val="24"/>
-          <w:lang/>
           <w14:ligatures w14:val="none"/>
         </w:rPr>
       </w:pPr>
@@ -2223,7 +2147,6 @@
           <w:kern w:val="0"/>
           <w:sz w:val="20"/>
           <w:szCs w:val="20"/>
-          <w:lang/>
           <w14:ligatures w14:val="none"/>
         </w:rPr>
         <w:t>POW_</w:t>
@@ -2234,7 +2157,6 @@
           <w:kern w:val="0"/>
           <w:sz w:val="24"/>
           <w:szCs w:val="24"/>
-          <w:lang/>
           <w14:ligatures w14:val="none"/>
         </w:rPr>
         <w:t xml:space="preserve"> → omroep POW (AVROTROS group)</w:t>
@@ -2252,7 +2174,6 @@
           <w:kern w:val="0"/>
           <w:sz w:val="24"/>
           <w:szCs w:val="24"/>
-          <w:lang/>
           <w14:ligatures w14:val="none"/>
         </w:rPr>
       </w:pPr>
@@ -2262,7 +2183,6 @@
           <w:kern w:val="0"/>
           <w:sz w:val="20"/>
           <w:szCs w:val="20"/>
-          <w:lang/>
           <w14:ligatures w14:val="none"/>
         </w:rPr>
         <w:t>BV_</w:t>
@@ -2273,7 +2193,6 @@
           <w:kern w:val="0"/>
           <w:sz w:val="24"/>
           <w:szCs w:val="24"/>
-          <w:lang/>
           <w14:ligatures w14:val="none"/>
         </w:rPr>
         <w:t xml:space="preserve"> → likely NPO/shared</w:t>
@@ -2287,19 +2206,17 @@
           <w:kern w:val="0"/>
           <w:sz w:val="24"/>
           <w:szCs w:val="24"/>
-          <w:lang/>
-          <w14:ligatures w14:val="none"/>
-        </w:rPr>
-      </w:pPr>
-      <w:r>
-        <w:rPr>
-          <w:rFonts w:ascii="Times New Roman" w:eastAsia="Times New Roman" w:hAnsi="Times New Roman" w:cs="Times New Roman"/>
-          <w:b/>
-          <w:bCs/>
-          <w:kern w:val="0"/>
-          <w:sz w:val="24"/>
-          <w:szCs w:val="24"/>
-          <w:lang/>
+          <w14:ligatures w14:val="none"/>
+        </w:rPr>
+      </w:pPr>
+      <w:r>
+        <w:rPr>
+          <w:rFonts w:ascii="Times New Roman" w:eastAsia="Times New Roman" w:hAnsi="Times New Roman" w:cs="Times New Roman"/>
+          <w:b/>
+          <w:bCs/>
+          <w:kern w:val="0"/>
+          <w:sz w:val="24"/>
+          <w:szCs w:val="24"/>
           <w14:ligatures w14:val="none"/>
         </w:rPr>
         <w:t xml:space="preserve">The tegenlicht slug returned an empty response </w:t>
@@ -2312,7 +2229,6 @@
           <w:kern w:val="0"/>
           <w:sz w:val="20"/>
           <w:szCs w:val="20"/>
-          <w:lang/>
           <w14:ligatures w14:val="none"/>
         </w:rPr>
         <w:t>""</w:t>
@@ -2325,7 +2241,6 @@
           <w:kern w:val="0"/>
           <w:sz w:val="24"/>
           <w:szCs w:val="24"/>
-          <w:lang/>
           <w14:ligatures w14:val="none"/>
         </w:rPr>
         <w:t>.</w:t>
@@ -2336,7 +2251,6 @@
           <w:kern w:val="0"/>
           <w:sz w:val="24"/>
           <w:szCs w:val="24"/>
-          <w:lang/>
           <w14:ligatures w14:val="none"/>
         </w:rPr>
         <w:t xml:space="preserve"> This means not all slugs work</w:t>
@@ -2347,7 +2261,6 @@
           <w:kern w:val="0"/>
           <w:sz w:val="24"/>
           <w:szCs w:val="24"/>
-          <w:lang/>
           <w14:ligatures w14:val="none"/>
         </w:rPr>
         <w:t xml:space="preserve">, </w:t>
@@ -2358,7 +2271,6 @@
           <w:kern w:val="0"/>
           <w:sz w:val="24"/>
           <w:szCs w:val="24"/>
-          <w:lang/>
           <w14:ligatures w14:val="none"/>
         </w:rPr>
         <w:t xml:space="preserve">we need to get slugs from the recommendation collection first, then call </w:t>
@@ -2369,7 +2281,6 @@
           <w:kern w:val="0"/>
           <w:sz w:val="20"/>
           <w:szCs w:val="20"/>
-          <w:lang/>
           <w14:ligatures w14:val="none"/>
         </w:rPr>
         <w:t>series-detail</w:t>
@@ -2380,7 +2291,6 @@
           <w:kern w:val="0"/>
           <w:sz w:val="24"/>
           <w:szCs w:val="24"/>
-          <w:lang/>
           <w14:ligatures w14:val="none"/>
         </w:rPr>
         <w:t xml:space="preserve"> on each.</w:t>
@@ -2393,7 +2303,6 @@
           <w:kern w:val="0"/>
           <w:sz w:val="24"/>
           <w:szCs w:val="24"/>
-          <w:lang/>
           <w14:ligatures w14:val="none"/>
         </w:rPr>
       </w:pPr>
@@ -2409,7 +2318,6 @@
           <w:kern w:val="0"/>
           <w:sz w:val="36"/>
           <w:szCs w:val="36"/>
-          <w:lang/>
           <w14:ligatures w14:val="none"/>
         </w:rPr>
       </w:pPr>
@@ -2421,7 +2329,6 @@
           <w:kern w:val="0"/>
           <w:sz w:val="36"/>
           <w:szCs w:val="36"/>
-          <w:lang/>
           <w14:ligatures w14:val="none"/>
         </w:rPr>
         <w:t xml:space="preserve">The data_loader </w:t>
@@ -2434,7 +2341,6 @@
           <w:kern w:val="0"/>
           <w:sz w:val="36"/>
           <w:szCs w:val="36"/>
-          <w:lang/>
           <w14:ligatures w14:val="none"/>
         </w:rPr>
         <w:t>walkthrough process</w:t>
@@ -2448,17 +2354,15 @@
           <w:kern w:val="0"/>
           <w:sz w:val="24"/>
           <w:szCs w:val="24"/>
-          <w:lang/>
-          <w14:ligatures w14:val="none"/>
-        </w:rPr>
-      </w:pPr>
-      <w:r>
-        <w:rPr>
-          <w:rFonts w:ascii="Times New Roman" w:eastAsia="Times New Roman" w:hAnsi="Times New Roman" w:cs="Times New Roman"/>
-          <w:kern w:val="0"/>
-          <w:sz w:val="24"/>
-          <w:szCs w:val="24"/>
-          <w:lang/>
+          <w14:ligatures w14:val="none"/>
+        </w:rPr>
+      </w:pPr>
+      <w:r>
+        <w:rPr>
+          <w:rFonts w:ascii="Times New Roman" w:eastAsia="Times New Roman" w:hAnsi="Times New Roman" w:cs="Times New Roman"/>
+          <w:kern w:val="0"/>
+          <w:sz w:val="24"/>
+          <w:szCs w:val="24"/>
           <w14:ligatures w14:val="none"/>
         </w:rPr>
         <w:t>So the script</w:t>
@@ -2469,7 +2373,6 @@
           <w:kern w:val="0"/>
           <w:sz w:val="24"/>
           <w:szCs w:val="24"/>
-          <w:lang/>
           <w14:ligatures w14:val="none"/>
         </w:rPr>
         <w:t xml:space="preserve">: </w:t>
@@ -2487,17 +2390,15 @@
           <w:kern w:val="0"/>
           <w:sz w:val="24"/>
           <w:szCs w:val="24"/>
-          <w:lang/>
-          <w14:ligatures w14:val="none"/>
-        </w:rPr>
-      </w:pPr>
-      <w:r>
-        <w:rPr>
-          <w:rFonts w:ascii="Times New Roman" w:eastAsia="Times New Roman" w:hAnsi="Times New Roman" w:cs="Times New Roman"/>
-          <w:kern w:val="0"/>
-          <w:sz w:val="24"/>
-          <w:szCs w:val="24"/>
-          <w:lang/>
+          <w14:ligatures w14:val="none"/>
+        </w:rPr>
+      </w:pPr>
+      <w:r>
+        <w:rPr>
+          <w:rFonts w:ascii="Times New Roman" w:eastAsia="Times New Roman" w:hAnsi="Times New Roman" w:cs="Times New Roman"/>
+          <w:kern w:val="0"/>
+          <w:sz w:val="24"/>
+          <w:szCs w:val="24"/>
           <w14:ligatures w14:val="none"/>
         </w:rPr>
         <w:t xml:space="preserve">Hit </w:t>
@@ -2510,7 +2411,6 @@
           <w:kern w:val="0"/>
           <w:sz w:val="24"/>
           <w:szCs w:val="24"/>
-          <w:lang/>
           <w14:ligatures w14:val="none"/>
         </w:rPr>
         <w:t>3</w:t>
@@ -2523,7 +2423,6 @@
           <w:kern w:val="0"/>
           <w:sz w:val="24"/>
           <w:szCs w:val="24"/>
-          <w:lang/>
           <w14:ligatures w14:val="none"/>
         </w:rPr>
         <w:t xml:space="preserve"> - </w:t>
@@ -2536,7 +2435,6 @@
           <w:kern w:val="0"/>
           <w:sz w:val="24"/>
           <w:szCs w:val="24"/>
-          <w:lang/>
           <w14:ligatures w14:val="none"/>
         </w:rPr>
         <w:t>4 different recommendation collection endpoints</w:t>
@@ -2547,7 +2445,6 @@
           <w:kern w:val="0"/>
           <w:sz w:val="24"/>
           <w:szCs w:val="24"/>
-          <w:lang/>
           <w14:ligatures w14:val="none"/>
         </w:rPr>
         <w:t xml:space="preserve"> (series, trending, public-value, recent)</w:t>
@@ -2558,7 +2455,6 @@
           <w:kern w:val="0"/>
           <w:sz w:val="24"/>
           <w:szCs w:val="24"/>
-          <w:lang/>
           <w14:ligatures w14:val="none"/>
         </w:rPr>
         <w:t xml:space="preserve"> and</w:t>
@@ -2569,7 +2465,6 @@
           <w:kern w:val="0"/>
           <w:sz w:val="24"/>
           <w:szCs w:val="24"/>
-          <w:lang/>
           <w14:ligatures w14:val="none"/>
         </w:rPr>
         <w:t xml:space="preserve"> these together give ~100 items representing what NPO Start actually recommends anonymously</w:t>
@@ -2580,7 +2475,6 @@
           <w:kern w:val="0"/>
           <w:sz w:val="24"/>
           <w:szCs w:val="24"/>
-          <w:lang/>
           <w14:ligatures w14:val="none"/>
         </w:rPr>
         <w:t>.</w:t>
@@ -2598,17 +2492,15 @@
           <w:kern w:val="0"/>
           <w:sz w:val="24"/>
           <w:szCs w:val="24"/>
-          <w:lang/>
-          <w14:ligatures w14:val="none"/>
-        </w:rPr>
-      </w:pPr>
-      <w:r>
-        <w:rPr>
-          <w:rFonts w:ascii="Times New Roman" w:eastAsia="Times New Roman" w:hAnsi="Times New Roman" w:cs="Times New Roman"/>
-          <w:kern w:val="0"/>
-          <w:sz w:val="24"/>
-          <w:szCs w:val="24"/>
-          <w:lang/>
+          <w14:ligatures w14:val="none"/>
+        </w:rPr>
+      </w:pPr>
+      <w:r>
+        <w:rPr>
+          <w:rFonts w:ascii="Times New Roman" w:eastAsia="Times New Roman" w:hAnsi="Times New Roman" w:cs="Times New Roman"/>
+          <w:kern w:val="0"/>
+          <w:sz w:val="24"/>
+          <w:szCs w:val="24"/>
           <w14:ligatures w14:val="none"/>
         </w:rPr>
         <w:t xml:space="preserve">For each item's </w:t>
@@ -2619,7 +2511,6 @@
           <w:kern w:val="0"/>
           <w:sz w:val="20"/>
           <w:szCs w:val="20"/>
-          <w:lang/>
           <w14:ligatures w14:val="none"/>
         </w:rPr>
         <w:t>slug</w:t>
@@ -2630,7 +2521,6 @@
           <w:kern w:val="0"/>
           <w:sz w:val="24"/>
           <w:szCs w:val="24"/>
-          <w:lang/>
           <w14:ligatures w14:val="none"/>
         </w:rPr>
         <w:t xml:space="preserve">, call </w:t>
@@ -2643,7 +2533,6 @@
           <w:kern w:val="0"/>
           <w:sz w:val="20"/>
           <w:szCs w:val="20"/>
-          <w:lang/>
           <w14:ligatures w14:val="none"/>
         </w:rPr>
         <w:t>series-detail</w:t>
@@ -2654,7 +2543,6 @@
           <w:kern w:val="0"/>
           <w:sz w:val="24"/>
           <w:szCs w:val="24"/>
-          <w:lang/>
           <w14:ligatures w14:val="none"/>
         </w:rPr>
         <w:t xml:space="preserve"> to get the broadcaster name</w:t>
@@ -2665,7 +2553,6 @@
           <w:kern w:val="0"/>
           <w:sz w:val="24"/>
           <w:szCs w:val="24"/>
-          <w:lang/>
           <w14:ligatures w14:val="none"/>
         </w:rPr>
         <w:t>.</w:t>
@@ -2683,17 +2570,15 @@
           <w:kern w:val="0"/>
           <w:sz w:val="24"/>
           <w:szCs w:val="24"/>
-          <w:lang/>
-          <w14:ligatures w14:val="none"/>
-        </w:rPr>
-      </w:pPr>
-      <w:r>
-        <w:rPr>
-          <w:rFonts w:ascii="Times New Roman" w:eastAsia="Times New Roman" w:hAnsi="Times New Roman" w:cs="Times New Roman"/>
-          <w:kern w:val="0"/>
-          <w:sz w:val="24"/>
-          <w:szCs w:val="24"/>
-          <w:lang/>
+          <w14:ligatures w14:val="none"/>
+        </w:rPr>
+      </w:pPr>
+      <w:r>
+        <w:rPr>
+          <w:rFonts w:ascii="Times New Roman" w:eastAsia="Times New Roman" w:hAnsi="Times New Roman" w:cs="Times New Roman"/>
+          <w:kern w:val="0"/>
+          <w:sz w:val="24"/>
+          <w:szCs w:val="24"/>
           <w14:ligatures w14:val="none"/>
         </w:rPr>
         <w:t xml:space="preserve">That gives you both the </w:t>
@@ -2706,7 +2591,6 @@
           <w:kern w:val="0"/>
           <w:sz w:val="24"/>
           <w:szCs w:val="24"/>
-          <w:lang/>
           <w14:ligatures w14:val="none"/>
         </w:rPr>
         <w:t>observation data</w:t>
@@ -2717,7 +2601,6 @@
           <w:kern w:val="0"/>
           <w:sz w:val="24"/>
           <w:szCs w:val="24"/>
-          <w:lang/>
           <w14:ligatures w14:val="none"/>
         </w:rPr>
         <w:t xml:space="preserve"> (what's recommended) and enough </w:t>
@@ -2730,7 +2613,6 @@
           <w:kern w:val="0"/>
           <w:sz w:val="24"/>
           <w:szCs w:val="24"/>
-          <w:lang/>
           <w14:ligatures w14:val="none"/>
         </w:rPr>
         <w:t>catalogue structure</w:t>
@@ -2741,7 +2623,6 @@
           <w:kern w:val="0"/>
           <w:sz w:val="24"/>
           <w:szCs w:val="24"/>
-          <w:lang/>
           <w14:ligatures w14:val="none"/>
         </w:rPr>
         <w:t xml:space="preserve"> (broadcaster + genres per item) for the EG baseline</w:t>
@@ -2752,11 +2633,994 @@
           <w:kern w:val="0"/>
           <w:sz w:val="24"/>
           <w:szCs w:val="24"/>
-          <w:lang/>
           <w14:ligatures w14:val="none"/>
         </w:rPr>
         <w:t>.</w:t>
       </w:r>
+    </w:p>
+    <w:p>
+      <w:pPr>
+        <w:spacing w:before="100" w:beforeAutospacing="1" w:after="100" w:afterAutospacing="1" w:line="240" w:lineRule="auto"/>
+        <w:outlineLvl w:val="1"/>
+        <w:rPr>
+          <w:rFonts w:ascii="Times New Roman" w:eastAsia="Times New Roman" w:hAnsi="Times New Roman" w:cs="Times New Roman"/>
+          <w:b/>
+          <w:bCs/>
+          <w:kern w:val="0"/>
+          <w:sz w:val="36"/>
+          <w:szCs w:val="36"/>
+          <w:lang/>
+          <w14:ligatures w14:val="none"/>
+        </w:rPr>
+      </w:pPr>
+      <w:r>
+        <w:rPr>
+          <w:rFonts w:ascii="Times New Roman" w:eastAsia="Times New Roman" w:hAnsi="Times New Roman" w:cs="Times New Roman"/>
+          <w:b/>
+          <w:bCs/>
+          <w:kern w:val="0"/>
+          <w:sz w:val="36"/>
+          <w:szCs w:val="36"/>
+          <w:lang/>
+          <w14:ligatures w14:val="none"/>
+        </w:rPr>
+        <w:lastRenderedPageBreak/>
+        <w:t>What was built</w:t>
+      </w:r>
+    </w:p>
+    <w:p>
+      <w:pPr>
+        <w:spacing w:before="100" w:beforeAutospacing="1" w:after="100" w:afterAutospacing="1" w:line="240" w:lineRule="auto"/>
+        <w:outlineLvl w:val="2"/>
+        <w:rPr>
+          <w:rFonts w:ascii="Times New Roman" w:eastAsia="Times New Roman" w:hAnsi="Times New Roman" w:cs="Times New Roman"/>
+          <w:b/>
+          <w:bCs/>
+          <w:kern w:val="0"/>
+          <w:sz w:val="27"/>
+          <w:szCs w:val="27"/>
+          <w:lang/>
+          <w14:ligatures w14:val="none"/>
+        </w:rPr>
+      </w:pPr>
+      <w:r>
+        <w:rPr>
+          <w:rFonts w:ascii="Courier New" w:eastAsia="Times New Roman" w:hAnsi="Courier New" w:cs="Courier New"/>
+          <w:b/>
+          <w:bCs/>
+          <w:kern w:val="0"/>
+          <w:sz w:val="20"/>
+          <w:szCs w:val="20"/>
+          <w:lang/>
+          <w14:ligatures w14:val="none"/>
+        </w:rPr>
+        <w:t>data_loader.py</w:t>
+      </w:r>
+      <w:r>
+        <w:rPr>
+          <w:rFonts w:ascii="Times New Roman" w:eastAsia="Times New Roman" w:hAnsi="Times New Roman" w:cs="Times New Roman"/>
+          <w:b/>
+          <w:bCs/>
+          <w:kern w:val="0"/>
+          <w:sz w:val="27"/>
+          <w:szCs w:val="27"/>
+          <w:lang/>
+          <w14:ligatures w14:val="none"/>
+        </w:rPr>
+        <w:t xml:space="preserve"> </w:t>
+      </w:r>
+      <w:r>
+        <w:rPr>
+          <w:rFonts w:ascii="Times New Roman" w:eastAsia="Times New Roman" w:hAnsi="Times New Roman" w:cs="Times New Roman"/>
+          <w:b/>
+          <w:bCs/>
+          <w:kern w:val="0"/>
+          <w:sz w:val="27"/>
+          <w:szCs w:val="27"/>
+          <w:lang/>
+          <w14:ligatures w14:val="none"/>
+        </w:rPr>
+        <w:t xml:space="preserve">this is the </w:t>
+      </w:r>
+      <w:r>
+        <w:rPr>
+          <w:rFonts w:ascii="Times New Roman" w:eastAsia="Times New Roman" w:hAnsi="Times New Roman" w:cs="Times New Roman"/>
+          <w:b/>
+          <w:bCs/>
+          <w:kern w:val="0"/>
+          <w:sz w:val="27"/>
+          <w:szCs w:val="27"/>
+          <w:lang/>
+          <w14:ligatures w14:val="none"/>
+        </w:rPr>
+        <w:t xml:space="preserve">new Step 4: </w:t>
+      </w:r>
+      <w:r>
+        <w:rPr>
+          <w:rFonts w:ascii="Courier New" w:eastAsia="Times New Roman" w:hAnsi="Courier New" w:cs="Courier New"/>
+          <w:b/>
+          <w:bCs/>
+          <w:kern w:val="0"/>
+          <w:sz w:val="20"/>
+          <w:szCs w:val="20"/>
+          <w:lang/>
+          <w14:ligatures w14:val="none"/>
+        </w:rPr>
+        <w:t>fetch_broadcaster_catalogue_counts()</w:t>
+      </w:r>
+    </w:p>
+    <w:p>
+      <w:pPr>
+        <w:spacing w:before="100" w:beforeAutospacing="1" w:after="100" w:afterAutospacing="1" w:line="240" w:lineRule="auto"/>
+        <w:rPr>
+          <w:rFonts w:ascii="Times New Roman" w:eastAsia="Times New Roman" w:hAnsi="Times New Roman" w:cs="Times New Roman"/>
+          <w:kern w:val="0"/>
+          <w:sz w:val="24"/>
+          <w:szCs w:val="24"/>
+          <w:lang/>
+          <w14:ligatures w14:val="none"/>
+        </w:rPr>
+      </w:pPr>
+      <w:r>
+        <w:rPr>
+          <w:rFonts w:ascii="Times New Roman" w:eastAsia="Times New Roman" w:hAnsi="Times New Roman" w:cs="Times New Roman"/>
+          <w:kern w:val="0"/>
+          <w:sz w:val="24"/>
+          <w:szCs w:val="24"/>
+          <w:lang/>
+          <w14:ligatures w14:val="none"/>
+        </w:rPr>
+        <w:t xml:space="preserve">When </w:t>
+      </w:r>
+      <w:r>
+        <w:rPr>
+          <w:rFonts w:ascii="Times New Roman" w:eastAsia="Times New Roman" w:hAnsi="Times New Roman" w:cs="Times New Roman"/>
+          <w:kern w:val="0"/>
+          <w:sz w:val="24"/>
+          <w:szCs w:val="24"/>
+          <w:lang/>
+          <w14:ligatures w14:val="none"/>
+        </w:rPr>
+        <w:t>we</w:t>
+      </w:r>
+      <w:r>
+        <w:rPr>
+          <w:rFonts w:ascii="Times New Roman" w:eastAsia="Times New Roman" w:hAnsi="Times New Roman" w:cs="Times New Roman"/>
+          <w:kern w:val="0"/>
+          <w:sz w:val="24"/>
+          <w:szCs w:val="24"/>
+          <w:lang/>
+          <w14:ligatures w14:val="none"/>
+        </w:rPr>
+        <w:t xml:space="preserve"> run </w:t>
+      </w:r>
+      <w:r>
+        <w:rPr>
+          <w:rFonts w:ascii="Courier New" w:eastAsia="Times New Roman" w:hAnsi="Courier New" w:cs="Courier New"/>
+          <w:kern w:val="0"/>
+          <w:sz w:val="20"/>
+          <w:szCs w:val="20"/>
+          <w:lang/>
+          <w14:ligatures w14:val="none"/>
+        </w:rPr>
+        <w:t>python src/data_loader.py</w:t>
+      </w:r>
+      <w:r>
+        <w:rPr>
+          <w:rFonts w:ascii="Times New Roman" w:eastAsia="Times New Roman" w:hAnsi="Times New Roman" w:cs="Times New Roman"/>
+          <w:kern w:val="0"/>
+          <w:sz w:val="24"/>
+          <w:szCs w:val="24"/>
+          <w:lang/>
+          <w14:ligatures w14:val="none"/>
+        </w:rPr>
+        <w:t xml:space="preserve"> it now does four steps instead of three:</w:t>
+      </w:r>
+    </w:p>
+    <w:p>
+      <w:pPr>
+        <w:tabs>
+          <w:tab w:val="left" w:pos="916"/>
+          <w:tab w:val="left" w:pos="1832"/>
+          <w:tab w:val="left" w:pos="2748"/>
+          <w:tab w:val="left" w:pos="3664"/>
+          <w:tab w:val="left" w:pos="4580"/>
+          <w:tab w:val="left" w:pos="5496"/>
+          <w:tab w:val="left" w:pos="6412"/>
+          <w:tab w:val="left" w:pos="7328"/>
+          <w:tab w:val="left" w:pos="8244"/>
+          <w:tab w:val="left" w:pos="9160"/>
+          <w:tab w:val="left" w:pos="10076"/>
+          <w:tab w:val="left" w:pos="10992"/>
+          <w:tab w:val="left" w:pos="11908"/>
+          <w:tab w:val="left" w:pos="12824"/>
+          <w:tab w:val="left" w:pos="13740"/>
+          <w:tab w:val="left" w:pos="14656"/>
+        </w:tabs>
+        <w:spacing w:after="0" w:line="240" w:lineRule="auto"/>
+        <w:rPr>
+          <w:rFonts w:ascii="var(--font-mono)" w:eastAsia="Times New Roman" w:hAnsi="var(--font-mono)" w:cs="Courier New"/>
+          <w:kern w:val="0"/>
+          <w:sz w:val="20"/>
+          <w:szCs w:val="20"/>
+          <w:lang/>
+          <w14:ligatures w14:val="none"/>
+        </w:rPr>
+      </w:pPr>
+      <w:r>
+        <w:rPr>
+          <w:rFonts w:ascii="var(--font-mono)" w:eastAsia="Times New Roman" w:hAnsi="var(--font-mono)" w:cs="Courier New"/>
+          <w:kern w:val="0"/>
+          <w:sz w:val="20"/>
+          <w:szCs w:val="20"/>
+          <w:lang/>
+          <w14:ligatures w14:val="none"/>
+        </w:rPr>
+        <w:t>[1/4] Collecting recommendation collection slugs...</w:t>
+      </w:r>
+    </w:p>
+    <w:p>
+      <w:pPr>
+        <w:tabs>
+          <w:tab w:val="left" w:pos="916"/>
+          <w:tab w:val="left" w:pos="1832"/>
+          <w:tab w:val="left" w:pos="2748"/>
+          <w:tab w:val="left" w:pos="3664"/>
+          <w:tab w:val="left" w:pos="4580"/>
+          <w:tab w:val="left" w:pos="5496"/>
+          <w:tab w:val="left" w:pos="6412"/>
+          <w:tab w:val="left" w:pos="7328"/>
+          <w:tab w:val="left" w:pos="8244"/>
+          <w:tab w:val="left" w:pos="9160"/>
+          <w:tab w:val="left" w:pos="10076"/>
+          <w:tab w:val="left" w:pos="10992"/>
+          <w:tab w:val="left" w:pos="11908"/>
+          <w:tab w:val="left" w:pos="12824"/>
+          <w:tab w:val="left" w:pos="13740"/>
+          <w:tab w:val="left" w:pos="14656"/>
+        </w:tabs>
+        <w:spacing w:after="0" w:line="240" w:lineRule="auto"/>
+        <w:rPr>
+          <w:rFonts w:ascii="var(--font-mono)" w:eastAsia="Times New Roman" w:hAnsi="var(--font-mono)" w:cs="Courier New"/>
+          <w:kern w:val="0"/>
+          <w:sz w:val="20"/>
+          <w:szCs w:val="20"/>
+          <w:lang/>
+          <w14:ligatures w14:val="none"/>
+        </w:rPr>
+      </w:pPr>
+      <w:r>
+        <w:rPr>
+          <w:rFonts w:ascii="var(--font-mono)" w:eastAsia="Times New Roman" w:hAnsi="var(--font-mono)" w:cs="Courier New"/>
+          <w:kern w:val="0"/>
+          <w:sz w:val="20"/>
+          <w:szCs w:val="20"/>
+          <w:lang/>
+          <w14:ligatures w14:val="none"/>
+        </w:rPr>
+        <w:t>[2/4] Fetching series-detail for N slugs...</w:t>
+      </w:r>
+    </w:p>
+    <w:p>
+      <w:pPr>
+        <w:tabs>
+          <w:tab w:val="left" w:pos="916"/>
+          <w:tab w:val="left" w:pos="1832"/>
+          <w:tab w:val="left" w:pos="2748"/>
+          <w:tab w:val="left" w:pos="3664"/>
+          <w:tab w:val="left" w:pos="4580"/>
+          <w:tab w:val="left" w:pos="5496"/>
+          <w:tab w:val="left" w:pos="6412"/>
+          <w:tab w:val="left" w:pos="7328"/>
+          <w:tab w:val="left" w:pos="8244"/>
+          <w:tab w:val="left" w:pos="9160"/>
+          <w:tab w:val="left" w:pos="10076"/>
+          <w:tab w:val="left" w:pos="10992"/>
+          <w:tab w:val="left" w:pos="11908"/>
+          <w:tab w:val="left" w:pos="12824"/>
+          <w:tab w:val="left" w:pos="13740"/>
+          <w:tab w:val="left" w:pos="14656"/>
+        </w:tabs>
+        <w:spacing w:after="0" w:line="240" w:lineRule="auto"/>
+        <w:rPr>
+          <w:rFonts w:ascii="var(--font-mono)" w:eastAsia="Times New Roman" w:hAnsi="var(--font-mono)" w:cs="Courier New"/>
+          <w:kern w:val="0"/>
+          <w:sz w:val="20"/>
+          <w:szCs w:val="20"/>
+          <w:lang/>
+          <w14:ligatures w14:val="none"/>
+        </w:rPr>
+      </w:pPr>
+      <w:r>
+        <w:rPr>
+          <w:rFonts w:ascii="var(--font-mono)" w:eastAsia="Times New Roman" w:hAnsi="var(--font-mono)" w:cs="Courier New"/>
+          <w:kern w:val="0"/>
+          <w:sz w:val="20"/>
+          <w:szCs w:val="20"/>
+          <w:lang/>
+          <w14:ligatures w14:val="none"/>
+        </w:rPr>
+        <w:t>[3/4] Saving observation outputs to data/processed/</w:t>
+      </w:r>
+    </w:p>
+    <w:p>
+      <w:pPr>
+        <w:tabs>
+          <w:tab w:val="left" w:pos="916"/>
+          <w:tab w:val="left" w:pos="1832"/>
+          <w:tab w:val="left" w:pos="2748"/>
+          <w:tab w:val="left" w:pos="3664"/>
+          <w:tab w:val="left" w:pos="4580"/>
+          <w:tab w:val="left" w:pos="5496"/>
+          <w:tab w:val="left" w:pos="6412"/>
+          <w:tab w:val="left" w:pos="7328"/>
+          <w:tab w:val="left" w:pos="8244"/>
+          <w:tab w:val="left" w:pos="9160"/>
+          <w:tab w:val="left" w:pos="10076"/>
+          <w:tab w:val="left" w:pos="10992"/>
+          <w:tab w:val="left" w:pos="11908"/>
+          <w:tab w:val="left" w:pos="12824"/>
+          <w:tab w:val="left" w:pos="13740"/>
+          <w:tab w:val="left" w:pos="14656"/>
+        </w:tabs>
+        <w:spacing w:after="0" w:line="240" w:lineRule="auto"/>
+        <w:rPr>
+          <w:rFonts w:ascii="var(--font-mono)" w:eastAsia="Times New Roman" w:hAnsi="var(--font-mono)" w:cs="Courier New"/>
+          <w:kern w:val="0"/>
+          <w:sz w:val="20"/>
+          <w:szCs w:val="20"/>
+          <w:lang/>
+          <w14:ligatures w14:val="none"/>
+        </w:rPr>
+      </w:pPr>
+      <w:r>
+        <w:rPr>
+          <w:rFonts w:ascii="var(--font-mono)" w:eastAsia="Times New Roman" w:hAnsi="var(--font-mono)" w:cs="Courier New"/>
+          <w:kern w:val="0"/>
+          <w:sz w:val="20"/>
+          <w:szCs w:val="20"/>
+          <w:lang/>
+          <w14:ligatures w14:val="none"/>
+        </w:rPr>
+        <w:t>[4/4] Fetching real catalogue share from broadcaster pages...</w:t>
+      </w:r>
+    </w:p>
+    <w:p>
+      <w:pPr>
+        <w:tabs>
+          <w:tab w:val="left" w:pos="916"/>
+          <w:tab w:val="left" w:pos="1832"/>
+          <w:tab w:val="left" w:pos="2748"/>
+          <w:tab w:val="left" w:pos="3664"/>
+          <w:tab w:val="left" w:pos="4580"/>
+          <w:tab w:val="left" w:pos="5496"/>
+          <w:tab w:val="left" w:pos="6412"/>
+          <w:tab w:val="left" w:pos="7328"/>
+          <w:tab w:val="left" w:pos="8244"/>
+          <w:tab w:val="left" w:pos="9160"/>
+          <w:tab w:val="left" w:pos="10076"/>
+          <w:tab w:val="left" w:pos="10992"/>
+          <w:tab w:val="left" w:pos="11908"/>
+          <w:tab w:val="left" w:pos="12824"/>
+          <w:tab w:val="left" w:pos="13740"/>
+          <w:tab w:val="left" w:pos="14656"/>
+        </w:tabs>
+        <w:spacing w:after="0" w:line="240" w:lineRule="auto"/>
+        <w:rPr>
+          <w:rFonts w:ascii="var(--font-mono)" w:eastAsia="Times New Roman" w:hAnsi="var(--font-mono)" w:cs="Courier New"/>
+          <w:kern w:val="0"/>
+          <w:sz w:val="20"/>
+          <w:szCs w:val="20"/>
+          <w:lang/>
+          <w14:ligatures w14:val="none"/>
+        </w:rPr>
+      </w:pPr>
+      <w:r>
+        <w:rPr>
+          <w:rFonts w:ascii="var(--font-mono)" w:eastAsia="Times New Roman" w:hAnsi="var(--font-mono)" w:cs="Courier New"/>
+          <w:kern w:val="0"/>
+          <w:sz w:val="20"/>
+          <w:szCs w:val="20"/>
+          <w:lang/>
+          <w14:ligatures w14:val="none"/>
+        </w:rPr>
+        <w:t xml:space="preserve">      AVROTROS    0.046  █  (33 items)</w:t>
+      </w:r>
+    </w:p>
+    <w:p>
+      <w:pPr>
+        <w:tabs>
+          <w:tab w:val="left" w:pos="916"/>
+          <w:tab w:val="left" w:pos="1832"/>
+          <w:tab w:val="left" w:pos="2748"/>
+          <w:tab w:val="left" w:pos="3664"/>
+          <w:tab w:val="left" w:pos="4580"/>
+          <w:tab w:val="left" w:pos="5496"/>
+          <w:tab w:val="left" w:pos="6412"/>
+          <w:tab w:val="left" w:pos="7328"/>
+          <w:tab w:val="left" w:pos="8244"/>
+          <w:tab w:val="left" w:pos="9160"/>
+          <w:tab w:val="left" w:pos="10076"/>
+          <w:tab w:val="left" w:pos="10992"/>
+          <w:tab w:val="left" w:pos="11908"/>
+          <w:tab w:val="left" w:pos="12824"/>
+          <w:tab w:val="left" w:pos="13740"/>
+          <w:tab w:val="left" w:pos="14656"/>
+        </w:tabs>
+        <w:spacing w:after="0" w:line="240" w:lineRule="auto"/>
+        <w:rPr>
+          <w:rFonts w:ascii="var(--font-mono)" w:eastAsia="Times New Roman" w:hAnsi="var(--font-mono)" w:cs="Courier New"/>
+          <w:kern w:val="0"/>
+          <w:sz w:val="20"/>
+          <w:szCs w:val="20"/>
+          <w:lang/>
+          <w14:ligatures w14:val="none"/>
+        </w:rPr>
+      </w:pPr>
+      <w:r>
+        <w:rPr>
+          <w:rFonts w:ascii="var(--font-mono)" w:eastAsia="Times New Roman" w:hAnsi="var(--font-mono)" w:cs="Courier New"/>
+          <w:kern w:val="0"/>
+          <w:sz w:val="20"/>
+          <w:szCs w:val="20"/>
+          <w:lang/>
+          <w14:ligatures w14:val="none"/>
+        </w:rPr>
+        <w:t xml:space="preserve">      BNNVARA     0.149  ████  (107 items)</w:t>
+      </w:r>
+    </w:p>
+    <w:p>
+      <w:pPr>
+        <w:tabs>
+          <w:tab w:val="left" w:pos="916"/>
+          <w:tab w:val="left" w:pos="1832"/>
+          <w:tab w:val="left" w:pos="2748"/>
+          <w:tab w:val="left" w:pos="3664"/>
+          <w:tab w:val="left" w:pos="4580"/>
+          <w:tab w:val="left" w:pos="5496"/>
+          <w:tab w:val="left" w:pos="6412"/>
+          <w:tab w:val="left" w:pos="7328"/>
+          <w:tab w:val="left" w:pos="8244"/>
+          <w:tab w:val="left" w:pos="9160"/>
+          <w:tab w:val="left" w:pos="10076"/>
+          <w:tab w:val="left" w:pos="10992"/>
+          <w:tab w:val="left" w:pos="11908"/>
+          <w:tab w:val="left" w:pos="12824"/>
+          <w:tab w:val="left" w:pos="13740"/>
+          <w:tab w:val="left" w:pos="14656"/>
+        </w:tabs>
+        <w:spacing w:after="0" w:line="240" w:lineRule="auto"/>
+        <w:rPr>
+          <w:rFonts w:ascii="var(--font-mono)" w:eastAsia="Times New Roman" w:hAnsi="var(--font-mono)" w:cs="Courier New"/>
+          <w:kern w:val="0"/>
+          <w:sz w:val="20"/>
+          <w:szCs w:val="20"/>
+          <w:lang/>
+          <w14:ligatures w14:val="none"/>
+        </w:rPr>
+      </w:pPr>
+      <w:r>
+        <w:rPr>
+          <w:rFonts w:ascii="var(--font-mono)" w:eastAsia="Times New Roman" w:hAnsi="var(--font-mono)" w:cs="Courier New"/>
+          <w:kern w:val="0"/>
+          <w:sz w:val="20"/>
+          <w:szCs w:val="20"/>
+          <w:lang/>
+          <w14:ligatures w14:val="none"/>
+        </w:rPr>
+        <w:t xml:space="preserve">      EO          0.299  █████████  (215 items)</w:t>
+      </w:r>
+    </w:p>
+    <w:p>
+      <w:pPr>
+        <w:tabs>
+          <w:tab w:val="left" w:pos="916"/>
+          <w:tab w:val="left" w:pos="1832"/>
+          <w:tab w:val="left" w:pos="2748"/>
+          <w:tab w:val="left" w:pos="3664"/>
+          <w:tab w:val="left" w:pos="4580"/>
+          <w:tab w:val="left" w:pos="5496"/>
+          <w:tab w:val="left" w:pos="6412"/>
+          <w:tab w:val="left" w:pos="7328"/>
+          <w:tab w:val="left" w:pos="8244"/>
+          <w:tab w:val="left" w:pos="9160"/>
+          <w:tab w:val="left" w:pos="10076"/>
+          <w:tab w:val="left" w:pos="10992"/>
+          <w:tab w:val="left" w:pos="11908"/>
+          <w:tab w:val="left" w:pos="12824"/>
+          <w:tab w:val="left" w:pos="13740"/>
+          <w:tab w:val="left" w:pos="14656"/>
+        </w:tabs>
+        <w:spacing w:after="0" w:line="240" w:lineRule="auto"/>
+        <w:rPr>
+          <w:rFonts w:ascii="var(--font-mono)" w:eastAsia="Times New Roman" w:hAnsi="var(--font-mono)" w:cs="Courier New"/>
+          <w:kern w:val="0"/>
+          <w:sz w:val="20"/>
+          <w:szCs w:val="20"/>
+          <w:lang/>
+          <w14:ligatures w14:val="none"/>
+        </w:rPr>
+      </w:pPr>
+      <w:r>
+        <w:rPr>
+          <w:rFonts w:ascii="var(--font-mono)" w:eastAsia="Times New Roman" w:hAnsi="var(--font-mono)" w:cs="Courier New"/>
+          <w:kern w:val="0"/>
+          <w:sz w:val="20"/>
+          <w:szCs w:val="20"/>
+          <w:lang/>
+          <w14:ligatures w14:val="none"/>
+        </w:rPr>
+        <w:t xml:space="preserve">      KRO-NCRV    0.179  █████  (129 items)</w:t>
+      </w:r>
+    </w:p>
+    <w:p>
+      <w:pPr>
+        <w:tabs>
+          <w:tab w:val="left" w:pos="916"/>
+          <w:tab w:val="left" w:pos="1832"/>
+          <w:tab w:val="left" w:pos="2748"/>
+          <w:tab w:val="left" w:pos="3664"/>
+          <w:tab w:val="left" w:pos="4580"/>
+          <w:tab w:val="left" w:pos="5496"/>
+          <w:tab w:val="left" w:pos="6412"/>
+          <w:tab w:val="left" w:pos="7328"/>
+          <w:tab w:val="left" w:pos="8244"/>
+          <w:tab w:val="left" w:pos="9160"/>
+          <w:tab w:val="left" w:pos="10076"/>
+          <w:tab w:val="left" w:pos="10992"/>
+          <w:tab w:val="left" w:pos="11908"/>
+          <w:tab w:val="left" w:pos="12824"/>
+          <w:tab w:val="left" w:pos="13740"/>
+          <w:tab w:val="left" w:pos="14656"/>
+        </w:tabs>
+        <w:spacing w:after="0" w:line="240" w:lineRule="auto"/>
+        <w:rPr>
+          <w:rFonts w:ascii="var(--font-mono)" w:eastAsia="Times New Roman" w:hAnsi="var(--font-mono)" w:cs="Courier New"/>
+          <w:kern w:val="0"/>
+          <w:sz w:val="20"/>
+          <w:szCs w:val="20"/>
+          <w:lang/>
+          <w14:ligatures w14:val="none"/>
+        </w:rPr>
+      </w:pPr>
+      <w:r>
+        <w:rPr>
+          <w:rFonts w:ascii="var(--font-mono)" w:eastAsia="Times New Roman" w:hAnsi="var(--font-mono)" w:cs="Courier New"/>
+          <w:kern w:val="0"/>
+          <w:sz w:val="20"/>
+          <w:szCs w:val="20"/>
+          <w:lang/>
+          <w14:ligatures w14:val="none"/>
+        </w:rPr>
+        <w:t xml:space="preserve">      MAX         0.053  █  (38 items)</w:t>
+      </w:r>
+    </w:p>
+    <w:p>
+      <w:pPr>
+        <w:tabs>
+          <w:tab w:val="left" w:pos="916"/>
+          <w:tab w:val="left" w:pos="1832"/>
+          <w:tab w:val="left" w:pos="2748"/>
+          <w:tab w:val="left" w:pos="3664"/>
+          <w:tab w:val="left" w:pos="4580"/>
+          <w:tab w:val="left" w:pos="5496"/>
+          <w:tab w:val="left" w:pos="6412"/>
+          <w:tab w:val="left" w:pos="7328"/>
+          <w:tab w:val="left" w:pos="8244"/>
+          <w:tab w:val="left" w:pos="9160"/>
+          <w:tab w:val="left" w:pos="10076"/>
+          <w:tab w:val="left" w:pos="10992"/>
+          <w:tab w:val="left" w:pos="11908"/>
+          <w:tab w:val="left" w:pos="12824"/>
+          <w:tab w:val="left" w:pos="13740"/>
+          <w:tab w:val="left" w:pos="14656"/>
+        </w:tabs>
+        <w:spacing w:after="0" w:line="240" w:lineRule="auto"/>
+        <w:rPr>
+          <w:rFonts w:ascii="var(--font-mono)" w:eastAsia="Times New Roman" w:hAnsi="var(--font-mono)" w:cs="Courier New"/>
+          <w:kern w:val="0"/>
+          <w:sz w:val="20"/>
+          <w:szCs w:val="20"/>
+          <w:lang/>
+          <w14:ligatures w14:val="none"/>
+        </w:rPr>
+      </w:pPr>
+      <w:r>
+        <w:rPr>
+          <w:rFonts w:ascii="var(--font-mono)" w:eastAsia="Times New Roman" w:hAnsi="var(--font-mono)" w:cs="Courier New"/>
+          <w:kern w:val="0"/>
+          <w:sz w:val="20"/>
+          <w:szCs w:val="20"/>
+          <w:lang/>
+          <w14:ligatures w14:val="none"/>
+        </w:rPr>
+        <w:t xml:space="preserve">      NTR         0.089  ██  (64 items)</w:t>
+      </w:r>
+    </w:p>
+    <w:p>
+      <w:pPr>
+        <w:tabs>
+          <w:tab w:val="left" w:pos="916"/>
+          <w:tab w:val="left" w:pos="1832"/>
+          <w:tab w:val="left" w:pos="2748"/>
+          <w:tab w:val="left" w:pos="3664"/>
+          <w:tab w:val="left" w:pos="4580"/>
+          <w:tab w:val="left" w:pos="5496"/>
+          <w:tab w:val="left" w:pos="6412"/>
+          <w:tab w:val="left" w:pos="7328"/>
+          <w:tab w:val="left" w:pos="8244"/>
+          <w:tab w:val="left" w:pos="9160"/>
+          <w:tab w:val="left" w:pos="10076"/>
+          <w:tab w:val="left" w:pos="10992"/>
+          <w:tab w:val="left" w:pos="11908"/>
+          <w:tab w:val="left" w:pos="12824"/>
+          <w:tab w:val="left" w:pos="13740"/>
+          <w:tab w:val="left" w:pos="14656"/>
+        </w:tabs>
+        <w:spacing w:after="0" w:line="240" w:lineRule="auto"/>
+        <w:rPr>
+          <w:rFonts w:ascii="var(--font-mono)" w:eastAsia="Times New Roman" w:hAnsi="var(--font-mono)" w:cs="Courier New"/>
+          <w:kern w:val="0"/>
+          <w:sz w:val="20"/>
+          <w:szCs w:val="20"/>
+          <w:lang/>
+          <w14:ligatures w14:val="none"/>
+        </w:rPr>
+      </w:pPr>
+      <w:r>
+        <w:rPr>
+          <w:rFonts w:ascii="var(--font-mono)" w:eastAsia="Times New Roman" w:hAnsi="var(--font-mono)" w:cs="Courier New"/>
+          <w:kern w:val="0"/>
+          <w:sz w:val="20"/>
+          <w:szCs w:val="20"/>
+          <w:lang/>
+          <w14:ligatures w14:val="none"/>
+        </w:rPr>
+        <w:t xml:space="preserve">      VPRO        0.185  █████  (133 items)</w:t>
+      </w:r>
+    </w:p>
+    <w:p>
+      <w:pPr>
+        <w:spacing w:before="100" w:beforeAutospacing="1" w:after="100" w:afterAutospacing="1" w:line="240" w:lineRule="auto"/>
+        <w:rPr>
+          <w:rFonts w:ascii="Times New Roman" w:eastAsia="Times New Roman" w:hAnsi="Times New Roman" w:cs="Times New Roman"/>
+          <w:kern w:val="0"/>
+          <w:sz w:val="24"/>
+          <w:szCs w:val="24"/>
+          <w:lang/>
+          <w14:ligatures w14:val="none"/>
+        </w:rPr>
+      </w:pPr>
+      <w:r>
+        <w:rPr>
+          <w:rFonts w:ascii="Times New Roman" w:eastAsia="Times New Roman" w:hAnsi="Times New Roman" w:cs="Times New Roman"/>
+          <w:kern w:val="0"/>
+          <w:sz w:val="24"/>
+          <w:szCs w:val="24"/>
+          <w:lang/>
+          <w14:ligatures w14:val="none"/>
+        </w:rPr>
+        <w:t xml:space="preserve">Saves result as </w:t>
+      </w:r>
+      <w:r>
+        <w:rPr>
+          <w:rFonts w:ascii="Courier New" w:eastAsia="Times New Roman" w:hAnsi="Courier New" w:cs="Courier New"/>
+          <w:kern w:val="0"/>
+          <w:sz w:val="20"/>
+          <w:szCs w:val="20"/>
+          <w:lang/>
+          <w14:ligatures w14:val="none"/>
+        </w:rPr>
+        <w:t>data/processed/cat_share.json</w:t>
+      </w:r>
+      <w:r>
+        <w:rPr>
+          <w:rFonts w:ascii="Times New Roman" w:eastAsia="Times New Roman" w:hAnsi="Times New Roman" w:cs="Times New Roman"/>
+          <w:kern w:val="0"/>
+          <w:sz w:val="24"/>
+          <w:szCs w:val="24"/>
+          <w:lang/>
+          <w14:ligatures w14:val="none"/>
+        </w:rPr>
+        <w:t>.</w:t>
+      </w:r>
+    </w:p>
+    <w:p>
+      <w:pPr>
+        <w:spacing w:before="100" w:beforeAutospacing="1" w:after="100" w:afterAutospacing="1" w:line="240" w:lineRule="auto"/>
+        <w:outlineLvl w:val="2"/>
+        <w:rPr>
+          <w:rFonts w:ascii="Times New Roman" w:eastAsia="Times New Roman" w:hAnsi="Times New Roman" w:cs="Times New Roman"/>
+          <w:b/>
+          <w:bCs/>
+          <w:kern w:val="0"/>
+          <w:sz w:val="27"/>
+          <w:szCs w:val="27"/>
+          <w:lang/>
+          <w14:ligatures w14:val="none"/>
+        </w:rPr>
+      </w:pPr>
+      <w:r>
+        <w:rPr>
+          <w:rFonts w:ascii="Courier New" w:eastAsia="Times New Roman" w:hAnsi="Courier New" w:cs="Courier New"/>
+          <w:b/>
+          <w:bCs/>
+          <w:kern w:val="0"/>
+          <w:sz w:val="20"/>
+          <w:szCs w:val="20"/>
+          <w:lang/>
+          <w14:ligatures w14:val="none"/>
+        </w:rPr>
+        <w:t>app.py</w:t>
+      </w:r>
+      <w:r>
+        <w:rPr>
+          <w:rFonts w:ascii="Times New Roman" w:eastAsia="Times New Roman" w:hAnsi="Times New Roman" w:cs="Times New Roman"/>
+          <w:b/>
+          <w:bCs/>
+          <w:kern w:val="0"/>
+          <w:sz w:val="27"/>
+          <w:szCs w:val="27"/>
+          <w:lang/>
+          <w14:ligatures w14:val="none"/>
+        </w:rPr>
+        <w:t xml:space="preserve"> loads real </w:t>
+      </w:r>
+      <w:r>
+        <w:rPr>
+          <w:rFonts w:ascii="Courier New" w:eastAsia="Times New Roman" w:hAnsi="Courier New" w:cs="Courier New"/>
+          <w:b/>
+          <w:bCs/>
+          <w:kern w:val="0"/>
+          <w:sz w:val="20"/>
+          <w:szCs w:val="20"/>
+          <w:lang/>
+          <w14:ligatures w14:val="none"/>
+        </w:rPr>
+        <w:t>cat_share.json</w:t>
+      </w:r>
+      <w:r>
+        <w:rPr>
+          <w:rFonts w:ascii="Times New Roman" w:eastAsia="Times New Roman" w:hAnsi="Times New Roman" w:cs="Times New Roman"/>
+          <w:b/>
+          <w:bCs/>
+          <w:kern w:val="0"/>
+          <w:sz w:val="27"/>
+          <w:szCs w:val="27"/>
+          <w:lang/>
+          <w14:ligatures w14:val="none"/>
+        </w:rPr>
+        <w:t xml:space="preserve"> when available</w:t>
+      </w:r>
+    </w:p>
+    <w:p>
+      <w:pPr>
+        <w:numPr>
+          <w:ilvl w:val="0"/>
+          <w:numId w:val="3"/>
+        </w:numPr>
+        <w:spacing w:before="100" w:beforeAutospacing="1" w:after="100" w:afterAutospacing="1" w:line="240" w:lineRule="auto"/>
+        <w:rPr>
+          <w:rFonts w:ascii="Times New Roman" w:eastAsia="Times New Roman" w:hAnsi="Times New Roman" w:cs="Times New Roman"/>
+          <w:kern w:val="0"/>
+          <w:sz w:val="24"/>
+          <w:szCs w:val="24"/>
+          <w:lang/>
+          <w14:ligatures w14:val="none"/>
+        </w:rPr>
+      </w:pPr>
+      <w:r>
+        <w:rPr>
+          <w:rFonts w:ascii="Times New Roman" w:eastAsia="Times New Roman" w:hAnsi="Times New Roman" w:cs="Times New Roman"/>
+          <w:kern w:val="0"/>
+          <w:sz w:val="24"/>
+          <w:szCs w:val="24"/>
+          <w:lang/>
+          <w14:ligatures w14:val="none"/>
+        </w:rPr>
+        <w:t xml:space="preserve">If </w:t>
+      </w:r>
+      <w:r>
+        <w:rPr>
+          <w:rFonts w:ascii="Courier New" w:eastAsia="Times New Roman" w:hAnsi="Courier New" w:cs="Courier New"/>
+          <w:kern w:val="0"/>
+          <w:sz w:val="20"/>
+          <w:szCs w:val="20"/>
+          <w:lang/>
+          <w14:ligatures w14:val="none"/>
+        </w:rPr>
+        <w:t>cat_share.json</w:t>
+      </w:r>
+      <w:r>
+        <w:rPr>
+          <w:rFonts w:ascii="Times New Roman" w:eastAsia="Times New Roman" w:hAnsi="Times New Roman" w:cs="Times New Roman"/>
+          <w:kern w:val="0"/>
+          <w:sz w:val="24"/>
+          <w:szCs w:val="24"/>
+          <w:lang/>
+          <w14:ligatures w14:val="none"/>
+        </w:rPr>
+        <w:t xml:space="preserve"> exists → uses real empirically-derived proportions</w:t>
+      </w:r>
+    </w:p>
+    <w:p>
+      <w:pPr>
+        <w:numPr>
+          <w:ilvl w:val="0"/>
+          <w:numId w:val="3"/>
+        </w:numPr>
+        <w:spacing w:before="100" w:beforeAutospacing="1" w:after="100" w:afterAutospacing="1" w:line="240" w:lineRule="auto"/>
+        <w:rPr>
+          <w:rFonts w:ascii="Times New Roman" w:eastAsia="Times New Roman" w:hAnsi="Times New Roman" w:cs="Times New Roman"/>
+          <w:kern w:val="0"/>
+          <w:sz w:val="24"/>
+          <w:szCs w:val="24"/>
+          <w:lang/>
+          <w14:ligatures w14:val="none"/>
+        </w:rPr>
+      </w:pPr>
+      <w:r>
+        <w:rPr>
+          <w:rFonts w:ascii="Times New Roman" w:eastAsia="Times New Roman" w:hAnsi="Times New Roman" w:cs="Times New Roman"/>
+          <w:kern w:val="0"/>
+          <w:sz w:val="24"/>
+          <w:szCs w:val="24"/>
+          <w:lang/>
+          <w14:ligatures w14:val="none"/>
+        </w:rPr>
+        <w:t xml:space="preserve">If not → falls back to the hardcoded </w:t>
+      </w:r>
+      <w:r>
+        <w:rPr>
+          <w:rFonts w:ascii="Courier New" w:eastAsia="Times New Roman" w:hAnsi="Courier New" w:cs="Courier New"/>
+          <w:kern w:val="0"/>
+          <w:sz w:val="20"/>
+          <w:szCs w:val="20"/>
+          <w:lang/>
+          <w14:ligatures w14:val="none"/>
+        </w:rPr>
+        <w:t>REAL_CAT_SHARE_FALLBACK</w:t>
+      </w:r>
+      <w:r>
+        <w:rPr>
+          <w:rFonts w:ascii="Times New Roman" w:eastAsia="Times New Roman" w:hAnsi="Times New Roman" w:cs="Times New Roman"/>
+          <w:kern w:val="0"/>
+          <w:sz w:val="24"/>
+          <w:szCs w:val="24"/>
+          <w:lang/>
+          <w14:ligatures w14:val="none"/>
+        </w:rPr>
+        <w:t xml:space="preserve"> (the same values)</w:t>
+      </w:r>
+    </w:p>
+    <w:p>
+      <w:pPr>
+        <w:numPr>
+          <w:ilvl w:val="0"/>
+          <w:numId w:val="3"/>
+        </w:numPr>
+        <w:spacing w:before="100" w:beforeAutospacing="1" w:after="100" w:afterAutospacing="1" w:line="240" w:lineRule="auto"/>
+        <w:rPr>
+          <w:rFonts w:ascii="Times New Roman" w:eastAsia="Times New Roman" w:hAnsi="Times New Roman" w:cs="Times New Roman"/>
+          <w:kern w:val="0"/>
+          <w:sz w:val="24"/>
+          <w:szCs w:val="24"/>
+          <w:lang/>
+          <w14:ligatures w14:val="none"/>
+        </w:rPr>
+      </w:pPr>
+      <w:r>
+        <w:rPr>
+          <w:rFonts w:ascii="Times New Roman" w:eastAsia="Times New Roman" w:hAnsi="Times New Roman" w:cs="Times New Roman"/>
+          <w:kern w:val="0"/>
+          <w:sz w:val="24"/>
+          <w:szCs w:val="24"/>
+          <w:lang/>
+          <w14:ligatures w14:val="none"/>
+        </w:rPr>
+        <w:t xml:space="preserve">The data banner now shows either </w:t>
+      </w:r>
+      <w:r>
+        <w:rPr>
+          <w:rFonts w:ascii="Segoe UI Emoji" w:eastAsia="Times New Roman" w:hAnsi="Segoe UI Emoji" w:cs="Segoe UI Emoji"/>
+          <w:kern w:val="0"/>
+          <w:sz w:val="20"/>
+          <w:szCs w:val="20"/>
+          <w:lang/>
+          <w14:ligatures w14:val="none"/>
+        </w:rPr>
+        <w:t>🟢</w:t>
+      </w:r>
+      <w:r>
+        <w:rPr>
+          <w:rFonts w:ascii="Courier New" w:eastAsia="Times New Roman" w:hAnsi="Courier New" w:cs="Courier New"/>
+          <w:kern w:val="0"/>
+          <w:sz w:val="20"/>
+          <w:szCs w:val="20"/>
+          <w:lang/>
+          <w14:ligatures w14:val="none"/>
+        </w:rPr>
+        <w:t xml:space="preserve"> Real data · 89 NPO series · real catalogue</w:t>
+      </w:r>
+      <w:r>
+        <w:rPr>
+          <w:rFonts w:ascii="Times New Roman" w:eastAsia="Times New Roman" w:hAnsi="Times New Roman" w:cs="Times New Roman"/>
+          <w:kern w:val="0"/>
+          <w:sz w:val="24"/>
+          <w:szCs w:val="24"/>
+          <w:lang/>
+          <w14:ligatures w14:val="none"/>
+        </w:rPr>
+        <w:t xml:space="preserve"> or </w:t>
+      </w:r>
+      <w:r>
+        <w:rPr>
+          <w:rFonts w:ascii="Courier New" w:eastAsia="Times New Roman" w:hAnsi="Courier New" w:cs="Courier New"/>
+          <w:kern w:val="0"/>
+          <w:sz w:val="20"/>
+          <w:szCs w:val="20"/>
+          <w:lang/>
+          <w14:ligatures w14:val="none"/>
+        </w:rPr>
+        <w:t>· estimated catalogue</w:t>
+      </w:r>
+      <w:r>
+        <w:rPr>
+          <w:rFonts w:ascii="Times New Roman" w:eastAsia="Times New Roman" w:hAnsi="Times New Roman" w:cs="Times New Roman"/>
+          <w:kern w:val="0"/>
+          <w:sz w:val="24"/>
+          <w:szCs w:val="24"/>
+          <w:lang/>
+          <w14:ligatures w14:val="none"/>
+        </w:rPr>
+        <w:t xml:space="preserve"> so </w:t>
+      </w:r>
+      <w:r>
+        <w:rPr>
+          <w:rFonts w:ascii="Times New Roman" w:eastAsia="Times New Roman" w:hAnsi="Times New Roman" w:cs="Times New Roman"/>
+          <w:kern w:val="0"/>
+          <w:sz w:val="24"/>
+          <w:szCs w:val="24"/>
+          <w:lang/>
+          <w14:ligatures w14:val="none"/>
+        </w:rPr>
+        <w:t>we</w:t>
+      </w:r>
+      <w:r>
+        <w:rPr>
+          <w:rFonts w:ascii="Times New Roman" w:eastAsia="Times New Roman" w:hAnsi="Times New Roman" w:cs="Times New Roman"/>
+          <w:kern w:val="0"/>
+          <w:sz w:val="24"/>
+          <w:szCs w:val="24"/>
+          <w:lang/>
+          <w14:ligatures w14:val="none"/>
+        </w:rPr>
+        <w:t xml:space="preserve"> can see at a glance which data source is active</w:t>
+      </w:r>
+    </w:p>
+    <w:p>
+      <w:pPr>
+        <w:spacing w:before="100" w:beforeAutospacing="1" w:after="100" w:afterAutospacing="1" w:line="240" w:lineRule="auto"/>
+        <w:rPr>
+          <w:rFonts w:ascii="Times New Roman" w:eastAsia="Times New Roman" w:hAnsi="Times New Roman" w:cs="Times New Roman"/>
+          <w:kern w:val="0"/>
+          <w:sz w:val="24"/>
+          <w:szCs w:val="24"/>
+          <w14:ligatures w14:val="none"/>
+        </w:rPr>
+      </w:pPr>
+    </w:p>
+    <w:p>
+      <w:pPr>
+        <w:spacing w:before="100" w:beforeAutospacing="1" w:after="100" w:afterAutospacing="1" w:line="240" w:lineRule="auto"/>
+        <w:rPr>
+          <w:rFonts w:ascii="Times New Roman" w:eastAsia="Times New Roman" w:hAnsi="Times New Roman" w:cs="Times New Roman"/>
+          <w:kern w:val="0"/>
+          <w:sz w:val="24"/>
+          <w:szCs w:val="24"/>
+          <w14:ligatures w14:val="none"/>
+        </w:rPr>
+      </w:pPr>
     </w:p>
     <w:sectPr>
       <w:pgSz w:w="11906" w:h="16838"/>
@@ -2771,9 +3635,9 @@
 <file path=word/numbering.xml><?xml version="1.0" encoding="utf-8"?>
 <w:numbering xmlns:wpc="http://schemas.microsoft.com/office/word/2010/wordprocessingCanvas" xmlns:cx="http://schemas.microsoft.com/office/drawing/2014/chartex" xmlns:cx1="http://schemas.microsoft.com/office/drawing/2015/9/8/chartex" xmlns:cx2="http://schemas.microsoft.com/office/drawing/2015/10/21/chartex" xmlns:cx3="http://schemas.microsoft.com/office/drawing/2016/5/9/chartex" xmlns:cx4="http://schemas.microsoft.com/office/drawing/2016/5/10/chartex" xmlns:cx5="http://schemas.microsoft.com/office/drawing/2016/5/11/chartex" xmlns:cx6="http://schemas.microsoft.com/office/drawing/2016/5/12/chartex" xmlns:cx7="http://schemas.microsoft.com/office/drawing/2016/5/13/chartex" xmlns:cx8="http://schemas.microsoft.com/office/drawing/2016/5/14/chartex" xmlns:mc="http://schemas.openxmlformats.org/markup-compatibility/2006" xmlns:aink="http://schemas.microsoft.com/office/drawing/2016/ink" xmlns:am3d="http://schemas.microsoft.com/office/drawing/2017/model3d" xmlns:o="urn:schemas-microsoft-com:office:office" xmlns:oel="http://schemas.microsoft.com/office/2019/extlst" xmlns:r="http://schemas.openxmlformats.org/officeDocument/2006/relationships" xmlns:m="http://schemas.openxmlformats.org/officeDocument/2006/math" xmlns:v="urn:schemas-microsoft-com:vml" xmlns:wp14="http://schemas.microsoft.com/office/word/2010/wordprocessingDrawing" xmlns:wp="http://schemas.openxmlformats.org/drawingml/2006/wordprocessingDrawing" xmlns:w10="urn:schemas-microsoft-com:office:word" xmlns:w="http://schemas.openxmlformats.org/wordprocessingml/2006/main" xmlns:w14="http://schemas.microsoft.com/office/word/2010/wordml" xmlns:w15="http://schemas.microsoft.com/office/word/2012/wordml" xmlns:w16cex="http://schemas.microsoft.com/office/word/2018/wordml/cex" xmlns:w16cid="http://schemas.microsoft.com/office/word/2016/wordml/cid" xmlns:w16="http://schemas.microsoft.com/office/word/2018/wordml" xmlns:w16du="http://schemas.microsoft.com/office/word/2023/wordml/word16du" xmlns:w16sdtdh="http://schemas.microsoft.com/office/word/2020/wordml/sdtdatahash" xmlns:w16sdtfl="http://schemas.microsoft.com/office/word/2024/wordml/sdtformatlock" xmlns:w16se="http://schemas.microsoft.com/office/word/2015/wordml/symex" xmlns:wpg="http://schemas.microsoft.com/office/word/2010/wordprocessingGroup" xmlns:wpi="http://schemas.microsoft.com/office/word/2010/wordprocessingInk" xmlns:wne="http://schemas.microsoft.com/office/word/2006/wordml" xmlns:wps="http://schemas.microsoft.com/office/word/2010/wordprocessingShape" mc:Ignorable="w14 w15 w16se w16cid w16 w16cex w16sdtdh w16sdtfl w16du wp14">
   <w:abstractNum w:abstractNumId="0" w15:restartNumberingAfterBreak="0">
-    <w:nsid w:val="472E7EE2"/>
+    <w:nsid w:val="0F236E15"/>
     <w:multiLevelType w:val="multilevel"/>
-    <w:tmpl w:val="055C1334"/>
+    <w:tmpl w:val="E59C4F74"/>
     <w:lvl w:ilvl="0">
       <w:start w:val="1"/>
       <w:numFmt w:val="bullet"/>
@@ -2920,6 +3784,155 @@
     </w:lvl>
   </w:abstractNum>
   <w:abstractNum w:abstractNumId="1" w15:restartNumberingAfterBreak="0">
+    <w:nsid w:val="472E7EE2"/>
+    <w:multiLevelType w:val="multilevel"/>
+    <w:tmpl w:val="055C1334"/>
+    <w:lvl w:ilvl="0">
+      <w:start w:val="1"/>
+      <w:numFmt w:val="bullet"/>
+      <w:lvlText w:val=""/>
+      <w:lvlJc w:val="left"/>
+      <w:pPr>
+        <w:tabs>
+          <w:tab w:val="num" w:pos="720"/>
+        </w:tabs>
+        <w:ind w:left="720" w:hanging="360"/>
+      </w:pPr>
+      <w:rPr>
+        <w:rFonts w:ascii="Symbol" w:hAnsi="Symbol" w:hint="default"/>
+        <w:sz w:val="20"/>
+      </w:rPr>
+    </w:lvl>
+    <w:lvl w:ilvl="1" w:tentative="1">
+      <w:start w:val="1"/>
+      <w:numFmt w:val="bullet"/>
+      <w:lvlText w:val="o"/>
+      <w:lvlJc w:val="left"/>
+      <w:pPr>
+        <w:tabs>
+          <w:tab w:val="num" w:pos="1440"/>
+        </w:tabs>
+        <w:ind w:left="1440" w:hanging="360"/>
+      </w:pPr>
+      <w:rPr>
+        <w:rFonts w:ascii="Courier New" w:hAnsi="Courier New" w:hint="default"/>
+        <w:sz w:val="20"/>
+      </w:rPr>
+    </w:lvl>
+    <w:lvl w:ilvl="2" w:tentative="1">
+      <w:start w:val="1"/>
+      <w:numFmt w:val="bullet"/>
+      <w:lvlText w:val=""/>
+      <w:lvlJc w:val="left"/>
+      <w:pPr>
+        <w:tabs>
+          <w:tab w:val="num" w:pos="2160"/>
+        </w:tabs>
+        <w:ind w:left="2160" w:hanging="360"/>
+      </w:pPr>
+      <w:rPr>
+        <w:rFonts w:ascii="Wingdings" w:hAnsi="Wingdings" w:hint="default"/>
+        <w:sz w:val="20"/>
+      </w:rPr>
+    </w:lvl>
+    <w:lvl w:ilvl="3" w:tentative="1">
+      <w:start w:val="1"/>
+      <w:numFmt w:val="bullet"/>
+      <w:lvlText w:val=""/>
+      <w:lvlJc w:val="left"/>
+      <w:pPr>
+        <w:tabs>
+          <w:tab w:val="num" w:pos="2880"/>
+        </w:tabs>
+        <w:ind w:left="2880" w:hanging="360"/>
+      </w:pPr>
+      <w:rPr>
+        <w:rFonts w:ascii="Wingdings" w:hAnsi="Wingdings" w:hint="default"/>
+        <w:sz w:val="20"/>
+      </w:rPr>
+    </w:lvl>
+    <w:lvl w:ilvl="4" w:tentative="1">
+      <w:start w:val="1"/>
+      <w:numFmt w:val="bullet"/>
+      <w:lvlText w:val=""/>
+      <w:lvlJc w:val="left"/>
+      <w:pPr>
+        <w:tabs>
+          <w:tab w:val="num" w:pos="3600"/>
+        </w:tabs>
+        <w:ind w:left="3600" w:hanging="360"/>
+      </w:pPr>
+      <w:rPr>
+        <w:rFonts w:ascii="Wingdings" w:hAnsi="Wingdings" w:hint="default"/>
+        <w:sz w:val="20"/>
+      </w:rPr>
+    </w:lvl>
+    <w:lvl w:ilvl="5" w:tentative="1">
+      <w:start w:val="1"/>
+      <w:numFmt w:val="bullet"/>
+      <w:lvlText w:val=""/>
+      <w:lvlJc w:val="left"/>
+      <w:pPr>
+        <w:tabs>
+          <w:tab w:val="num" w:pos="4320"/>
+        </w:tabs>
+        <w:ind w:left="4320" w:hanging="360"/>
+      </w:pPr>
+      <w:rPr>
+        <w:rFonts w:ascii="Wingdings" w:hAnsi="Wingdings" w:hint="default"/>
+        <w:sz w:val="20"/>
+      </w:rPr>
+    </w:lvl>
+    <w:lvl w:ilvl="6" w:tentative="1">
+      <w:start w:val="1"/>
+      <w:numFmt w:val="bullet"/>
+      <w:lvlText w:val=""/>
+      <w:lvlJc w:val="left"/>
+      <w:pPr>
+        <w:tabs>
+          <w:tab w:val="num" w:pos="5040"/>
+        </w:tabs>
+        <w:ind w:left="5040" w:hanging="360"/>
+      </w:pPr>
+      <w:rPr>
+        <w:rFonts w:ascii="Wingdings" w:hAnsi="Wingdings" w:hint="default"/>
+        <w:sz w:val="20"/>
+      </w:rPr>
+    </w:lvl>
+    <w:lvl w:ilvl="7" w:tentative="1">
+      <w:start w:val="1"/>
+      <w:numFmt w:val="bullet"/>
+      <w:lvlText w:val=""/>
+      <w:lvlJc w:val="left"/>
+      <w:pPr>
+        <w:tabs>
+          <w:tab w:val="num" w:pos="5760"/>
+        </w:tabs>
+        <w:ind w:left="5760" w:hanging="360"/>
+      </w:pPr>
+      <w:rPr>
+        <w:rFonts w:ascii="Wingdings" w:hAnsi="Wingdings" w:hint="default"/>
+        <w:sz w:val="20"/>
+      </w:rPr>
+    </w:lvl>
+    <w:lvl w:ilvl="8" w:tentative="1">
+      <w:start w:val="1"/>
+      <w:numFmt w:val="bullet"/>
+      <w:lvlText w:val=""/>
+      <w:lvlJc w:val="left"/>
+      <w:pPr>
+        <w:tabs>
+          <w:tab w:val="num" w:pos="6480"/>
+        </w:tabs>
+        <w:ind w:left="6480" w:hanging="360"/>
+      </w:pPr>
+      <w:rPr>
+        <w:rFonts w:ascii="Wingdings" w:hAnsi="Wingdings" w:hint="default"/>
+        <w:sz w:val="20"/>
+      </w:rPr>
+    </w:lvl>
+  </w:abstractNum>
+  <w:abstractNum w:abstractNumId="2" w15:restartNumberingAfterBreak="0">
     <w:nsid w:val="49C84A13"/>
     <w:multiLevelType w:val="multilevel"/>
     <w:tmpl w:val="0984567A"/>
@@ -3033,10 +4046,13 @@
     </w:lvl>
   </w:abstractNum>
   <w:num w:numId="1" w16cid:durableId="253444378">
-    <w:abstractNumId w:val="0"/>
+    <w:abstractNumId w:val="1"/>
   </w:num>
   <w:num w:numId="2" w16cid:durableId="269775061">
-    <w:abstractNumId w:val="1"/>
+    <w:abstractNumId w:val="2"/>
+  </w:num>
+  <w:num w:numId="3" w16cid:durableId="1301109233">
+    <w:abstractNumId w:val="0"/>
   </w:num>
 </w:numbering>
 </file>
@@ -3472,7 +4488,6 @@
     <w:next w:val="Normal"/>
     <w:link w:val="Heading2Char"/>
     <w:uiPriority w:val="9"/>
-    <w:semiHidden/>
     <w:unhideWhenUsed/>
     <w:qFormat/>
     <w:rsid w:val="003D5D09"/>
@@ -3495,7 +4510,6 @@
     <w:next w:val="Normal"/>
     <w:link w:val="Heading3Char"/>
     <w:uiPriority w:val="9"/>
-    <w:semiHidden/>
     <w:unhideWhenUsed/>
     <w:qFormat/>
     <w:rsid w:val="003D5D09"/>
@@ -3731,7 +4745,6 @@
     <w:basedOn w:val="DefaultParagraphFont"/>
     <w:link w:val="Heading2"/>
     <w:uiPriority w:val="9"/>
-    <w:semiHidden/>
     <w:rsid w:val="003D5D09"/>
     <w:rPr>
       <w:rFonts w:asciiTheme="majorHAnsi" w:eastAsiaTheme="majorEastAsia" w:hAnsiTheme="majorHAnsi" w:cstheme="majorBidi"/>
@@ -3746,7 +4759,6 @@
     <w:basedOn w:val="DefaultParagraphFont"/>
     <w:link w:val="Heading3"/>
     <w:uiPriority w:val="9"/>
-    <w:semiHidden/>
     <w:rsid w:val="003D5D09"/>
     <w:rPr>
       <w:rFonts w:eastAsiaTheme="majorEastAsia" w:cstheme="majorBidi"/>
@@ -4036,6 +5048,105 @@
     <w:rPr>
       <w:color w:val="605E5C"/>
       <w:shd w:val="clear" w:color="auto" w:fill="E1DFDD"/>
+    </w:rPr>
+  </w:style>
+  <w:style w:type="character" w:styleId="HTMLCode">
+    <w:name w:val="HTML Code"/>
+    <w:basedOn w:val="DefaultParagraphFont"/>
+    <w:uiPriority w:val="99"/>
+    <w:semiHidden/>
+    <w:unhideWhenUsed/>
+    <w:rsid w:val="00E57A34"/>
+    <w:rPr>
+      <w:rFonts w:ascii="Courier New" w:eastAsia="Times New Roman" w:hAnsi="Courier New" w:cs="Courier New"/>
+      <w:sz w:val="20"/>
+      <w:szCs w:val="20"/>
+    </w:rPr>
+  </w:style>
+  <w:style w:type="paragraph" w:customStyle="1" w:styleId="font-claude-response-body">
+    <w:name w:val="font-claude-response-body"/>
+    <w:basedOn w:val="Normal"/>
+    <w:rsid w:val="00E57A34"/>
+    <w:pPr>
+      <w:spacing w:before="100" w:beforeAutospacing="1" w:after="100" w:afterAutospacing="1" w:line="240" w:lineRule="auto"/>
+    </w:pPr>
+    <w:rPr>
+      <w:rFonts w:ascii="Times New Roman" w:eastAsia="Times New Roman" w:hAnsi="Times New Roman" w:cs="Times New Roman"/>
+      <w:kern w:val="0"/>
+      <w:sz w:val="24"/>
+      <w:szCs w:val="24"/>
+      <w:lang/>
+      <w14:ligatures w14:val="none"/>
+    </w:rPr>
+  </w:style>
+  <w:style w:type="paragraph" w:styleId="HTMLPreformatted">
+    <w:name w:val="HTML Preformatted"/>
+    <w:basedOn w:val="Normal"/>
+    <w:link w:val="HTMLPreformattedChar"/>
+    <w:uiPriority w:val="99"/>
+    <w:semiHidden/>
+    <w:unhideWhenUsed/>
+    <w:rsid w:val="00E57A34"/>
+    <w:pPr>
+      <w:tabs>
+        <w:tab w:val="left" w:pos="916"/>
+        <w:tab w:val="left" w:pos="1832"/>
+        <w:tab w:val="left" w:pos="2748"/>
+        <w:tab w:val="left" w:pos="3664"/>
+        <w:tab w:val="left" w:pos="4580"/>
+        <w:tab w:val="left" w:pos="5496"/>
+        <w:tab w:val="left" w:pos="6412"/>
+        <w:tab w:val="left" w:pos="7328"/>
+        <w:tab w:val="left" w:pos="8244"/>
+        <w:tab w:val="left" w:pos="9160"/>
+        <w:tab w:val="left" w:pos="10076"/>
+        <w:tab w:val="left" w:pos="10992"/>
+        <w:tab w:val="left" w:pos="11908"/>
+        <w:tab w:val="left" w:pos="12824"/>
+        <w:tab w:val="left" w:pos="13740"/>
+        <w:tab w:val="left" w:pos="14656"/>
+      </w:tabs>
+      <w:spacing w:after="0" w:line="240" w:lineRule="auto"/>
+    </w:pPr>
+    <w:rPr>
+      <w:rFonts w:ascii="Courier New" w:eastAsia="Times New Roman" w:hAnsi="Courier New" w:cs="Courier New"/>
+      <w:kern w:val="0"/>
+      <w:sz w:val="20"/>
+      <w:szCs w:val="20"/>
+      <w:lang/>
+      <w14:ligatures w14:val="none"/>
+    </w:rPr>
+  </w:style>
+  <w:style w:type="character" w:customStyle="1" w:styleId="HTMLPreformattedChar">
+    <w:name w:val="HTML Preformatted Char"/>
+    <w:basedOn w:val="DefaultParagraphFont"/>
+    <w:link w:val="HTMLPreformatted"/>
+    <w:uiPriority w:val="99"/>
+    <w:semiHidden/>
+    <w:rsid w:val="00E57A34"/>
+    <w:rPr>
+      <w:rFonts w:ascii="Courier New" w:eastAsia="Times New Roman" w:hAnsi="Courier New" w:cs="Courier New"/>
+      <w:kern w:val="0"/>
+      <w:sz w:val="20"/>
+      <w:szCs w:val="20"/>
+      <w:lang/>
+      <w14:ligatures w14:val="none"/>
+    </w:rPr>
+  </w:style>
+  <w:style w:type="paragraph" w:customStyle="1" w:styleId="whitespace-normal">
+    <w:name w:val="whitespace-normal"/>
+    <w:basedOn w:val="Normal"/>
+    <w:rsid w:val="00E57A34"/>
+    <w:pPr>
+      <w:spacing w:before="100" w:beforeAutospacing="1" w:after="100" w:afterAutospacing="1" w:line="240" w:lineRule="auto"/>
+    </w:pPr>
+    <w:rPr>
+      <w:rFonts w:ascii="Times New Roman" w:eastAsia="Times New Roman" w:hAnsi="Times New Roman" w:cs="Times New Roman"/>
+      <w:kern w:val="0"/>
+      <w:sz w:val="24"/>
+      <w:szCs w:val="24"/>
+      <w:lang/>
+      <w14:ligatures w14:val="none"/>
     </w:rPr>
   </w:style>
 </w:styles>
